--- a/Y3/T2/Network Security/Lab/MOD12-13-14/GNS3/Answer/14.9.9 Lab - Configure STP Security.docx
+++ b/Y3/T2/Network Security/Lab/MOD12-13-14/GNS3/Answer/14.9.9 Lab - Configure STP Security.docx
@@ -1,6 +1,6 @@
 
 <file path=word/document.xml><?xml version="1.0" encoding="utf-8"?>
-<w:document xmlns:wpc="http://schemas.microsoft.com/office/word/2010/wordprocessingCanvas" xmlns:cx="http://schemas.microsoft.com/office/drawing/2014/chartex" xmlns:cx1="http://schemas.microsoft.com/office/drawing/2015/9/8/chartex" xmlns:cx2="http://schemas.microsoft.com/office/drawing/2015/10/21/chartex" xmlns:cx3="http://schemas.microsoft.com/office/drawing/2016/5/9/chartex" xmlns:cx4="http://schemas.microsoft.com/office/drawing/2016/5/10/chartex" xmlns:cx5="http://schemas.microsoft.com/office/drawing/2016/5/11/chartex" xmlns:cx6="http://schemas.microsoft.com/office/drawing/2016/5/12/chartex" xmlns:cx7="http://schemas.microsoft.com/office/drawing/2016/5/13/chartex" xmlns:cx8="http://schemas.microsoft.com/office/drawing/2016/5/14/chartex" xmlns:mc="http://schemas.openxmlformats.org/markup-compatibility/2006" xmlns:aink="http://schemas.microsoft.com/office/drawing/2016/ink" xmlns:am3d="http://schemas.microsoft.com/office/drawing/2017/model3d" xmlns:o="urn:schemas-microsoft-com:office:office" xmlns:r="http://schemas.openxmlformats.org/officeDocument/2006/relationships" xmlns:m="http://schemas.openxmlformats.org/officeDocument/2006/math" xmlns:v="urn:schemas-microsoft-com:vml" xmlns:wp14="http://schemas.microsoft.com/office/word/2010/wordprocessingDrawing" xmlns:wp="http://schemas.openxmlformats.org/drawingml/2006/wordprocessingDrawing" xmlns:w10="urn:schemas-microsoft-com:office:word" xmlns:w="http://schemas.openxmlformats.org/wordprocessingml/2006/main" xmlns:w14="http://schemas.microsoft.com/office/word/2010/wordml" xmlns:w15="http://schemas.microsoft.com/office/word/2012/wordml" xmlns:w16cex="http://schemas.microsoft.com/office/word/2018/wordml/cex" xmlns:w16cid="http://schemas.microsoft.com/office/word/2016/wordml/cid" xmlns:w16="http://schemas.microsoft.com/office/word/2018/wordml" xmlns:w16se="http://schemas.microsoft.com/office/word/2015/wordml/symex" xmlns:wpg="http://schemas.microsoft.com/office/word/2010/wordprocessingGroup" xmlns:wpi="http://schemas.microsoft.com/office/word/2010/wordprocessingInk" xmlns:wne="http://schemas.microsoft.com/office/word/2006/wordml" xmlns:wps="http://schemas.microsoft.com/office/word/2010/wordprocessingShape" mc:Ignorable="w14 w15 w16se w16cid w16 w16cex wp14">
+<w:document xmlns:wpc="http://schemas.microsoft.com/office/word/2010/wordprocessingCanvas" xmlns:cx="http://schemas.microsoft.com/office/drawing/2014/chartex" xmlns:cx1="http://schemas.microsoft.com/office/drawing/2015/9/8/chartex" xmlns:cx2="http://schemas.microsoft.com/office/drawing/2015/10/21/chartex" xmlns:cx3="http://schemas.microsoft.com/office/drawing/2016/5/9/chartex" xmlns:cx4="http://schemas.microsoft.com/office/drawing/2016/5/10/chartex" xmlns:cx5="http://schemas.microsoft.com/office/drawing/2016/5/11/chartex" xmlns:cx6="http://schemas.microsoft.com/office/drawing/2016/5/12/chartex" xmlns:cx7="http://schemas.microsoft.com/office/drawing/2016/5/13/chartex" xmlns:cx8="http://schemas.microsoft.com/office/drawing/2016/5/14/chartex" xmlns:mc="http://schemas.openxmlformats.org/markup-compatibility/2006" xmlns:aink="http://schemas.microsoft.com/office/drawing/2016/ink" xmlns:am3d="http://schemas.microsoft.com/office/drawing/2017/model3d" xmlns:o="urn:schemas-microsoft-com:office:office" xmlns:oel="http://schemas.microsoft.com/office/2019/extlst" xmlns:r="http://schemas.openxmlformats.org/officeDocument/2006/relationships" xmlns:m="http://schemas.openxmlformats.org/officeDocument/2006/math" xmlns:v="urn:schemas-microsoft-com:vml" xmlns:wp14="http://schemas.microsoft.com/office/word/2010/wordprocessingDrawing" xmlns:wp="http://schemas.openxmlformats.org/drawingml/2006/wordprocessingDrawing" xmlns:w10="urn:schemas-microsoft-com:office:word" xmlns:w="http://schemas.openxmlformats.org/wordprocessingml/2006/main" xmlns:w14="http://schemas.microsoft.com/office/word/2010/wordml" xmlns:w15="http://schemas.microsoft.com/office/word/2012/wordml" xmlns:w16cex="http://schemas.microsoft.com/office/word/2018/wordml/cex" xmlns:w16cid="http://schemas.microsoft.com/office/word/2016/wordml/cid" xmlns:w16="http://schemas.microsoft.com/office/word/2018/wordml" xmlns:w16du="http://schemas.microsoft.com/office/word/2023/wordml/word16du" xmlns:w16sdtdh="http://schemas.microsoft.com/office/word/2020/wordml/sdtdatahash" xmlns:w16sdtfl="http://schemas.microsoft.com/office/word/2024/wordml/sdtformatlock" xmlns:w16se="http://schemas.microsoft.com/office/word/2015/wordml/symex" xmlns:wpg="http://schemas.microsoft.com/office/word/2010/wordprocessingGroup" xmlns:wpi="http://schemas.microsoft.com/office/word/2010/wordprocessingInk" xmlns:wne="http://schemas.microsoft.com/office/word/2006/wordml" xmlns:wps="http://schemas.microsoft.com/office/word/2010/wordprocessingShape" mc:Ignorable="w14 w15 w16se w16cid w16 w16cex w16sdtdh w16sdtfl w16du wp14">
   <w:body>
     <w:p>
       <w:pPr>
@@ -1676,7 +1676,6 @@
         <w:rPr>
           <w:noProof/>
         </w:rPr>
-        <w:lastRenderedPageBreak/>
         <w:t>Cable the network as shown in the topology.</w:t>
       </w:r>
     </w:p>
@@ -2270,6 +2269,48 @@
     </w:p>
     <w:p>
       <w:pPr>
+        <w:pStyle w:val="BodyTextL50"/>
+      </w:pPr>
+      <w:r>
+        <w:drawing>
+          <wp:inline distT="0" distB="0" distL="0" distR="0" wp14:anchorId="020921FA" wp14:editId="3369311D">
+            <wp:extent cx="5363323" cy="1505160"/>
+            <wp:effectExtent l="0" t="0" r="8890" b="0"/>
+            <wp:docPr id="1406886671" name="Picture 1"/>
+            <wp:cNvGraphicFramePr>
+              <a:graphicFrameLocks xmlns:a="http://schemas.openxmlformats.org/drawingml/2006/main" noChangeAspect="1"/>
+            </wp:cNvGraphicFramePr>
+            <a:graphic xmlns:a="http://schemas.openxmlformats.org/drawingml/2006/main">
+              <a:graphicData uri="http://schemas.openxmlformats.org/drawingml/2006/picture">
+                <pic:pic xmlns:pic="http://schemas.openxmlformats.org/drawingml/2006/picture">
+                  <pic:nvPicPr>
+                    <pic:cNvPr id="1406886671" name=""/>
+                    <pic:cNvPicPr/>
+                  </pic:nvPicPr>
+                  <pic:blipFill>
+                    <a:blip r:embed="rId9"/>
+                    <a:stretch>
+                      <a:fillRect/>
+                    </a:stretch>
+                  </pic:blipFill>
+                  <pic:spPr>
+                    <a:xfrm>
+                      <a:off x="0" y="0"/>
+                      <a:ext cx="5363323" cy="1505160"/>
+                    </a:xfrm>
+                    <a:prstGeom prst="rect">
+                      <a:avLst/>
+                    </a:prstGeom>
+                  </pic:spPr>
+                </pic:pic>
+              </a:graphicData>
+            </a:graphic>
+          </wp:inline>
+        </w:drawing>
+      </w:r>
+    </w:p>
+    <w:p>
+      <w:pPr>
         <w:pStyle w:val="Heading3"/>
         <w:rPr>
           <w:noProof/>
@@ -2336,7 +2377,6 @@
         <w:spacing w:before="120"/>
       </w:pPr>
       <w:r>
-        <w:lastRenderedPageBreak/>
         <w:t xml:space="preserve">Configure </w:t>
       </w:r>
       <w:r>
@@ -2879,6 +2919,54 @@
     </w:p>
     <w:p>
       <w:pPr>
+        <w:pStyle w:val="CMDOutput"/>
+        <w:rPr>
+          <w:noProof/>
+        </w:rPr>
+      </w:pPr>
+      <w:r>
+        <w:rPr>
+          <w:noProof/>
+        </w:rPr>
+        <w:drawing>
+          <wp:inline distT="0" distB="0" distL="0" distR="0" wp14:anchorId="49F2F7D9" wp14:editId="0CC9994D">
+            <wp:extent cx="6400800" cy="3926205"/>
+            <wp:effectExtent l="0" t="0" r="0" b="0"/>
+            <wp:docPr id="1715419259" name="Picture 1"/>
+            <wp:cNvGraphicFramePr>
+              <a:graphicFrameLocks xmlns:a="http://schemas.openxmlformats.org/drawingml/2006/main" noChangeAspect="1"/>
+            </wp:cNvGraphicFramePr>
+            <a:graphic xmlns:a="http://schemas.openxmlformats.org/drawingml/2006/main">
+              <a:graphicData uri="http://schemas.openxmlformats.org/drawingml/2006/picture">
+                <pic:pic xmlns:pic="http://schemas.openxmlformats.org/drawingml/2006/picture">
+                  <pic:nvPicPr>
+                    <pic:cNvPr id="1715419259" name=""/>
+                    <pic:cNvPicPr/>
+                  </pic:nvPicPr>
+                  <pic:blipFill>
+                    <a:blip r:embed="rId10"/>
+                    <a:stretch>
+                      <a:fillRect/>
+                    </a:stretch>
+                  </pic:blipFill>
+                  <pic:spPr>
+                    <a:xfrm>
+                      <a:off x="0" y="0"/>
+                      <a:ext cx="6400800" cy="3926205"/>
+                    </a:xfrm>
+                    <a:prstGeom prst="rect">
+                      <a:avLst/>
+                    </a:prstGeom>
+                  </pic:spPr>
+                </pic:pic>
+              </a:graphicData>
+            </a:graphic>
+          </wp:inline>
+        </w:drawing>
+      </w:r>
+    </w:p>
+    <w:p>
+      <w:pPr>
         <w:pStyle w:val="Heading4"/>
         <w:rPr>
           <w:noProof/>
@@ -2911,13 +2999,15 @@
         <w:pStyle w:val="AnswerLineL50"/>
         <w:rPr>
           <w:noProof/>
-        </w:rPr>
-      </w:pPr>
-      <w:r>
-        <w:rPr>
-          <w:noProof/>
-        </w:rPr>
-        <w:t>Type your answers here.</w:t>
+          <w:color w:val="EE0000"/>
+        </w:rPr>
+      </w:pPr>
+      <w:r>
+        <w:rPr>
+          <w:noProof/>
+          <w:color w:val="EE0000"/>
+        </w:rPr>
+        <w:t>1</w:t>
       </w:r>
     </w:p>
     <w:p>
@@ -2951,13 +3041,15 @@
         <w:pStyle w:val="AnswerLineL50"/>
         <w:rPr>
           <w:noProof/>
-        </w:rPr>
-      </w:pPr>
-      <w:r>
-        <w:rPr>
-          <w:noProof/>
-        </w:rPr>
-        <w:t>Type your answers here.</w:t>
+          <w:color w:val="EE0000"/>
+        </w:rPr>
+      </w:pPr>
+      <w:r>
+        <w:rPr>
+          <w:noProof/>
+          <w:color w:val="EE0000"/>
+        </w:rPr>
+        <w:t>E0/0-3,E1/0-3</w:t>
       </w:r>
     </w:p>
     <w:p>
@@ -2965,7 +3057,6 @@
         <w:pStyle w:val="Heading3"/>
       </w:pPr>
       <w:r>
-        <w:lastRenderedPageBreak/>
         <w:t xml:space="preserve">Configure </w:t>
       </w:r>
       <w:r>
@@ -3693,7 +3784,6 @@
         <w:rPr>
           <w:noProof/>
         </w:rPr>
-        <w:lastRenderedPageBreak/>
         <w:t xml:space="preserve">Prevent the use of DTP </w:t>
       </w:r>
       <w:r>
@@ -4192,7 +4282,6 @@
         <w:pStyle w:val="CMDOutput"/>
       </w:pPr>
       <w:r>
-        <w:lastRenderedPageBreak/>
         <w:t>Capture VLANs Allowed: ALL</w:t>
       </w:r>
     </w:p>
@@ -4779,7 +4868,6 @@
         </w:rPr>
       </w:pPr>
       <w:r>
-        <w:lastRenderedPageBreak/>
         <w:t>%</w:t>
       </w:r>
       <w:r>
@@ -5434,7 +5522,6 @@
         <w:rPr>
           <w:noProof/>
         </w:rPr>
-        <w:lastRenderedPageBreak/>
         <w:t>Enable root guard.</w:t>
       </w:r>
     </w:p>
@@ -6052,7 +6139,6 @@
         <w:pStyle w:val="CMDOutput"/>
       </w:pPr>
       <w:r>
-        <w:lastRenderedPageBreak/>
         <w:t>Extended system ID           is enabled</w:t>
       </w:r>
     </w:p>
@@ -6623,7 +6709,6 @@
           <w:b/>
           <w:noProof/>
         </w:rPr>
-        <w:lastRenderedPageBreak/>
         <w:t>Note</w:t>
       </w:r>
       <w:r>
@@ -7575,7 +7660,6 @@
           <w:b/>
           <w:noProof/>
         </w:rPr>
-        <w:lastRenderedPageBreak/>
         <w:t>Note</w:t>
       </w:r>
       <w:r>
@@ -8331,7 +8415,6 @@
         <w:rPr>
           <w:noProof/>
         </w:rPr>
-        <w:lastRenderedPageBreak/>
         <w:t xml:space="preserve">R1(config)# </w:t>
       </w:r>
       <w:r>
@@ -9098,7 +9181,6 @@
         <w:rPr>
           <w:noProof/>
         </w:rPr>
-        <w:lastRenderedPageBreak/>
         <w:t>Ports F0/1, F0/5, and F0/6 are used on</w:t>
       </w:r>
       <w:r>
@@ -9768,7 +9850,6 @@
         <w:rPr>
           <w:noProof/>
         </w:rPr>
-        <w:lastRenderedPageBreak/>
         <w:t>Configure the PVLAN Edge feature in interface configuration mode using the following commands:</w:t>
       </w:r>
     </w:p>
@@ -10406,7 +10487,6 @@
               <w:pStyle w:val="TableText"/>
             </w:pPr>
             <w:r>
-              <w:lastRenderedPageBreak/>
               <w:t>2900</w:t>
             </w:r>
           </w:p>
@@ -10706,10 +10786,10 @@
       <w:bookmarkEnd w:id="13"/>
     </w:p>
     <w:sectPr>
-      <w:headerReference w:type="default" r:id="rId9"/>
-      <w:footerReference w:type="default" r:id="rId10"/>
-      <w:headerReference w:type="first" r:id="rId11"/>
-      <w:footerReference w:type="first" r:id="rId12"/>
+      <w:headerReference w:type="default" r:id="rId11"/>
+      <w:footerReference w:type="default" r:id="rId12"/>
+      <w:headerReference w:type="first" r:id="rId13"/>
+      <w:footerReference w:type="first" r:id="rId14"/>
       <w:pgSz w:w="12240" w:h="15840" w:code="1"/>
       <w:pgMar w:top="1526" w:right="1080" w:bottom="1296" w:left="1080" w:header="720" w:footer="720" w:gutter="0"/>
       <w:cols w:space="720"/>
@@ -10721,7 +10801,7 @@
 </file>
 
 <file path=word/endnotes.xml><?xml version="1.0" encoding="utf-8"?>
-<w:endnotes xmlns:wpc="http://schemas.microsoft.com/office/word/2010/wordprocessingCanvas" xmlns:cx="http://schemas.microsoft.com/office/drawing/2014/chartex" xmlns:cx1="http://schemas.microsoft.com/office/drawing/2015/9/8/chartex" xmlns:cx2="http://schemas.microsoft.com/office/drawing/2015/10/21/chartex" xmlns:cx3="http://schemas.microsoft.com/office/drawing/2016/5/9/chartex" xmlns:cx4="http://schemas.microsoft.com/office/drawing/2016/5/10/chartex" xmlns:cx5="http://schemas.microsoft.com/office/drawing/2016/5/11/chartex" xmlns:cx6="http://schemas.microsoft.com/office/drawing/2016/5/12/chartex" xmlns:cx7="http://schemas.microsoft.com/office/drawing/2016/5/13/chartex" xmlns:cx8="http://schemas.microsoft.com/office/drawing/2016/5/14/chartex" xmlns:mc="http://schemas.openxmlformats.org/markup-compatibility/2006" xmlns:aink="http://schemas.microsoft.com/office/drawing/2016/ink" xmlns:am3d="http://schemas.microsoft.com/office/drawing/2017/model3d" xmlns:o="urn:schemas-microsoft-com:office:office" xmlns:r="http://schemas.openxmlformats.org/officeDocument/2006/relationships" xmlns:m="http://schemas.openxmlformats.org/officeDocument/2006/math" xmlns:v="urn:schemas-microsoft-com:vml" xmlns:wp14="http://schemas.microsoft.com/office/word/2010/wordprocessingDrawing" xmlns:wp="http://schemas.openxmlformats.org/drawingml/2006/wordprocessingDrawing" xmlns:w10="urn:schemas-microsoft-com:office:word" xmlns:w="http://schemas.openxmlformats.org/wordprocessingml/2006/main" xmlns:w14="http://schemas.microsoft.com/office/word/2010/wordml" xmlns:w15="http://schemas.microsoft.com/office/word/2012/wordml" xmlns:w16cex="http://schemas.microsoft.com/office/word/2018/wordml/cex" xmlns:w16cid="http://schemas.microsoft.com/office/word/2016/wordml/cid" xmlns:w16="http://schemas.microsoft.com/office/word/2018/wordml" xmlns:w16se="http://schemas.microsoft.com/office/word/2015/wordml/symex" xmlns:wpg="http://schemas.microsoft.com/office/word/2010/wordprocessingGroup" xmlns:wpi="http://schemas.microsoft.com/office/word/2010/wordprocessingInk" xmlns:wne="http://schemas.microsoft.com/office/word/2006/wordml" xmlns:wps="http://schemas.microsoft.com/office/word/2010/wordprocessingShape" mc:Ignorable="w14 w15 w16se w16cid w16 w16cex wp14">
+<w:endnotes xmlns:wpc="http://schemas.microsoft.com/office/word/2010/wordprocessingCanvas" xmlns:cx="http://schemas.microsoft.com/office/drawing/2014/chartex" xmlns:cx1="http://schemas.microsoft.com/office/drawing/2015/9/8/chartex" xmlns:cx2="http://schemas.microsoft.com/office/drawing/2015/10/21/chartex" xmlns:cx3="http://schemas.microsoft.com/office/drawing/2016/5/9/chartex" xmlns:cx4="http://schemas.microsoft.com/office/drawing/2016/5/10/chartex" xmlns:cx5="http://schemas.microsoft.com/office/drawing/2016/5/11/chartex" xmlns:cx6="http://schemas.microsoft.com/office/drawing/2016/5/12/chartex" xmlns:cx7="http://schemas.microsoft.com/office/drawing/2016/5/13/chartex" xmlns:cx8="http://schemas.microsoft.com/office/drawing/2016/5/14/chartex" xmlns:mc="http://schemas.openxmlformats.org/markup-compatibility/2006" xmlns:aink="http://schemas.microsoft.com/office/drawing/2016/ink" xmlns:am3d="http://schemas.microsoft.com/office/drawing/2017/model3d" xmlns:o="urn:schemas-microsoft-com:office:office" xmlns:oel="http://schemas.microsoft.com/office/2019/extlst" xmlns:r="http://schemas.openxmlformats.org/officeDocument/2006/relationships" xmlns:m="http://schemas.openxmlformats.org/officeDocument/2006/math" xmlns:v="urn:schemas-microsoft-com:vml" xmlns:wp14="http://schemas.microsoft.com/office/word/2010/wordprocessingDrawing" xmlns:wp="http://schemas.openxmlformats.org/drawingml/2006/wordprocessingDrawing" xmlns:w10="urn:schemas-microsoft-com:office:word" xmlns:w="http://schemas.openxmlformats.org/wordprocessingml/2006/main" xmlns:w14="http://schemas.microsoft.com/office/word/2010/wordml" xmlns:w15="http://schemas.microsoft.com/office/word/2012/wordml" xmlns:w16cex="http://schemas.microsoft.com/office/word/2018/wordml/cex" xmlns:w16cid="http://schemas.microsoft.com/office/word/2016/wordml/cid" xmlns:w16="http://schemas.microsoft.com/office/word/2018/wordml" xmlns:w16du="http://schemas.microsoft.com/office/word/2023/wordml/word16du" xmlns:w16sdtdh="http://schemas.microsoft.com/office/word/2020/wordml/sdtdatahash" xmlns:w16sdtfl="http://schemas.microsoft.com/office/word/2024/wordml/sdtformatlock" xmlns:w16se="http://schemas.microsoft.com/office/word/2015/wordml/symex" xmlns:wpg="http://schemas.microsoft.com/office/word/2010/wordprocessingGroup" xmlns:wpi="http://schemas.microsoft.com/office/word/2010/wordprocessingInk" xmlns:wne="http://schemas.microsoft.com/office/word/2006/wordml" xmlns:wps="http://schemas.microsoft.com/office/word/2010/wordprocessingShape" mc:Ignorable="w14 w15 w16se w16cid w16 w16cex w16sdtdh w16sdtfl w16du wp14">
   <w:endnote w:type="separator" w:id="-1">
     <w:p>
       <w:pPr>
@@ -10748,7 +10828,7 @@
 </file>
 
 <file path=word/footer1.xml><?xml version="1.0" encoding="utf-8"?>
-<w:ftr xmlns:wpc="http://schemas.microsoft.com/office/word/2010/wordprocessingCanvas" xmlns:cx="http://schemas.microsoft.com/office/drawing/2014/chartex" xmlns:cx1="http://schemas.microsoft.com/office/drawing/2015/9/8/chartex" xmlns:cx2="http://schemas.microsoft.com/office/drawing/2015/10/21/chartex" xmlns:cx3="http://schemas.microsoft.com/office/drawing/2016/5/9/chartex" xmlns:cx4="http://schemas.microsoft.com/office/drawing/2016/5/10/chartex" xmlns:cx5="http://schemas.microsoft.com/office/drawing/2016/5/11/chartex" xmlns:cx6="http://schemas.microsoft.com/office/drawing/2016/5/12/chartex" xmlns:cx7="http://schemas.microsoft.com/office/drawing/2016/5/13/chartex" xmlns:cx8="http://schemas.microsoft.com/office/drawing/2016/5/14/chartex" xmlns:mc="http://schemas.openxmlformats.org/markup-compatibility/2006" xmlns:aink="http://schemas.microsoft.com/office/drawing/2016/ink" xmlns:am3d="http://schemas.microsoft.com/office/drawing/2017/model3d" xmlns:o="urn:schemas-microsoft-com:office:office" xmlns:r="http://schemas.openxmlformats.org/officeDocument/2006/relationships" xmlns:m="http://schemas.openxmlformats.org/officeDocument/2006/math" xmlns:v="urn:schemas-microsoft-com:vml" xmlns:wp14="http://schemas.microsoft.com/office/word/2010/wordprocessingDrawing" xmlns:wp="http://schemas.openxmlformats.org/drawingml/2006/wordprocessingDrawing" xmlns:w10="urn:schemas-microsoft-com:office:word" xmlns:w="http://schemas.openxmlformats.org/wordprocessingml/2006/main" xmlns:w14="http://schemas.microsoft.com/office/word/2010/wordml" xmlns:w15="http://schemas.microsoft.com/office/word/2012/wordml" xmlns:w16cex="http://schemas.microsoft.com/office/word/2018/wordml/cex" xmlns:w16cid="http://schemas.microsoft.com/office/word/2016/wordml/cid" xmlns:w16="http://schemas.microsoft.com/office/word/2018/wordml" xmlns:w16se="http://schemas.microsoft.com/office/word/2015/wordml/symex" xmlns:wpg="http://schemas.microsoft.com/office/word/2010/wordprocessingGroup" xmlns:wpi="http://schemas.microsoft.com/office/word/2010/wordprocessingInk" xmlns:wne="http://schemas.microsoft.com/office/word/2006/wordml" xmlns:wps="http://schemas.microsoft.com/office/word/2010/wordprocessingShape" mc:Ignorable="w14 w15 w16se w16cid w16 w16cex wp14">
+<w:ftr xmlns:wpc="http://schemas.microsoft.com/office/word/2010/wordprocessingCanvas" xmlns:cx="http://schemas.microsoft.com/office/drawing/2014/chartex" xmlns:cx1="http://schemas.microsoft.com/office/drawing/2015/9/8/chartex" xmlns:cx2="http://schemas.microsoft.com/office/drawing/2015/10/21/chartex" xmlns:cx3="http://schemas.microsoft.com/office/drawing/2016/5/9/chartex" xmlns:cx4="http://schemas.microsoft.com/office/drawing/2016/5/10/chartex" xmlns:cx5="http://schemas.microsoft.com/office/drawing/2016/5/11/chartex" xmlns:cx6="http://schemas.microsoft.com/office/drawing/2016/5/12/chartex" xmlns:cx7="http://schemas.microsoft.com/office/drawing/2016/5/13/chartex" xmlns:cx8="http://schemas.microsoft.com/office/drawing/2016/5/14/chartex" xmlns:mc="http://schemas.openxmlformats.org/markup-compatibility/2006" xmlns:aink="http://schemas.microsoft.com/office/drawing/2016/ink" xmlns:am3d="http://schemas.microsoft.com/office/drawing/2017/model3d" xmlns:o="urn:schemas-microsoft-com:office:office" xmlns:oel="http://schemas.microsoft.com/office/2019/extlst" xmlns:r="http://schemas.openxmlformats.org/officeDocument/2006/relationships" xmlns:m="http://schemas.openxmlformats.org/officeDocument/2006/math" xmlns:v="urn:schemas-microsoft-com:vml" xmlns:wp14="http://schemas.microsoft.com/office/word/2010/wordprocessingDrawing" xmlns:wp="http://schemas.openxmlformats.org/drawingml/2006/wordprocessingDrawing" xmlns:w10="urn:schemas-microsoft-com:office:word" xmlns:w="http://schemas.openxmlformats.org/wordprocessingml/2006/main" xmlns:w14="http://schemas.microsoft.com/office/word/2010/wordml" xmlns:w15="http://schemas.microsoft.com/office/word/2012/wordml" xmlns:w16cex="http://schemas.microsoft.com/office/word/2018/wordml/cex" xmlns:w16cid="http://schemas.microsoft.com/office/word/2016/wordml/cid" xmlns:w16="http://schemas.microsoft.com/office/word/2018/wordml" xmlns:w16du="http://schemas.microsoft.com/office/word/2023/wordml/word16du" xmlns:w16sdtdh="http://schemas.microsoft.com/office/word/2020/wordml/sdtdatahash" xmlns:w16sdtfl="http://schemas.microsoft.com/office/word/2024/wordml/sdtformatlock" xmlns:w16se="http://schemas.microsoft.com/office/word/2015/wordml/symex" xmlns:wpg="http://schemas.microsoft.com/office/word/2010/wordprocessingGroup" xmlns:wpi="http://schemas.microsoft.com/office/word/2010/wordprocessingInk" xmlns:wne="http://schemas.microsoft.com/office/word/2006/wordml" xmlns:wps="http://schemas.microsoft.com/office/word/2010/wordprocessingShape" mc:Ignorable="w14 w15 w16se w16cid w16 w16cex w16sdtdh w16sdtfl w16du wp14">
   <w:p>
     <w:pPr>
       <w:pStyle w:val="Footer"/>
@@ -10770,7 +10850,6 @@
         <w:dataBinding w:prefixMappings="xmlns:ns0='http://purl.org/dc/elements/1.1/' xmlns:ns1='http://schemas.openxmlformats.org/package/2006/metadata/core-properties' " w:xpath="/ns1:coreProperties[1]/ns0:description[1]" w:storeItemID="{6C3C8BC8-F283-45AE-878A-BAB7291924A1}"/>
         <w:text w:multiLine="1"/>
       </w:sdtPr>
-      <w:sdtEndPr/>
       <w:sdtContent>
         <w:r>
           <w:t>2019</w:t>
@@ -10908,7 +10987,7 @@
 </file>
 
 <file path=word/footer2.xml><?xml version="1.0" encoding="utf-8"?>
-<w:ftr xmlns:wpc="http://schemas.microsoft.com/office/word/2010/wordprocessingCanvas" xmlns:cx="http://schemas.microsoft.com/office/drawing/2014/chartex" xmlns:cx1="http://schemas.microsoft.com/office/drawing/2015/9/8/chartex" xmlns:cx2="http://schemas.microsoft.com/office/drawing/2015/10/21/chartex" xmlns:cx3="http://schemas.microsoft.com/office/drawing/2016/5/9/chartex" xmlns:cx4="http://schemas.microsoft.com/office/drawing/2016/5/10/chartex" xmlns:cx5="http://schemas.microsoft.com/office/drawing/2016/5/11/chartex" xmlns:cx6="http://schemas.microsoft.com/office/drawing/2016/5/12/chartex" xmlns:cx7="http://schemas.microsoft.com/office/drawing/2016/5/13/chartex" xmlns:cx8="http://schemas.microsoft.com/office/drawing/2016/5/14/chartex" xmlns:mc="http://schemas.openxmlformats.org/markup-compatibility/2006" xmlns:aink="http://schemas.microsoft.com/office/drawing/2016/ink" xmlns:am3d="http://schemas.microsoft.com/office/drawing/2017/model3d" xmlns:o="urn:schemas-microsoft-com:office:office" xmlns:r="http://schemas.openxmlformats.org/officeDocument/2006/relationships" xmlns:m="http://schemas.openxmlformats.org/officeDocument/2006/math" xmlns:v="urn:schemas-microsoft-com:vml" xmlns:wp14="http://schemas.microsoft.com/office/word/2010/wordprocessingDrawing" xmlns:wp="http://schemas.openxmlformats.org/drawingml/2006/wordprocessingDrawing" xmlns:w10="urn:schemas-microsoft-com:office:word" xmlns:w="http://schemas.openxmlformats.org/wordprocessingml/2006/main" xmlns:w14="http://schemas.microsoft.com/office/word/2010/wordml" xmlns:w15="http://schemas.microsoft.com/office/word/2012/wordml" xmlns:w16cex="http://schemas.microsoft.com/office/word/2018/wordml/cex" xmlns:w16cid="http://schemas.microsoft.com/office/word/2016/wordml/cid" xmlns:w16="http://schemas.microsoft.com/office/word/2018/wordml" xmlns:w16se="http://schemas.microsoft.com/office/word/2015/wordml/symex" xmlns:wpg="http://schemas.microsoft.com/office/word/2010/wordprocessingGroup" xmlns:wpi="http://schemas.microsoft.com/office/word/2010/wordprocessingInk" xmlns:wne="http://schemas.microsoft.com/office/word/2006/wordml" xmlns:wps="http://schemas.microsoft.com/office/word/2010/wordprocessingShape" mc:Ignorable="w14 w15 w16se w16cid w16 w16cex wp14">
+<w:ftr xmlns:wpc="http://schemas.microsoft.com/office/word/2010/wordprocessingCanvas" xmlns:cx="http://schemas.microsoft.com/office/drawing/2014/chartex" xmlns:cx1="http://schemas.microsoft.com/office/drawing/2015/9/8/chartex" xmlns:cx2="http://schemas.microsoft.com/office/drawing/2015/10/21/chartex" xmlns:cx3="http://schemas.microsoft.com/office/drawing/2016/5/9/chartex" xmlns:cx4="http://schemas.microsoft.com/office/drawing/2016/5/10/chartex" xmlns:cx5="http://schemas.microsoft.com/office/drawing/2016/5/11/chartex" xmlns:cx6="http://schemas.microsoft.com/office/drawing/2016/5/12/chartex" xmlns:cx7="http://schemas.microsoft.com/office/drawing/2016/5/13/chartex" xmlns:cx8="http://schemas.microsoft.com/office/drawing/2016/5/14/chartex" xmlns:mc="http://schemas.openxmlformats.org/markup-compatibility/2006" xmlns:aink="http://schemas.microsoft.com/office/drawing/2016/ink" xmlns:am3d="http://schemas.microsoft.com/office/drawing/2017/model3d" xmlns:o="urn:schemas-microsoft-com:office:office" xmlns:oel="http://schemas.microsoft.com/office/2019/extlst" xmlns:r="http://schemas.openxmlformats.org/officeDocument/2006/relationships" xmlns:m="http://schemas.openxmlformats.org/officeDocument/2006/math" xmlns:v="urn:schemas-microsoft-com:vml" xmlns:wp14="http://schemas.microsoft.com/office/word/2010/wordprocessingDrawing" xmlns:wp="http://schemas.openxmlformats.org/drawingml/2006/wordprocessingDrawing" xmlns:w10="urn:schemas-microsoft-com:office:word" xmlns:w="http://schemas.openxmlformats.org/wordprocessingml/2006/main" xmlns:w14="http://schemas.microsoft.com/office/word/2010/wordml" xmlns:w15="http://schemas.microsoft.com/office/word/2012/wordml" xmlns:w16cex="http://schemas.microsoft.com/office/word/2018/wordml/cex" xmlns:w16cid="http://schemas.microsoft.com/office/word/2016/wordml/cid" xmlns:w16="http://schemas.microsoft.com/office/word/2018/wordml" xmlns:w16du="http://schemas.microsoft.com/office/word/2023/wordml/word16du" xmlns:w16sdtdh="http://schemas.microsoft.com/office/word/2020/wordml/sdtdatahash" xmlns:w16sdtfl="http://schemas.microsoft.com/office/word/2024/wordml/sdtformatlock" xmlns:w16se="http://schemas.microsoft.com/office/word/2015/wordml/symex" xmlns:wpg="http://schemas.microsoft.com/office/word/2010/wordprocessingGroup" xmlns:wpi="http://schemas.microsoft.com/office/word/2010/wordprocessingInk" xmlns:wne="http://schemas.microsoft.com/office/word/2006/wordml" xmlns:wps="http://schemas.microsoft.com/office/word/2010/wordprocessingShape" mc:Ignorable="w14 w15 w16se w16cid w16 w16cex w16sdtdh w16sdtfl w16du wp14">
   <w:p>
     <w:pPr>
       <w:pStyle w:val="Footer"/>
@@ -10930,7 +11009,6 @@
         <w:dataBinding w:prefixMappings="xmlns:ns0='http://purl.org/dc/elements/1.1/' xmlns:ns1='http://schemas.openxmlformats.org/package/2006/metadata/core-properties' " w:xpath="/ns1:coreProperties[1]/ns0:description[1]" w:storeItemID="{6C3C8BC8-F283-45AE-878A-BAB7291924A1}"/>
         <w:text w:multiLine="1"/>
       </w:sdtPr>
-      <w:sdtEndPr/>
       <w:sdtContent>
         <w:r>
           <w:t>2019</w:t>
@@ -11068,7 +11146,7 @@
 </file>
 
 <file path=word/footnotes.xml><?xml version="1.0" encoding="utf-8"?>
-<w:footnotes xmlns:wpc="http://schemas.microsoft.com/office/word/2010/wordprocessingCanvas" xmlns:cx="http://schemas.microsoft.com/office/drawing/2014/chartex" xmlns:cx1="http://schemas.microsoft.com/office/drawing/2015/9/8/chartex" xmlns:cx2="http://schemas.microsoft.com/office/drawing/2015/10/21/chartex" xmlns:cx3="http://schemas.microsoft.com/office/drawing/2016/5/9/chartex" xmlns:cx4="http://schemas.microsoft.com/office/drawing/2016/5/10/chartex" xmlns:cx5="http://schemas.microsoft.com/office/drawing/2016/5/11/chartex" xmlns:cx6="http://schemas.microsoft.com/office/drawing/2016/5/12/chartex" xmlns:cx7="http://schemas.microsoft.com/office/drawing/2016/5/13/chartex" xmlns:cx8="http://schemas.microsoft.com/office/drawing/2016/5/14/chartex" xmlns:mc="http://schemas.openxmlformats.org/markup-compatibility/2006" xmlns:aink="http://schemas.microsoft.com/office/drawing/2016/ink" xmlns:am3d="http://schemas.microsoft.com/office/drawing/2017/model3d" xmlns:o="urn:schemas-microsoft-com:office:office" xmlns:r="http://schemas.openxmlformats.org/officeDocument/2006/relationships" xmlns:m="http://schemas.openxmlformats.org/officeDocument/2006/math" xmlns:v="urn:schemas-microsoft-com:vml" xmlns:wp14="http://schemas.microsoft.com/office/word/2010/wordprocessingDrawing" xmlns:wp="http://schemas.openxmlformats.org/drawingml/2006/wordprocessingDrawing" xmlns:w10="urn:schemas-microsoft-com:office:word" xmlns:w="http://schemas.openxmlformats.org/wordprocessingml/2006/main" xmlns:w14="http://schemas.microsoft.com/office/word/2010/wordml" xmlns:w15="http://schemas.microsoft.com/office/word/2012/wordml" xmlns:w16cex="http://schemas.microsoft.com/office/word/2018/wordml/cex" xmlns:w16cid="http://schemas.microsoft.com/office/word/2016/wordml/cid" xmlns:w16="http://schemas.microsoft.com/office/word/2018/wordml" xmlns:w16se="http://schemas.microsoft.com/office/word/2015/wordml/symex" xmlns:wpg="http://schemas.microsoft.com/office/word/2010/wordprocessingGroup" xmlns:wpi="http://schemas.microsoft.com/office/word/2010/wordprocessingInk" xmlns:wne="http://schemas.microsoft.com/office/word/2006/wordml" xmlns:wps="http://schemas.microsoft.com/office/word/2010/wordprocessingShape" mc:Ignorable="w14 w15 w16se w16cid w16 w16cex wp14">
+<w:footnotes xmlns:wpc="http://schemas.microsoft.com/office/word/2010/wordprocessingCanvas" xmlns:cx="http://schemas.microsoft.com/office/drawing/2014/chartex" xmlns:cx1="http://schemas.microsoft.com/office/drawing/2015/9/8/chartex" xmlns:cx2="http://schemas.microsoft.com/office/drawing/2015/10/21/chartex" xmlns:cx3="http://schemas.microsoft.com/office/drawing/2016/5/9/chartex" xmlns:cx4="http://schemas.microsoft.com/office/drawing/2016/5/10/chartex" xmlns:cx5="http://schemas.microsoft.com/office/drawing/2016/5/11/chartex" xmlns:cx6="http://schemas.microsoft.com/office/drawing/2016/5/12/chartex" xmlns:cx7="http://schemas.microsoft.com/office/drawing/2016/5/13/chartex" xmlns:cx8="http://schemas.microsoft.com/office/drawing/2016/5/14/chartex" xmlns:mc="http://schemas.openxmlformats.org/markup-compatibility/2006" xmlns:aink="http://schemas.microsoft.com/office/drawing/2016/ink" xmlns:am3d="http://schemas.microsoft.com/office/drawing/2017/model3d" xmlns:o="urn:schemas-microsoft-com:office:office" xmlns:oel="http://schemas.microsoft.com/office/2019/extlst" xmlns:r="http://schemas.openxmlformats.org/officeDocument/2006/relationships" xmlns:m="http://schemas.openxmlformats.org/officeDocument/2006/math" xmlns:v="urn:schemas-microsoft-com:vml" xmlns:wp14="http://schemas.microsoft.com/office/word/2010/wordprocessingDrawing" xmlns:wp="http://schemas.openxmlformats.org/drawingml/2006/wordprocessingDrawing" xmlns:w10="urn:schemas-microsoft-com:office:word" xmlns:w="http://schemas.openxmlformats.org/wordprocessingml/2006/main" xmlns:w14="http://schemas.microsoft.com/office/word/2010/wordml" xmlns:w15="http://schemas.microsoft.com/office/word/2012/wordml" xmlns:w16cex="http://schemas.microsoft.com/office/word/2018/wordml/cex" xmlns:w16cid="http://schemas.microsoft.com/office/word/2016/wordml/cid" xmlns:w16="http://schemas.microsoft.com/office/word/2018/wordml" xmlns:w16du="http://schemas.microsoft.com/office/word/2023/wordml/word16du" xmlns:w16sdtdh="http://schemas.microsoft.com/office/word/2020/wordml/sdtdatahash" xmlns:w16sdtfl="http://schemas.microsoft.com/office/word/2024/wordml/sdtformatlock" xmlns:w16se="http://schemas.microsoft.com/office/word/2015/wordml/symex" xmlns:wpg="http://schemas.microsoft.com/office/word/2010/wordprocessingGroup" xmlns:wpi="http://schemas.microsoft.com/office/word/2010/wordprocessingInk" xmlns:wne="http://schemas.microsoft.com/office/word/2006/wordml" xmlns:wps="http://schemas.microsoft.com/office/word/2010/wordprocessingShape" mc:Ignorable="w14 w15 w16se w16cid w16 w16cex w16sdtdh w16sdtfl w16du wp14">
   <w:footnote w:type="separator" w:id="-1">
     <w:p>
       <w:pPr>
@@ -11095,7 +11173,7 @@
 </file>
 
 <file path=word/header1.xml><?xml version="1.0" encoding="utf-8"?>
-<w:hdr xmlns:wpc="http://schemas.microsoft.com/office/word/2010/wordprocessingCanvas" xmlns:cx="http://schemas.microsoft.com/office/drawing/2014/chartex" xmlns:cx1="http://schemas.microsoft.com/office/drawing/2015/9/8/chartex" xmlns:cx2="http://schemas.microsoft.com/office/drawing/2015/10/21/chartex" xmlns:cx3="http://schemas.microsoft.com/office/drawing/2016/5/9/chartex" xmlns:cx4="http://schemas.microsoft.com/office/drawing/2016/5/10/chartex" xmlns:cx5="http://schemas.microsoft.com/office/drawing/2016/5/11/chartex" xmlns:cx6="http://schemas.microsoft.com/office/drawing/2016/5/12/chartex" xmlns:cx7="http://schemas.microsoft.com/office/drawing/2016/5/13/chartex" xmlns:cx8="http://schemas.microsoft.com/office/drawing/2016/5/14/chartex" xmlns:mc="http://schemas.openxmlformats.org/markup-compatibility/2006" xmlns:aink="http://schemas.microsoft.com/office/drawing/2016/ink" xmlns:am3d="http://schemas.microsoft.com/office/drawing/2017/model3d" xmlns:o="urn:schemas-microsoft-com:office:office" xmlns:r="http://schemas.openxmlformats.org/officeDocument/2006/relationships" xmlns:m="http://schemas.openxmlformats.org/officeDocument/2006/math" xmlns:v="urn:schemas-microsoft-com:vml" xmlns:wp14="http://schemas.microsoft.com/office/word/2010/wordprocessingDrawing" xmlns:wp="http://schemas.openxmlformats.org/drawingml/2006/wordprocessingDrawing" xmlns:w10="urn:schemas-microsoft-com:office:word" xmlns:w="http://schemas.openxmlformats.org/wordprocessingml/2006/main" xmlns:w14="http://schemas.microsoft.com/office/word/2010/wordml" xmlns:w15="http://schemas.microsoft.com/office/word/2012/wordml" xmlns:w16cex="http://schemas.microsoft.com/office/word/2018/wordml/cex" xmlns:w16cid="http://schemas.microsoft.com/office/word/2016/wordml/cid" xmlns:w16="http://schemas.microsoft.com/office/word/2018/wordml" xmlns:w16se="http://schemas.microsoft.com/office/word/2015/wordml/symex" xmlns:wpg="http://schemas.microsoft.com/office/word/2010/wordprocessingGroup" xmlns:wpi="http://schemas.microsoft.com/office/word/2010/wordprocessingInk" xmlns:wne="http://schemas.microsoft.com/office/word/2006/wordml" xmlns:wps="http://schemas.microsoft.com/office/word/2010/wordprocessingShape" mc:Ignorable="w14 w15 w16se w16cid w16 w16cex wp14">
+<w:hdr xmlns:wpc="http://schemas.microsoft.com/office/word/2010/wordprocessingCanvas" xmlns:cx="http://schemas.microsoft.com/office/drawing/2014/chartex" xmlns:cx1="http://schemas.microsoft.com/office/drawing/2015/9/8/chartex" xmlns:cx2="http://schemas.microsoft.com/office/drawing/2015/10/21/chartex" xmlns:cx3="http://schemas.microsoft.com/office/drawing/2016/5/9/chartex" xmlns:cx4="http://schemas.microsoft.com/office/drawing/2016/5/10/chartex" xmlns:cx5="http://schemas.microsoft.com/office/drawing/2016/5/11/chartex" xmlns:cx6="http://schemas.microsoft.com/office/drawing/2016/5/12/chartex" xmlns:cx7="http://schemas.microsoft.com/office/drawing/2016/5/13/chartex" xmlns:cx8="http://schemas.microsoft.com/office/drawing/2016/5/14/chartex" xmlns:mc="http://schemas.openxmlformats.org/markup-compatibility/2006" xmlns:aink="http://schemas.microsoft.com/office/drawing/2016/ink" xmlns:am3d="http://schemas.microsoft.com/office/drawing/2017/model3d" xmlns:o="urn:schemas-microsoft-com:office:office" xmlns:oel="http://schemas.microsoft.com/office/2019/extlst" xmlns:r="http://schemas.openxmlformats.org/officeDocument/2006/relationships" xmlns:m="http://schemas.openxmlformats.org/officeDocument/2006/math" xmlns:v="urn:schemas-microsoft-com:vml" xmlns:wp14="http://schemas.microsoft.com/office/word/2010/wordprocessingDrawing" xmlns:wp="http://schemas.openxmlformats.org/drawingml/2006/wordprocessingDrawing" xmlns:w10="urn:schemas-microsoft-com:office:word" xmlns:w="http://schemas.openxmlformats.org/wordprocessingml/2006/main" xmlns:w14="http://schemas.microsoft.com/office/word/2010/wordml" xmlns:w15="http://schemas.microsoft.com/office/word/2012/wordml" xmlns:w16cex="http://schemas.microsoft.com/office/word/2018/wordml/cex" xmlns:w16cid="http://schemas.microsoft.com/office/word/2016/wordml/cid" xmlns:w16="http://schemas.microsoft.com/office/word/2018/wordml" xmlns:w16du="http://schemas.microsoft.com/office/word/2023/wordml/word16du" xmlns:w16sdtdh="http://schemas.microsoft.com/office/word/2020/wordml/sdtdatahash" xmlns:w16sdtfl="http://schemas.microsoft.com/office/word/2024/wordml/sdtformatlock" xmlns:w16se="http://schemas.microsoft.com/office/word/2015/wordml/symex" xmlns:wpg="http://schemas.microsoft.com/office/word/2010/wordprocessingGroup" xmlns:wpi="http://schemas.microsoft.com/office/word/2010/wordprocessingInk" xmlns:wne="http://schemas.microsoft.com/office/word/2006/wordml" xmlns:wps="http://schemas.microsoft.com/office/word/2010/wordprocessingShape" mc:Ignorable="w14 w15 w16se w16cid w16 w16cex w16sdtdh w16sdtfl w16du wp14">
   <w:sdt>
     <w:sdtPr>
       <w:alias w:val="Title"/>
@@ -11107,7 +11185,6 @@
       <w:dataBinding w:prefixMappings="xmlns:ns0='http://purl.org/dc/elements/1.1/' xmlns:ns1='http://schemas.openxmlformats.org/package/2006/metadata/core-properties' " w:xpath="/ns1:coreProperties[1]/ns0:title[1]" w:storeItemID="{6C3C8BC8-F283-45AE-878A-BAB7291924A1}"/>
       <w:text/>
     </w:sdtPr>
-    <w:sdtEndPr/>
     <w:sdtContent>
       <w:p>
         <w:pPr>
@@ -11123,7 +11200,7 @@
 </file>
 
 <file path=word/header2.xml><?xml version="1.0" encoding="utf-8"?>
-<w:hdr xmlns:wpc="http://schemas.microsoft.com/office/word/2010/wordprocessingCanvas" xmlns:cx="http://schemas.microsoft.com/office/drawing/2014/chartex" xmlns:cx1="http://schemas.microsoft.com/office/drawing/2015/9/8/chartex" xmlns:cx2="http://schemas.microsoft.com/office/drawing/2015/10/21/chartex" xmlns:cx3="http://schemas.microsoft.com/office/drawing/2016/5/9/chartex" xmlns:cx4="http://schemas.microsoft.com/office/drawing/2016/5/10/chartex" xmlns:cx5="http://schemas.microsoft.com/office/drawing/2016/5/11/chartex" xmlns:cx6="http://schemas.microsoft.com/office/drawing/2016/5/12/chartex" xmlns:cx7="http://schemas.microsoft.com/office/drawing/2016/5/13/chartex" xmlns:cx8="http://schemas.microsoft.com/office/drawing/2016/5/14/chartex" xmlns:mc="http://schemas.openxmlformats.org/markup-compatibility/2006" xmlns:aink="http://schemas.microsoft.com/office/drawing/2016/ink" xmlns:am3d="http://schemas.microsoft.com/office/drawing/2017/model3d" xmlns:o="urn:schemas-microsoft-com:office:office" xmlns:r="http://schemas.openxmlformats.org/officeDocument/2006/relationships" xmlns:m="http://schemas.openxmlformats.org/officeDocument/2006/math" xmlns:v="urn:schemas-microsoft-com:vml" xmlns:wp14="http://schemas.microsoft.com/office/word/2010/wordprocessingDrawing" xmlns:wp="http://schemas.openxmlformats.org/drawingml/2006/wordprocessingDrawing" xmlns:w10="urn:schemas-microsoft-com:office:word" xmlns:w="http://schemas.openxmlformats.org/wordprocessingml/2006/main" xmlns:w14="http://schemas.microsoft.com/office/word/2010/wordml" xmlns:w15="http://schemas.microsoft.com/office/word/2012/wordml" xmlns:w16cex="http://schemas.microsoft.com/office/word/2018/wordml/cex" xmlns:w16cid="http://schemas.microsoft.com/office/word/2016/wordml/cid" xmlns:w16="http://schemas.microsoft.com/office/word/2018/wordml" xmlns:w16se="http://schemas.microsoft.com/office/word/2015/wordml/symex" xmlns:wpg="http://schemas.microsoft.com/office/word/2010/wordprocessingGroup" xmlns:wpi="http://schemas.microsoft.com/office/word/2010/wordprocessingInk" xmlns:wne="http://schemas.microsoft.com/office/word/2006/wordml" xmlns:wps="http://schemas.microsoft.com/office/word/2010/wordprocessingShape" mc:Ignorable="w14 w15 w16se w16cid w16 w16cex wp14">
+<w:hdr xmlns:wpc="http://schemas.microsoft.com/office/word/2010/wordprocessingCanvas" xmlns:cx="http://schemas.microsoft.com/office/drawing/2014/chartex" xmlns:cx1="http://schemas.microsoft.com/office/drawing/2015/9/8/chartex" xmlns:cx2="http://schemas.microsoft.com/office/drawing/2015/10/21/chartex" xmlns:cx3="http://schemas.microsoft.com/office/drawing/2016/5/9/chartex" xmlns:cx4="http://schemas.microsoft.com/office/drawing/2016/5/10/chartex" xmlns:cx5="http://schemas.microsoft.com/office/drawing/2016/5/11/chartex" xmlns:cx6="http://schemas.microsoft.com/office/drawing/2016/5/12/chartex" xmlns:cx7="http://schemas.microsoft.com/office/drawing/2016/5/13/chartex" xmlns:cx8="http://schemas.microsoft.com/office/drawing/2016/5/14/chartex" xmlns:mc="http://schemas.openxmlformats.org/markup-compatibility/2006" xmlns:aink="http://schemas.microsoft.com/office/drawing/2016/ink" xmlns:am3d="http://schemas.microsoft.com/office/drawing/2017/model3d" xmlns:o="urn:schemas-microsoft-com:office:office" xmlns:oel="http://schemas.microsoft.com/office/2019/extlst" xmlns:r="http://schemas.openxmlformats.org/officeDocument/2006/relationships" xmlns:m="http://schemas.openxmlformats.org/officeDocument/2006/math" xmlns:v="urn:schemas-microsoft-com:vml" xmlns:wp14="http://schemas.microsoft.com/office/word/2010/wordprocessingDrawing" xmlns:wp="http://schemas.openxmlformats.org/drawingml/2006/wordprocessingDrawing" xmlns:w10="urn:schemas-microsoft-com:office:word" xmlns:w="http://schemas.openxmlformats.org/wordprocessingml/2006/main" xmlns:w14="http://schemas.microsoft.com/office/word/2010/wordml" xmlns:w15="http://schemas.microsoft.com/office/word/2012/wordml" xmlns:w16cex="http://schemas.microsoft.com/office/word/2018/wordml/cex" xmlns:w16cid="http://schemas.microsoft.com/office/word/2016/wordml/cid" xmlns:w16="http://schemas.microsoft.com/office/word/2018/wordml" xmlns:w16du="http://schemas.microsoft.com/office/word/2023/wordml/word16du" xmlns:w16sdtdh="http://schemas.microsoft.com/office/word/2020/wordml/sdtdatahash" xmlns:w16sdtfl="http://schemas.microsoft.com/office/word/2024/wordml/sdtformatlock" xmlns:w16se="http://schemas.microsoft.com/office/word/2015/wordml/symex" xmlns:wpg="http://schemas.microsoft.com/office/word/2010/wordprocessingGroup" xmlns:wpi="http://schemas.microsoft.com/office/word/2010/wordprocessingInk" xmlns:wne="http://schemas.microsoft.com/office/word/2006/wordml" xmlns:wps="http://schemas.microsoft.com/office/word/2010/wordprocessingShape" mc:Ignorable="w14 w15 w16se w16cid w16 w16cex w16sdtdh w16sdtfl w16du wp14">
   <w:p>
     <w:pPr>
       <w:ind w:left="-288"/>
@@ -11186,7 +11263,7 @@
 </file>
 
 <file path=word/numbering.xml><?xml version="1.0" encoding="utf-8"?>
-<w:numbering xmlns:wpc="http://schemas.microsoft.com/office/word/2010/wordprocessingCanvas" xmlns:cx="http://schemas.microsoft.com/office/drawing/2014/chartex" xmlns:cx1="http://schemas.microsoft.com/office/drawing/2015/9/8/chartex" xmlns:cx2="http://schemas.microsoft.com/office/drawing/2015/10/21/chartex" xmlns:cx3="http://schemas.microsoft.com/office/drawing/2016/5/9/chartex" xmlns:cx4="http://schemas.microsoft.com/office/drawing/2016/5/10/chartex" xmlns:cx5="http://schemas.microsoft.com/office/drawing/2016/5/11/chartex" xmlns:cx6="http://schemas.microsoft.com/office/drawing/2016/5/12/chartex" xmlns:cx7="http://schemas.microsoft.com/office/drawing/2016/5/13/chartex" xmlns:cx8="http://schemas.microsoft.com/office/drawing/2016/5/14/chartex" xmlns:mc="http://schemas.openxmlformats.org/markup-compatibility/2006" xmlns:aink="http://schemas.microsoft.com/office/drawing/2016/ink" xmlns:am3d="http://schemas.microsoft.com/office/drawing/2017/model3d" xmlns:o="urn:schemas-microsoft-com:office:office" xmlns:r="http://schemas.openxmlformats.org/officeDocument/2006/relationships" xmlns:m="http://schemas.openxmlformats.org/officeDocument/2006/math" xmlns:v="urn:schemas-microsoft-com:vml" xmlns:wp14="http://schemas.microsoft.com/office/word/2010/wordprocessingDrawing" xmlns:wp="http://schemas.openxmlformats.org/drawingml/2006/wordprocessingDrawing" xmlns:w10="urn:schemas-microsoft-com:office:word" xmlns:w="http://schemas.openxmlformats.org/wordprocessingml/2006/main" xmlns:w14="http://schemas.microsoft.com/office/word/2010/wordml" xmlns:w15="http://schemas.microsoft.com/office/word/2012/wordml" xmlns:w16cex="http://schemas.microsoft.com/office/word/2018/wordml/cex" xmlns:w16cid="http://schemas.microsoft.com/office/word/2016/wordml/cid" xmlns:w16="http://schemas.microsoft.com/office/word/2018/wordml" xmlns:w16se="http://schemas.microsoft.com/office/word/2015/wordml/symex" xmlns:wpg="http://schemas.microsoft.com/office/word/2010/wordprocessingGroup" xmlns:wpi="http://schemas.microsoft.com/office/word/2010/wordprocessingInk" xmlns:wne="http://schemas.microsoft.com/office/word/2006/wordml" xmlns:wps="http://schemas.microsoft.com/office/word/2010/wordprocessingShape" mc:Ignorable="w14 w15 w16se w16cid w16 w16cex wp14">
+<w:numbering xmlns:wpc="http://schemas.microsoft.com/office/word/2010/wordprocessingCanvas" xmlns:cx="http://schemas.microsoft.com/office/drawing/2014/chartex" xmlns:cx1="http://schemas.microsoft.com/office/drawing/2015/9/8/chartex" xmlns:cx2="http://schemas.microsoft.com/office/drawing/2015/10/21/chartex" xmlns:cx3="http://schemas.microsoft.com/office/drawing/2016/5/9/chartex" xmlns:cx4="http://schemas.microsoft.com/office/drawing/2016/5/10/chartex" xmlns:cx5="http://schemas.microsoft.com/office/drawing/2016/5/11/chartex" xmlns:cx6="http://schemas.microsoft.com/office/drawing/2016/5/12/chartex" xmlns:cx7="http://schemas.microsoft.com/office/drawing/2016/5/13/chartex" xmlns:cx8="http://schemas.microsoft.com/office/drawing/2016/5/14/chartex" xmlns:mc="http://schemas.openxmlformats.org/markup-compatibility/2006" xmlns:aink="http://schemas.microsoft.com/office/drawing/2016/ink" xmlns:am3d="http://schemas.microsoft.com/office/drawing/2017/model3d" xmlns:o="urn:schemas-microsoft-com:office:office" xmlns:oel="http://schemas.microsoft.com/office/2019/extlst" xmlns:r="http://schemas.openxmlformats.org/officeDocument/2006/relationships" xmlns:m="http://schemas.openxmlformats.org/officeDocument/2006/math" xmlns:v="urn:schemas-microsoft-com:vml" xmlns:wp14="http://schemas.microsoft.com/office/word/2010/wordprocessingDrawing" xmlns:wp="http://schemas.openxmlformats.org/drawingml/2006/wordprocessingDrawing" xmlns:w10="urn:schemas-microsoft-com:office:word" xmlns:w="http://schemas.openxmlformats.org/wordprocessingml/2006/main" xmlns:w14="http://schemas.microsoft.com/office/word/2010/wordml" xmlns:w15="http://schemas.microsoft.com/office/word/2012/wordml" xmlns:w16cex="http://schemas.microsoft.com/office/word/2018/wordml/cex" xmlns:w16cid="http://schemas.microsoft.com/office/word/2016/wordml/cid" xmlns:w16="http://schemas.microsoft.com/office/word/2018/wordml" xmlns:w16du="http://schemas.microsoft.com/office/word/2023/wordml/word16du" xmlns:w16sdtdh="http://schemas.microsoft.com/office/word/2020/wordml/sdtdatahash" xmlns:w16sdtfl="http://schemas.microsoft.com/office/word/2024/wordml/sdtformatlock" xmlns:w16se="http://schemas.microsoft.com/office/word/2015/wordml/symex" xmlns:wpg="http://schemas.microsoft.com/office/word/2010/wordprocessingGroup" xmlns:wpi="http://schemas.microsoft.com/office/word/2010/wordprocessingInk" xmlns:wne="http://schemas.microsoft.com/office/word/2006/wordml" xmlns:wps="http://schemas.microsoft.com/office/word/2010/wordprocessingShape" mc:Ignorable="w14 w15 w16se w16cid w16 w16cex w16sdtdh w16sdtfl w16du wp14">
   <w:abstractNum w:abstractNumId="0" w15:restartNumberingAfterBreak="0">
     <w:nsid w:val="04B70C52"/>
     <w:multiLevelType w:val="hybridMultilevel"/>
@@ -12936,7 +13013,7 @@
       </w:pPr>
     </w:lvl>
   </w:abstractNum>
-  <w:num w:numId="1">
+  <w:num w:numId="1" w16cid:durableId="626472264">
     <w:abstractNumId w:val="10"/>
     <w:lvlOverride w:ilvl="0">
       <w:lvl w:ilvl="0">
@@ -12956,7 +13033,7 @@
       </w:lvl>
     </w:lvlOverride>
   </w:num>
-  <w:num w:numId="2">
+  <w:num w:numId="2" w16cid:durableId="277102215">
     <w:abstractNumId w:val="3"/>
     <w:lvlOverride w:ilvl="0">
       <w:lvl w:ilvl="0">
@@ -13095,10 +13172,10 @@
       </w:lvl>
     </w:lvlOverride>
   </w:num>
-  <w:num w:numId="3">
+  <w:num w:numId="3" w16cid:durableId="808978114">
     <w:abstractNumId w:val="5"/>
   </w:num>
-  <w:num w:numId="4">
+  <w:num w:numId="4" w16cid:durableId="1359772822">
     <w:abstractNumId w:val="3"/>
     <w:lvlOverride w:ilvl="0">
       <w:startOverride w:val="1"/>
@@ -13246,16 +13323,16 @@
       </w:lvl>
     </w:lvlOverride>
   </w:num>
-  <w:num w:numId="5">
+  <w:num w:numId="5" w16cid:durableId="1963145592">
     <w:abstractNumId w:val="3"/>
   </w:num>
-  <w:num w:numId="6">
+  <w:num w:numId="6" w16cid:durableId="1783576721">
     <w:abstractNumId w:val="0"/>
   </w:num>
-  <w:num w:numId="7">
+  <w:num w:numId="7" w16cid:durableId="581331066">
     <w:abstractNumId w:val="1"/>
   </w:num>
-  <w:num w:numId="8">
+  <w:num w:numId="8" w16cid:durableId="1601065361">
     <w:abstractNumId w:val="6"/>
     <w:lvlOverride w:ilvl="0">
       <w:lvl w:ilvl="0">
@@ -13275,13 +13352,13 @@
       </w:lvl>
     </w:lvlOverride>
   </w:num>
-  <w:num w:numId="9">
+  <w:num w:numId="9" w16cid:durableId="2067676765">
     <w:abstractNumId w:val="3"/>
   </w:num>
-  <w:num w:numId="10">
+  <w:num w:numId="10" w16cid:durableId="1983729713">
     <w:abstractNumId w:val="13"/>
   </w:num>
-  <w:num w:numId="11">
+  <w:num w:numId="11" w16cid:durableId="1104308715">
     <w:abstractNumId w:val="13"/>
     <w:lvlOverride w:ilvl="0">
       <w:startOverride w:val="1"/>
@@ -13311,16 +13388,16 @@
       <w:startOverride w:val="1"/>
     </w:lvlOverride>
   </w:num>
-  <w:num w:numId="12">
+  <w:num w:numId="12" w16cid:durableId="1746368184">
     <w:abstractNumId w:val="4"/>
   </w:num>
-  <w:num w:numId="13">
+  <w:num w:numId="13" w16cid:durableId="1037659398">
     <w:abstractNumId w:val="10"/>
   </w:num>
-  <w:num w:numId="14">
+  <w:num w:numId="14" w16cid:durableId="294916480">
     <w:abstractNumId w:val="7"/>
   </w:num>
-  <w:num w:numId="15">
+  <w:num w:numId="15" w16cid:durableId="1523668061">
     <w:abstractNumId w:val="11"/>
     <w:lvlOverride w:ilvl="0">
       <w:lvl w:ilvl="0">
@@ -13459,13 +13536,13 @@
       </w:lvl>
     </w:lvlOverride>
   </w:num>
-  <w:num w:numId="16">
+  <w:num w:numId="16" w16cid:durableId="1229535180">
     <w:abstractNumId w:val="11"/>
   </w:num>
-  <w:num w:numId="17">
+  <w:num w:numId="17" w16cid:durableId="1794054367">
     <w:abstractNumId w:val="8"/>
   </w:num>
-  <w:num w:numId="18">
+  <w:num w:numId="18" w16cid:durableId="782844108">
     <w:abstractNumId w:val="11"/>
     <w:lvlOverride w:ilvl="0">
       <w:startOverride w:val="1"/>
@@ -13613,19 +13690,19 @@
       </w:lvl>
     </w:lvlOverride>
   </w:num>
-  <w:num w:numId="19">
+  <w:num w:numId="19" w16cid:durableId="176510087">
     <w:abstractNumId w:val="12"/>
   </w:num>
-  <w:num w:numId="20">
+  <w:num w:numId="20" w16cid:durableId="2117674032">
     <w:abstractNumId w:val="14"/>
   </w:num>
-  <w:num w:numId="21">
+  <w:num w:numId="21" w16cid:durableId="2024548437">
     <w:abstractNumId w:val="2"/>
   </w:num>
-  <w:num w:numId="22">
+  <w:num w:numId="22" w16cid:durableId="1884095570">
     <w:abstractNumId w:val="9"/>
   </w:num>
-  <w:num w:numId="23">
+  <w:num w:numId="23" w16cid:durableId="1726642010">
     <w:abstractNumId w:val="11"/>
   </w:num>
   <w:numIdMacAtCleanup w:val="4"/>
@@ -13633,7 +13710,7 @@
 </file>
 
 <file path=word/styles.xml><?xml version="1.0" encoding="utf-8"?>
-<w:styles xmlns:mc="http://schemas.openxmlformats.org/markup-compatibility/2006" xmlns:r="http://schemas.openxmlformats.org/officeDocument/2006/relationships" xmlns:w="http://schemas.openxmlformats.org/wordprocessingml/2006/main" xmlns:w14="http://schemas.microsoft.com/office/word/2010/wordml" xmlns:w15="http://schemas.microsoft.com/office/word/2012/wordml" xmlns:w16cex="http://schemas.microsoft.com/office/word/2018/wordml/cex" xmlns:w16cid="http://schemas.microsoft.com/office/word/2016/wordml/cid" xmlns:w16="http://schemas.microsoft.com/office/word/2018/wordml" xmlns:w16se="http://schemas.microsoft.com/office/word/2015/wordml/symex" mc:Ignorable="w14 w15 w16se w16cid w16 w16cex">
+<w:styles xmlns:mc="http://schemas.openxmlformats.org/markup-compatibility/2006" xmlns:r="http://schemas.openxmlformats.org/officeDocument/2006/relationships" xmlns:w="http://schemas.openxmlformats.org/wordprocessingml/2006/main" xmlns:w14="http://schemas.microsoft.com/office/word/2010/wordml" xmlns:w15="http://schemas.microsoft.com/office/word/2012/wordml" xmlns:w16cex="http://schemas.microsoft.com/office/word/2018/wordml/cex" xmlns:w16cid="http://schemas.microsoft.com/office/word/2016/wordml/cid" xmlns:w16="http://schemas.microsoft.com/office/word/2018/wordml" xmlns:w16du="http://schemas.microsoft.com/office/word/2023/wordml/word16du" xmlns:w16sdtdh="http://schemas.microsoft.com/office/word/2020/wordml/sdtdatahash" xmlns:w16sdtfl="http://schemas.microsoft.com/office/word/2024/wordml/sdtformatlock" xmlns:w16se="http://schemas.microsoft.com/office/word/2015/wordml/symex" mc:Ignorable="w14 w15 w16se w16cid w16 w16cex w16sdtdh w16sdtfl w16du">
   <w:docDefaults>
     <w:rPrDefault>
       <w:rPr>
@@ -15989,7 +16066,7 @@
 </file>
 
 <file path=word/glossary/document.xml><?xml version="1.0" encoding="utf-8"?>
-<w:glossaryDocument xmlns:wpc="http://schemas.microsoft.com/office/word/2010/wordprocessingCanvas" xmlns:cx="http://schemas.microsoft.com/office/drawing/2014/chartex" xmlns:cx1="http://schemas.microsoft.com/office/drawing/2015/9/8/chartex" xmlns:cx2="http://schemas.microsoft.com/office/drawing/2015/10/21/chartex" xmlns:cx3="http://schemas.microsoft.com/office/drawing/2016/5/9/chartex" xmlns:cx4="http://schemas.microsoft.com/office/drawing/2016/5/10/chartex" xmlns:cx5="http://schemas.microsoft.com/office/drawing/2016/5/11/chartex" xmlns:cx6="http://schemas.microsoft.com/office/drawing/2016/5/12/chartex" xmlns:cx7="http://schemas.microsoft.com/office/drawing/2016/5/13/chartex" xmlns:cx8="http://schemas.microsoft.com/office/drawing/2016/5/14/chartex" xmlns:mc="http://schemas.openxmlformats.org/markup-compatibility/2006" xmlns:aink="http://schemas.microsoft.com/office/drawing/2016/ink" xmlns:am3d="http://schemas.microsoft.com/office/drawing/2017/model3d" xmlns:o="urn:schemas-microsoft-com:office:office" xmlns:r="http://schemas.openxmlformats.org/officeDocument/2006/relationships" xmlns:m="http://schemas.openxmlformats.org/officeDocument/2006/math" xmlns:v="urn:schemas-microsoft-com:vml" xmlns:wp14="http://schemas.microsoft.com/office/word/2010/wordprocessingDrawing" xmlns:wp="http://schemas.openxmlformats.org/drawingml/2006/wordprocessingDrawing" xmlns:w10="urn:schemas-microsoft-com:office:word" xmlns:w="http://schemas.openxmlformats.org/wordprocessingml/2006/main" xmlns:w14="http://schemas.microsoft.com/office/word/2010/wordml" xmlns:w15="http://schemas.microsoft.com/office/word/2012/wordml" xmlns:w16cex="http://schemas.microsoft.com/office/word/2018/wordml/cex" xmlns:w16cid="http://schemas.microsoft.com/office/word/2016/wordml/cid" xmlns:w16="http://schemas.microsoft.com/office/word/2018/wordml" xmlns:w16se="http://schemas.microsoft.com/office/word/2015/wordml/symex" xmlns:wpg="http://schemas.microsoft.com/office/word/2010/wordprocessingGroup" xmlns:wpi="http://schemas.microsoft.com/office/word/2010/wordprocessingInk" xmlns:wne="http://schemas.microsoft.com/office/word/2006/wordml" xmlns:wps="http://schemas.microsoft.com/office/word/2010/wordprocessingShape" mc:Ignorable="w14 w15 w16se w16cid w16 w16cex wp14">
+<w:glossaryDocument xmlns:wpc="http://schemas.microsoft.com/office/word/2010/wordprocessingCanvas" xmlns:cx="http://schemas.microsoft.com/office/drawing/2014/chartex" xmlns:cx1="http://schemas.microsoft.com/office/drawing/2015/9/8/chartex" xmlns:cx2="http://schemas.microsoft.com/office/drawing/2015/10/21/chartex" xmlns:cx3="http://schemas.microsoft.com/office/drawing/2016/5/9/chartex" xmlns:cx4="http://schemas.microsoft.com/office/drawing/2016/5/10/chartex" xmlns:cx5="http://schemas.microsoft.com/office/drawing/2016/5/11/chartex" xmlns:cx6="http://schemas.microsoft.com/office/drawing/2016/5/12/chartex" xmlns:cx7="http://schemas.microsoft.com/office/drawing/2016/5/13/chartex" xmlns:cx8="http://schemas.microsoft.com/office/drawing/2016/5/14/chartex" xmlns:mc="http://schemas.openxmlformats.org/markup-compatibility/2006" xmlns:aink="http://schemas.microsoft.com/office/drawing/2016/ink" xmlns:am3d="http://schemas.microsoft.com/office/drawing/2017/model3d" xmlns:o="urn:schemas-microsoft-com:office:office" xmlns:oel="http://schemas.microsoft.com/office/2019/extlst" xmlns:r="http://schemas.openxmlformats.org/officeDocument/2006/relationships" xmlns:m="http://schemas.openxmlformats.org/officeDocument/2006/math" xmlns:v="urn:schemas-microsoft-com:vml" xmlns:wp14="http://schemas.microsoft.com/office/word/2010/wordprocessingDrawing" xmlns:wp="http://schemas.openxmlformats.org/drawingml/2006/wordprocessingDrawing" xmlns:w10="urn:schemas-microsoft-com:office:word" xmlns:w="http://schemas.openxmlformats.org/wordprocessingml/2006/main" xmlns:w14="http://schemas.microsoft.com/office/word/2010/wordml" xmlns:w15="http://schemas.microsoft.com/office/word/2012/wordml" xmlns:w16cex="http://schemas.microsoft.com/office/word/2018/wordml/cex" xmlns:w16cid="http://schemas.microsoft.com/office/word/2016/wordml/cid" xmlns:w16="http://schemas.microsoft.com/office/word/2018/wordml" xmlns:w16du="http://schemas.microsoft.com/office/word/2023/wordml/word16du" xmlns:w16sdtdh="http://schemas.microsoft.com/office/word/2020/wordml/sdtdatahash" xmlns:w16sdtfl="http://schemas.microsoft.com/office/word/2024/wordml/sdtformatlock" xmlns:w16se="http://schemas.microsoft.com/office/word/2015/wordml/symex" xmlns:wpg="http://schemas.microsoft.com/office/word/2010/wordprocessingGroup" xmlns:wpi="http://schemas.microsoft.com/office/word/2010/wordprocessingInk" xmlns:wne="http://schemas.microsoft.com/office/word/2006/wordml" xmlns:wps="http://schemas.microsoft.com/office/word/2010/wordprocessingShape" mc:Ignorable="w14 w15 w16se w16cid w16 w16cex w16sdtdh w16sdtfl w16du wp14">
   <w:docParts>
     <w:docPart>
       <w:docPartPr>
@@ -16025,7 +16102,7 @@
 </file>
 
 <file path=word/glossary/fontTable.xml><?xml version="1.0" encoding="utf-8"?>
-<w:fonts xmlns:mc="http://schemas.openxmlformats.org/markup-compatibility/2006" xmlns:r="http://schemas.openxmlformats.org/officeDocument/2006/relationships" xmlns:w="http://schemas.openxmlformats.org/wordprocessingml/2006/main" xmlns:w14="http://schemas.microsoft.com/office/word/2010/wordml" xmlns:w15="http://schemas.microsoft.com/office/word/2012/wordml" xmlns:w16cex="http://schemas.microsoft.com/office/word/2018/wordml/cex" xmlns:w16cid="http://schemas.microsoft.com/office/word/2016/wordml/cid" xmlns:w16="http://schemas.microsoft.com/office/word/2018/wordml" xmlns:w16se="http://schemas.microsoft.com/office/word/2015/wordml/symex" mc:Ignorable="w14 w15 w16se w16cid w16 w16cex">
+<w:fonts xmlns:mc="http://schemas.openxmlformats.org/markup-compatibility/2006" xmlns:r="http://schemas.openxmlformats.org/officeDocument/2006/relationships" xmlns:w="http://schemas.openxmlformats.org/wordprocessingml/2006/main" xmlns:w14="http://schemas.microsoft.com/office/word/2010/wordml" xmlns:w15="http://schemas.microsoft.com/office/word/2012/wordml" xmlns:w16cex="http://schemas.microsoft.com/office/word/2018/wordml/cex" xmlns:w16cid="http://schemas.microsoft.com/office/word/2016/wordml/cid" xmlns:w16="http://schemas.microsoft.com/office/word/2018/wordml" xmlns:w16du="http://schemas.microsoft.com/office/word/2023/wordml/word16du" xmlns:w16sdtdh="http://schemas.microsoft.com/office/word/2020/wordml/sdtdatahash" xmlns:w16sdtfl="http://schemas.microsoft.com/office/word/2024/wordml/sdtformatlock" xmlns:w16se="http://schemas.microsoft.com/office/word/2015/wordml/symex" mc:Ignorable="w14 w15 w16se w16cid w16 w16cex w16sdtdh w16sdtfl w16du">
   <w:font w:name="Arial">
     <w:panose1 w:val="020B0604020202020204"/>
     <w:charset w:val="00"/>
@@ -16066,7 +16143,7 @@
     <w:charset w:val="00"/>
     <w:family w:val="swiss"/>
     <w:pitch w:val="variable"/>
-    <w:sig w:usb0="E4002EFF" w:usb1="C000247B" w:usb2="00000009" w:usb3="00000000" w:csb0="000001FF" w:csb1="00000000"/>
+    <w:sig w:usb0="E4002EFF" w:usb1="C200247B" w:usb2="00000009" w:usb3="00000000" w:csb0="000001FF" w:csb1="00000000"/>
   </w:font>
   <w:font w:name="Webdings">
     <w:panose1 w:val="05030102010509060703"/>
@@ -16088,7 +16165,14 @@
     <w:charset w:val="86"/>
     <w:family w:val="auto"/>
     <w:pitch w:val="variable"/>
-    <w:sig w:usb0="00000003" w:usb1="288F0000" w:usb2="00000016" w:usb3="00000000" w:csb0="00040001" w:csb1="00000000"/>
+    <w:sig w:usb0="00000203" w:usb1="288F0000" w:usb2="00000016" w:usb3="00000000" w:csb0="00040001" w:csb1="00000000"/>
+  </w:font>
+  <w:font w:name="Angsana New">
+    <w:panose1 w:val="02020603050405020304"/>
+    <w:charset w:val="DE"/>
+    <w:family w:val="roman"/>
+    <w:pitch w:val="variable"/>
+    <w:sig w:usb0="81000003" w:usb1="00000000" w:usb2="00000000" w:usb3="00000000" w:csb0="00010001" w:csb1="00000000"/>
   </w:font>
   <w:font w:name="MS Mincho">
     <w:altName w:val="ＭＳ 明朝"/>
@@ -16105,6 +16189,19 @@
     <w:pitch w:val="variable"/>
     <w:sig w:usb0="E00006FF" w:usb1="420024FF" w:usb2="02000000" w:usb3="00000000" w:csb0="0000019F" w:csb1="00000000"/>
   </w:font>
+  <w:font w:name="Cordia New">
+    <w:panose1 w:val="020B0304020202020204"/>
+    <w:charset w:val="DE"/>
+    <w:family w:val="swiss"/>
+    <w:pitch w:val="variable"/>
+    <w:sig w:usb0="81000003" w:usb1="00000000" w:usb2="00000000" w:usb3="00000000" w:csb0="00010001" w:csb1="00000000"/>
+  </w:font>
+  <w:font w:name="Aptos">
+    <w:charset w:val="00"/>
+    <w:family w:val="swiss"/>
+    <w:pitch w:val="variable"/>
+    <w:sig w:usb0="20000287" w:usb1="00000003" w:usb2="00000000" w:usb3="00000000" w:csb0="0000019F" w:csb1="00000000"/>
+  </w:font>
   <w:font w:name="DengXian">
     <w:altName w:val="等线"/>
     <w:panose1 w:val="02010600030101010101"/>
@@ -16115,24 +16212,22 @@
   </w:font>
   <w:font w:name="DengXian Light">
     <w:altName w:val="等线 Light"/>
-    <w:panose1 w:val="02010600030101010101"/>
     <w:charset w:val="86"/>
     <w:family w:val="auto"/>
     <w:pitch w:val="variable"/>
     <w:sig w:usb0="A00002BF" w:usb1="38CF7CFA" w:usb2="00000016" w:usb3="00000000" w:csb0="0004000F" w:csb1="00000000"/>
   </w:font>
-  <w:font w:name="Calibri Light">
-    <w:panose1 w:val="020F0302020204030204"/>
+  <w:font w:name="Aptos Display">
     <w:charset w:val="00"/>
     <w:family w:val="swiss"/>
     <w:pitch w:val="variable"/>
-    <w:sig w:usb0="E4002EFF" w:usb1="C000247B" w:usb2="00000009" w:usb3="00000000" w:csb0="000001FF" w:csb1="00000000"/>
+    <w:sig w:usb0="20000287" w:usb1="00000003" w:usb2="00000000" w:usb3="00000000" w:csb0="0000019F" w:csb1="00000000"/>
   </w:font>
 </w:fonts>
 </file>
 
 <file path=word/glossary/settings.xml><?xml version="1.0" encoding="utf-8"?>
-<w:settings xmlns:mc="http://schemas.openxmlformats.org/markup-compatibility/2006" xmlns:o="urn:schemas-microsoft-com:office:office" xmlns:r="http://schemas.openxmlformats.org/officeDocument/2006/relationships" xmlns:m="http://schemas.openxmlformats.org/officeDocument/2006/math" xmlns:v="urn:schemas-microsoft-com:vml" xmlns:w10="urn:schemas-microsoft-com:office:word" xmlns:w="http://schemas.openxmlformats.org/wordprocessingml/2006/main" xmlns:w14="http://schemas.microsoft.com/office/word/2010/wordml" xmlns:w15="http://schemas.microsoft.com/office/word/2012/wordml" xmlns:w16cex="http://schemas.microsoft.com/office/word/2018/wordml/cex" xmlns:w16cid="http://schemas.microsoft.com/office/word/2016/wordml/cid" xmlns:w16="http://schemas.microsoft.com/office/word/2018/wordml" xmlns:w16se="http://schemas.microsoft.com/office/word/2015/wordml/symex" xmlns:sl="http://schemas.openxmlformats.org/schemaLibrary/2006/main" mc:Ignorable="w14 w15 w16se w16cid w16 w16cex">
+<w:settings xmlns:mc="http://schemas.openxmlformats.org/markup-compatibility/2006" xmlns:o="urn:schemas-microsoft-com:office:office" xmlns:r="http://schemas.openxmlformats.org/officeDocument/2006/relationships" xmlns:m="http://schemas.openxmlformats.org/officeDocument/2006/math" xmlns:v="urn:schemas-microsoft-com:vml" xmlns:w10="urn:schemas-microsoft-com:office:word" xmlns:w="http://schemas.openxmlformats.org/wordprocessingml/2006/main" xmlns:w14="http://schemas.microsoft.com/office/word/2010/wordml" xmlns:w15="http://schemas.microsoft.com/office/word/2012/wordml" xmlns:w16cex="http://schemas.microsoft.com/office/word/2018/wordml/cex" xmlns:w16cid="http://schemas.microsoft.com/office/word/2016/wordml/cid" xmlns:w16="http://schemas.microsoft.com/office/word/2018/wordml" xmlns:w16du="http://schemas.microsoft.com/office/word/2023/wordml/word16du" xmlns:w16sdtdh="http://schemas.microsoft.com/office/word/2020/wordml/sdtdatahash" xmlns:w16sdtfl="http://schemas.microsoft.com/office/word/2024/wordml/sdtformatlock" xmlns:w16se="http://schemas.microsoft.com/office/word/2015/wordml/symex" xmlns:sl="http://schemas.openxmlformats.org/schemaLibrary/2006/main" mc:Ignorable="w14 w15 w16se w16cid w16 w16cex w16sdtdh w16sdtfl w16du">
   <w:view w:val="normal"/>
   <w:defaultTabStop w:val="720"/>
   <w:characterSpacingControl w:val="doNotCompress"/>
@@ -16147,8 +16242,10 @@
   </w:compat>
   <w:rsids>
     <w:rsidRoot w:val="00CF4671"/>
+    <w:rsid w:val="003444FE"/>
     <w:rsid w:val="00815C94"/>
     <w:rsid w:val="00954C93"/>
+    <w:rsid w:val="00B17F11"/>
     <w:rsid w:val="00B96524"/>
     <w:rsid w:val="00CF4671"/>
     <w:rsid w:val="00E749AE"/>
@@ -16166,7 +16263,7 @@
     <m:intLim m:val="subSup"/>
     <m:naryLim m:val="undOvr"/>
   </m:mathPr>
-  <w:themeFontLang w:val="en-US" w:eastAsia="zh-CN"/>
+  <w:themeFontLang w:val="en-US" w:eastAsia="zh-CN" w:bidi="th-TH"/>
   <w:clrSchemeMapping w:bg1="light1" w:t1="dark1" w:bg2="light2" w:t2="dark2" w:accent1="accent1" w:accent2="accent2" w:accent3="accent3" w:accent4="accent4" w:accent5="accent5" w:accent6="accent6" w:hyperlink="hyperlink" w:followedHyperlink="followedHyperlink"/>
   <w:decimalSymbol w:val="."/>
   <w:listSeparator w:val=","/>
@@ -16175,7 +16272,7 @@
 </file>
 
 <file path=word/glossary/styles.xml><?xml version="1.0" encoding="utf-8"?>
-<w:styles xmlns:mc="http://schemas.openxmlformats.org/markup-compatibility/2006" xmlns:r="http://schemas.openxmlformats.org/officeDocument/2006/relationships" xmlns:w="http://schemas.openxmlformats.org/wordprocessingml/2006/main" xmlns:w14="http://schemas.microsoft.com/office/word/2010/wordml" xmlns:w15="http://schemas.microsoft.com/office/word/2012/wordml" xmlns:w16cex="http://schemas.microsoft.com/office/word/2018/wordml/cex" xmlns:w16cid="http://schemas.microsoft.com/office/word/2016/wordml/cid" xmlns:w16="http://schemas.microsoft.com/office/word/2018/wordml" xmlns:w16se="http://schemas.microsoft.com/office/word/2015/wordml/symex" mc:Ignorable="w14 w15 w16se w16cid w16 w16cex">
+<w:styles xmlns:mc="http://schemas.openxmlformats.org/markup-compatibility/2006" xmlns:r="http://schemas.openxmlformats.org/officeDocument/2006/relationships" xmlns:w="http://schemas.openxmlformats.org/wordprocessingml/2006/main" xmlns:w14="http://schemas.microsoft.com/office/word/2010/wordml" xmlns:w15="http://schemas.microsoft.com/office/word/2012/wordml" xmlns:w16cex="http://schemas.microsoft.com/office/word/2018/wordml/cex" xmlns:w16cid="http://schemas.microsoft.com/office/word/2016/wordml/cid" xmlns:w16="http://schemas.microsoft.com/office/word/2018/wordml" xmlns:w16du="http://schemas.microsoft.com/office/word/2023/wordml/word16du" xmlns:w16sdtdh="http://schemas.microsoft.com/office/word/2020/wordml/sdtdatahash" xmlns:w16sdtfl="http://schemas.microsoft.com/office/word/2024/wordml/sdtformatlock" xmlns:w16se="http://schemas.microsoft.com/office/word/2015/wordml/symex" mc:Ignorable="w14 w15 w16se w16cid w16 w16cex w16sdtdh w16sdtfl w16du">
   <w:docDefaults>
     <w:rPrDefault>
       <w:rPr>
@@ -16616,7 +16713,7 @@
 </file>
 
 <file path=word/glossary/webSettings.xml><?xml version="1.0" encoding="utf-8"?>
-<w:webSettings xmlns:mc="http://schemas.openxmlformats.org/markup-compatibility/2006" xmlns:r="http://schemas.openxmlformats.org/officeDocument/2006/relationships" xmlns:w="http://schemas.openxmlformats.org/wordprocessingml/2006/main" xmlns:w14="http://schemas.microsoft.com/office/word/2010/wordml" xmlns:w15="http://schemas.microsoft.com/office/word/2012/wordml" xmlns:w16cex="http://schemas.microsoft.com/office/word/2018/wordml/cex" xmlns:w16cid="http://schemas.microsoft.com/office/word/2016/wordml/cid" xmlns:w16="http://schemas.microsoft.com/office/word/2018/wordml" xmlns:w16se="http://schemas.microsoft.com/office/word/2015/wordml/symex" mc:Ignorable="w14 w15 w16se w16cid w16 w16cex">
+<w:webSettings xmlns:mc="http://schemas.openxmlformats.org/markup-compatibility/2006" xmlns:r="http://schemas.openxmlformats.org/officeDocument/2006/relationships" xmlns:w="http://schemas.openxmlformats.org/wordprocessingml/2006/main" xmlns:w14="http://schemas.microsoft.com/office/word/2010/wordml" xmlns:w15="http://schemas.microsoft.com/office/word/2012/wordml" xmlns:w16cex="http://schemas.microsoft.com/office/word/2018/wordml/cex" xmlns:w16cid="http://schemas.microsoft.com/office/word/2016/wordml/cid" xmlns:w16="http://schemas.microsoft.com/office/word/2018/wordml" xmlns:w16du="http://schemas.microsoft.com/office/word/2023/wordml/word16du" xmlns:w16sdtdh="http://schemas.microsoft.com/office/word/2020/wordml/sdtdatahash" xmlns:w16sdtfl="http://schemas.microsoft.com/office/word/2024/wordml/sdtformatlock" xmlns:w16se="http://schemas.microsoft.com/office/word/2015/wordml/symex" mc:Ignorable="w14 w15 w16se w16cid w16 w16cex w16sdtdh w16sdtfl w16du">
   <w:optimizeForBrowser/>
   <w:allowPNG/>
 </w:webSettings>

--- a/Y3/T2/Network Security/Lab/MOD12-13-14/GNS3/Answer/14.9.9 Lab - Configure STP Security.docx
+++ b/Y3/T2/Network Security/Lab/MOD12-13-14/GNS3/Answer/14.9.9 Lab - Configure STP Security.docx
@@ -36,6 +36,22 @@
           <w:r>
             <w:t>Lab - Configure STP Security</w:t>
           </w:r>
+          <w:r>
+            <w:t xml:space="preserve"> </w:t>
+          </w:r>
+          <w:proofErr w:type="gramStart"/>
+          <w:r>
+            <w:t>( THY</w:t>
+          </w:r>
+          <w:proofErr w:type="gramEnd"/>
+          <w:r>
+            <w:t xml:space="preserve"> </w:t>
+          </w:r>
+          <w:proofErr w:type="gramStart"/>
+          <w:r>
+            <w:t>DAYUTH )</w:t>
+          </w:r>
+          <w:proofErr w:type="gramEnd"/>
         </w:sdtContent>
       </w:sdt>
     </w:p>
@@ -59,10 +75,10 @@
           <w:noProof/>
         </w:rPr>
         <w:drawing>
-          <wp:inline distT="0" distB="0" distL="0" distR="0" wp14:anchorId="01D820BD" wp14:editId="6F6D76D7">
-            <wp:extent cx="2956560" cy="3274060"/>
-            <wp:effectExtent l="0" t="0" r="0" b="2540"/>
-            <wp:docPr id="6" name="Picture 6" descr="This topology has 1 router, 2 switches and 2 PCs."/>
+          <wp:inline distT="0" distB="0" distL="0" distR="0" wp14:anchorId="2ABDC86F" wp14:editId="4DBF08F7">
+            <wp:extent cx="2410161" cy="3848637"/>
+            <wp:effectExtent l="0" t="0" r="9525" b="0"/>
+            <wp:docPr id="2042466630" name="Picture 1"/>
             <wp:cNvGraphicFramePr>
               <a:graphicFrameLocks xmlns:a="http://schemas.openxmlformats.org/drawingml/2006/main" noChangeAspect="1"/>
             </wp:cNvGraphicFramePr>
@@ -70,33 +86,23 @@
               <a:graphicData uri="http://schemas.openxmlformats.org/drawingml/2006/picture">
                 <pic:pic xmlns:pic="http://schemas.openxmlformats.org/drawingml/2006/picture">
                   <pic:nvPicPr>
-                    <pic:cNvPr id="6" name="Picture 6" descr="This topology has 1 router, 2 switches and 2 PCs."/>
-                    <pic:cNvPicPr>
-                      <a:picLocks noChangeAspect="1" noChangeArrowheads="1"/>
-                    </pic:cNvPicPr>
+                    <pic:cNvPr id="2042466630" name=""/>
+                    <pic:cNvPicPr/>
                   </pic:nvPicPr>
                   <pic:blipFill>
-                    <a:blip r:embed="rId8">
-                      <a:extLst>
-                        <a:ext uri="{28A0092B-C50C-407E-A947-70E740481C1C}">
-                          <a14:useLocalDpi xmlns:a14="http://schemas.microsoft.com/office/drawing/2010/main" val="0"/>
-                        </a:ext>
-                      </a:extLst>
-                    </a:blip>
-                    <a:srcRect/>
+                    <a:blip r:embed="rId8"/>
                     <a:stretch>
                       <a:fillRect/>
                     </a:stretch>
                   </pic:blipFill>
-                  <pic:spPr bwMode="auto">
+                  <pic:spPr>
                     <a:xfrm>
                       <a:off x="0" y="0"/>
-                      <a:ext cx="2956560" cy="3274060"/>
+                      <a:ext cx="2410161" cy="3848637"/>
                     </a:xfrm>
                     <a:prstGeom prst="rect">
                       <a:avLst/>
                     </a:prstGeom>
-                    <a:noFill/>
                   </pic:spPr>
                 </pic:pic>
               </a:graphicData>
@@ -942,6 +948,7 @@
         <w:rPr>
           <w:noProof/>
         </w:rPr>
+        <w:lastRenderedPageBreak/>
         <w:t>Configure trunk port mode.</w:t>
       </w:r>
     </w:p>
@@ -978,7 +985,6 @@
         <w:rPr>
           <w:noProof/>
         </w:rPr>
-        <w:lastRenderedPageBreak/>
         <w:t>Verify trunk configuration.</w:t>
       </w:r>
     </w:p>
@@ -1794,7 +1800,21 @@
         <w:rPr>
           <w:b/>
         </w:rPr>
-        <w:t>interface vlan 1</w:t>
+        <w:t xml:space="preserve">interface </w:t>
+      </w:r>
+      <w:proofErr w:type="spellStart"/>
+      <w:r>
+        <w:rPr>
+          <w:b/>
+        </w:rPr>
+        <w:t>vlan</w:t>
+      </w:r>
+      <w:proofErr w:type="spellEnd"/>
+      <w:r>
+        <w:rPr>
+          <w:b/>
+        </w:rPr>
+        <w:t xml:space="preserve"> 1</w:t>
       </w:r>
     </w:p>
     <w:p>
@@ -1810,11 +1830,19 @@
         </w:rPr>
         <w:t xml:space="preserve">S1(config-if)# </w:t>
       </w:r>
-      <w:r>
-        <w:rPr>
-          <w:b/>
-        </w:rPr>
-        <w:t>ip address 192.168.1.2 255.255.255.0</w:t>
+      <w:proofErr w:type="spellStart"/>
+      <w:r>
+        <w:rPr>
+          <w:b/>
+        </w:rPr>
+        <w:t>ip</w:t>
+      </w:r>
+      <w:proofErr w:type="spellEnd"/>
+      <w:r>
+        <w:rPr>
+          <w:b/>
+        </w:rPr>
+        <w:t xml:space="preserve"> address 192.168.1.2 255.255.255.0</w:t>
       </w:r>
     </w:p>
     <w:p>
@@ -1876,7 +1904,21 @@
         <w:rPr>
           <w:b/>
         </w:rPr>
-        <w:t>no ip domain-lookup</w:t>
+        <w:t xml:space="preserve">no </w:t>
+      </w:r>
+      <w:proofErr w:type="spellStart"/>
+      <w:r>
+        <w:rPr>
+          <w:b/>
+        </w:rPr>
+        <w:t>ip</w:t>
+      </w:r>
+      <w:proofErr w:type="spellEnd"/>
+      <w:r>
+        <w:rPr>
+          <w:b/>
+        </w:rPr>
+        <w:t xml:space="preserve"> domain-lookup</w:t>
       </w:r>
     </w:p>
     <w:p>
@@ -1927,7 +1969,21 @@
         <w:rPr>
           <w:b/>
         </w:rPr>
-        <w:t>no ip http server</w:t>
+        <w:t xml:space="preserve">no </w:t>
+      </w:r>
+      <w:proofErr w:type="spellStart"/>
+      <w:r>
+        <w:rPr>
+          <w:b/>
+        </w:rPr>
+        <w:t>ip</w:t>
+      </w:r>
+      <w:proofErr w:type="spellEnd"/>
+      <w:r>
+        <w:rPr>
+          <w:b/>
+        </w:rPr>
+        <w:t xml:space="preserve"> http server</w:t>
       </w:r>
     </w:p>
     <w:p>
@@ -1947,8 +2003,30 @@
         <w:rPr>
           <w:b/>
         </w:rPr>
-        <w:t>no ip http secure-server</w:t>
-      </w:r>
+        <w:t xml:space="preserve">no </w:t>
+      </w:r>
+      <w:proofErr w:type="spellStart"/>
+      <w:r>
+        <w:rPr>
+          <w:b/>
+        </w:rPr>
+        <w:t>ip</w:t>
+      </w:r>
+      <w:proofErr w:type="spellEnd"/>
+      <w:r>
+        <w:rPr>
+          <w:b/>
+        </w:rPr>
+        <w:t xml:space="preserve"> http </w:t>
+      </w:r>
+      <w:proofErr w:type="gramStart"/>
+      <w:r>
+        <w:rPr>
+          <w:b/>
+        </w:rPr>
+        <w:t>secure-server</w:t>
+      </w:r>
+      <w:proofErr w:type="gramEnd"/>
     </w:p>
     <w:p>
       <w:pPr>
@@ -1981,13 +2059,23 @@
         </w:rPr>
         <w:t xml:space="preserve"> IOS image to support the </w:t>
       </w:r>
+      <w:proofErr w:type="spellStart"/>
       <w:r>
         <w:rPr>
           <w:rStyle w:val="BodyTextL25Char"/>
           <w:b/>
           <w:bCs/>
         </w:rPr>
-        <w:t>ip http secure-server</w:t>
+        <w:t>ip</w:t>
+      </w:r>
+      <w:proofErr w:type="spellEnd"/>
+      <w:r>
+        <w:rPr>
+          <w:rStyle w:val="BodyTextL25Char"/>
+          <w:b/>
+          <w:bCs/>
+        </w:rPr>
+        <w:t xml:space="preserve"> http secure-server</w:t>
       </w:r>
       <w:r>
         <w:rPr>
@@ -2023,8 +2111,13 @@
         <w:t>S</w:t>
       </w:r>
       <w:r>
-        <w:t>1(config)#</w:t>
-      </w:r>
+        <w:t>1(</w:t>
+      </w:r>
+      <w:proofErr w:type="gramStart"/>
+      <w:r>
+        <w:t>config)#</w:t>
+      </w:r>
+      <w:proofErr w:type="gramEnd"/>
       <w:r>
         <w:t xml:space="preserve"> </w:t>
       </w:r>
@@ -2032,7 +2125,21 @@
         <w:rPr>
           <w:b/>
         </w:rPr>
-        <w:t>enable algorithm-type scrypt secret cisco12345</w:t>
+        <w:t xml:space="preserve">enable algorithm-type </w:t>
+      </w:r>
+      <w:proofErr w:type="spellStart"/>
+      <w:r>
+        <w:rPr>
+          <w:b/>
+        </w:rPr>
+        <w:t>scrypt</w:t>
+      </w:r>
+      <w:proofErr w:type="spellEnd"/>
+      <w:r>
+        <w:rPr>
+          <w:b/>
+        </w:rPr>
+        <w:t xml:space="preserve"> secret cisco12345</w:t>
       </w:r>
     </w:p>
     <w:p>
@@ -2059,8 +2166,13 @@
         <w:t>S</w:t>
       </w:r>
       <w:r>
-        <w:t>1(config)#</w:t>
-      </w:r>
+        <w:t>1(</w:t>
+      </w:r>
+      <w:proofErr w:type="gramStart"/>
+      <w:r>
+        <w:t>config)#</w:t>
+      </w:r>
+      <w:proofErr w:type="gramEnd"/>
       <w:r>
         <w:t xml:space="preserve"> </w:t>
       </w:r>
@@ -2079,8 +2191,13 @@
         <w:t>S1</w:t>
       </w:r>
       <w:r>
-        <w:t>(config-line)#</w:t>
-      </w:r>
+        <w:t>(config-</w:t>
+      </w:r>
+      <w:proofErr w:type="gramStart"/>
+      <w:r>
+        <w:t>line)#</w:t>
+      </w:r>
+      <w:proofErr w:type="gramEnd"/>
       <w:r>
         <w:t xml:space="preserve"> </w:t>
       </w:r>
@@ -2088,8 +2205,16 @@
         <w:rPr>
           <w:b/>
         </w:rPr>
-        <w:t>password ciscoconpass</w:t>
-      </w:r>
+        <w:t xml:space="preserve">password </w:t>
+      </w:r>
+      <w:proofErr w:type="spellStart"/>
+      <w:r>
+        <w:rPr>
+          <w:b/>
+        </w:rPr>
+        <w:t>ciscoconpass</w:t>
+      </w:r>
+      <w:proofErr w:type="spellEnd"/>
     </w:p>
     <w:p>
       <w:pPr>
@@ -2099,8 +2224,13 @@
         <w:t>S</w:t>
       </w:r>
       <w:r>
-        <w:t>1(config-line)#</w:t>
-      </w:r>
+        <w:t>1(config-</w:t>
+      </w:r>
+      <w:proofErr w:type="gramStart"/>
+      <w:r>
+        <w:t>line)#</w:t>
+      </w:r>
+      <w:proofErr w:type="gramEnd"/>
       <w:r>
         <w:t xml:space="preserve"> </w:t>
       </w:r>
@@ -2119,8 +2249,13 @@
         <w:t>S</w:t>
       </w:r>
       <w:r>
-        <w:t>1(config-line)#</w:t>
-      </w:r>
+        <w:t>1(config-</w:t>
+      </w:r>
+      <w:proofErr w:type="gramStart"/>
+      <w:r>
+        <w:t>line)#</w:t>
+      </w:r>
+      <w:proofErr w:type="gramEnd"/>
       <w:r>
         <w:t xml:space="preserve"> </w:t>
       </w:r>
@@ -2142,8 +2277,13 @@
         <w:t>S</w:t>
       </w:r>
       <w:r>
-        <w:t>1(config-line)#</w:t>
-      </w:r>
+        <w:t>1(config-</w:t>
+      </w:r>
+      <w:proofErr w:type="gramStart"/>
+      <w:r>
+        <w:t>line)#</w:t>
+      </w:r>
+      <w:proofErr w:type="gramEnd"/>
       <w:r>
         <w:t xml:space="preserve"> </w:t>
       </w:r>
@@ -2272,6 +2412,9 @@
         <w:pStyle w:val="BodyTextL50"/>
       </w:pPr>
       <w:r>
+        <w:rPr>
+          <w:noProof/>
+        </w:rPr>
         <w:drawing>
           <wp:inline distT="0" distB="0" distL="0" distR="0" wp14:anchorId="020921FA" wp14:editId="3369311D">
             <wp:extent cx="5363323" cy="1505160"/>
@@ -2411,7 +2554,63 @@
         <w:pStyle w:val="BodyTextL25"/>
       </w:pPr>
       <w:r>
-        <w:t>Securing trunk ports can help stop VLAN hopping attacks. The best way to prevent a basic VLAN hopping attack is to explicitly disable trunking on all ports except the ports that specifically require trunking. On the required trunking ports, disable DTP (auto trunking) negotiations and manually enable trunking. If no trunking is required on an interface, configure the port as an access port. This disables trunking on the interface.</w:t>
+        <w:t xml:space="preserve">Securing trunk ports can help stop VLAN hopping attacks. The best way to prevent a basic VLAN hopping attack is to explicitly disable </w:t>
+      </w:r>
+      <w:proofErr w:type="spellStart"/>
+      <w:r>
+        <w:t>trunking</w:t>
+      </w:r>
+      <w:proofErr w:type="spellEnd"/>
+      <w:r>
+        <w:t xml:space="preserve"> on all ports except the ports that specifically require </w:t>
+      </w:r>
+      <w:proofErr w:type="spellStart"/>
+      <w:r>
+        <w:t>trunking</w:t>
+      </w:r>
+      <w:proofErr w:type="spellEnd"/>
+      <w:r>
+        <w:t xml:space="preserve">. On the required </w:t>
+      </w:r>
+      <w:proofErr w:type="spellStart"/>
+      <w:r>
+        <w:t>trunking</w:t>
+      </w:r>
+      <w:proofErr w:type="spellEnd"/>
+      <w:r>
+        <w:t xml:space="preserve"> ports, disable DTP (auto </w:t>
+      </w:r>
+      <w:proofErr w:type="spellStart"/>
+      <w:r>
+        <w:t>trunking</w:t>
+      </w:r>
+      <w:proofErr w:type="spellEnd"/>
+      <w:r>
+        <w:t xml:space="preserve">) negotiations and manually enable </w:t>
+      </w:r>
+      <w:proofErr w:type="spellStart"/>
+      <w:r>
+        <w:t>trunking</w:t>
+      </w:r>
+      <w:proofErr w:type="spellEnd"/>
+      <w:r>
+        <w:t xml:space="preserve">. If no </w:t>
+      </w:r>
+      <w:proofErr w:type="spellStart"/>
+      <w:r>
+        <w:t>trunking</w:t>
+      </w:r>
+      <w:proofErr w:type="spellEnd"/>
+      <w:r>
+        <w:t xml:space="preserve"> is required on an interface, configure the port as an access port. This disables </w:t>
+      </w:r>
+      <w:proofErr w:type="spellStart"/>
+      <w:r>
+        <w:t>trunking</w:t>
+      </w:r>
+      <w:proofErr w:type="spellEnd"/>
+      <w:r>
+        <w:t xml:space="preserve"> on the interface.</w:t>
       </w:r>
     </w:p>
     <w:p>
@@ -2542,7 +2741,21 @@
         <w:rPr>
           <w:b/>
         </w:rPr>
-        <w:t>spanning-tree vlan 1 priority 0</w:t>
+        <w:t xml:space="preserve">spanning-tree </w:t>
+      </w:r>
+      <w:proofErr w:type="spellStart"/>
+      <w:r>
+        <w:rPr>
+          <w:b/>
+        </w:rPr>
+        <w:t>vlan</w:t>
+      </w:r>
+      <w:proofErr w:type="spellEnd"/>
+      <w:r>
+        <w:rPr>
+          <w:b/>
+        </w:rPr>
+        <w:t xml:space="preserve"> 1 priority 0</w:t>
       </w:r>
     </w:p>
     <w:p>
@@ -2587,7 +2800,25 @@
           <w:b/>
           <w:bCs/>
         </w:rPr>
-        <w:t>spanning-tree vlan 1 root primary</w:t>
+        <w:t xml:space="preserve">spanning-tree </w:t>
+      </w:r>
+      <w:proofErr w:type="spellStart"/>
+      <w:r>
+        <w:rPr>
+          <w:rStyle w:val="BodyTextL25Char"/>
+          <w:b/>
+          <w:bCs/>
+        </w:rPr>
+        <w:t>vlan</w:t>
+      </w:r>
+      <w:proofErr w:type="spellEnd"/>
+      <w:r>
+        <w:rPr>
+          <w:rStyle w:val="BodyTextL25Char"/>
+          <w:b/>
+          <w:bCs/>
+        </w:rPr>
+        <w:t xml:space="preserve"> 1 root primary</w:t>
       </w:r>
       <w:r>
         <w:t xml:space="preserve"> command to make S1 the root switch</w:t>
@@ -3102,8 +3333,13 @@
         <w:pStyle w:val="CMD"/>
       </w:pPr>
       <w:r>
-        <w:t>S1(config-if)#</w:t>
-      </w:r>
+        <w:t>S1(config-</w:t>
+      </w:r>
+      <w:proofErr w:type="gramStart"/>
+      <w:r>
+        <w:t>if)#</w:t>
+      </w:r>
+      <w:proofErr w:type="gramEnd"/>
       <w:r>
         <w:t xml:space="preserve"> </w:t>
       </w:r>
@@ -3512,13 +3748,23 @@
         <w:pStyle w:val="AnswerLineL50"/>
         <w:rPr>
           <w:noProof/>
-        </w:rPr>
-      </w:pPr>
-      <w:r>
-        <w:rPr>
-          <w:noProof/>
-        </w:rPr>
-        <w:t>Type your answers here.</w:t>
+          <w:color w:val="EE0000"/>
+        </w:rPr>
+      </w:pPr>
+      <w:r>
+        <w:rPr>
+          <w:bCs/>
+          <w:noProof/>
+          <w:color w:val="EE0000"/>
+        </w:rPr>
+        <w:t>It is set to the default VLAN 1</w:t>
+      </w:r>
+      <w:r>
+        <w:rPr>
+          <w:noProof/>
+          <w:color w:val="EE0000"/>
+        </w:rPr>
+        <w:t>.</w:t>
       </w:r>
     </w:p>
     <w:p>
@@ -3584,7 +3830,21 @@
         <w:rPr>
           <w:b/>
         </w:rPr>
-        <w:t>switchport trunk native vlan 99</w:t>
+        <w:t xml:space="preserve">switchport trunk native </w:t>
+      </w:r>
+      <w:proofErr w:type="spellStart"/>
+      <w:r>
+        <w:rPr>
+          <w:b/>
+        </w:rPr>
+        <w:t>vlan</w:t>
+      </w:r>
+      <w:proofErr w:type="spellEnd"/>
+      <w:r>
+        <w:rPr>
+          <w:b/>
+        </w:rPr>
+        <w:t xml:space="preserve"> 99</w:t>
       </w:r>
     </w:p>
     <w:p>
@@ -3621,10 +3881,18 @@
         <w:t>The following message should</w:t>
       </w:r>
       <w:r>
-        <w:t xml:space="preserve"> d</w:t>
-      </w:r>
-      <w:r>
-        <w:t xml:space="preserve">isplay </w:t>
+        <w:t xml:space="preserve"> </w:t>
+      </w:r>
+      <w:proofErr w:type="gramStart"/>
+      <w:r>
+        <w:t>d</w:t>
+      </w:r>
+      <w:r>
+        <w:t>isplay</w:t>
+      </w:r>
+      <w:proofErr w:type="gramEnd"/>
+      <w:r>
+        <w:t xml:space="preserve"> </w:t>
       </w:r>
       <w:r>
         <w:rPr>
@@ -3678,16 +3946,16 @@
     </w:p>
     <w:p>
       <w:pPr>
-        <w:pStyle w:val="AnswerLineL50"/>
-        <w:rPr>
-          <w:noProof/>
-        </w:rPr>
-      </w:pPr>
-      <w:r>
-        <w:rPr>
-          <w:noProof/>
-        </w:rPr>
-        <w:t>Type your answers here.</w:t>
+        <w:pStyle w:val="BodyTextL50"/>
+      </w:pPr>
+      <w:r>
+        <w:rPr>
+          <w:b/>
+          <w:i/>
+          <w:noProof/>
+          <w:color w:val="EE0000"/>
+        </w:rPr>
+        <w:t>A native VLAN mismatch exists: S1 is on 99, while S2 remains on 1. To enable proper trunking, S2 must be updated to VLAN 99 to match S1</w:t>
       </w:r>
     </w:p>
     <w:p>
@@ -3753,7 +4021,21 @@
         <w:rPr>
           <w:b/>
         </w:rPr>
-        <w:t>switchport trunk native vlan 99</w:t>
+        <w:t xml:space="preserve">switchport trunk native </w:t>
+      </w:r>
+      <w:proofErr w:type="spellStart"/>
+      <w:r>
+        <w:rPr>
+          <w:b/>
+        </w:rPr>
+        <w:t>vlan</w:t>
+      </w:r>
+      <w:proofErr w:type="spellEnd"/>
+      <w:r>
+        <w:rPr>
+          <w:b/>
+        </w:rPr>
+        <w:t xml:space="preserve"> 99</w:t>
       </w:r>
     </w:p>
     <w:p>
@@ -3863,8 +4145,16 @@
         <w:rPr>
           <w:b/>
         </w:rPr>
-        <w:t>switchport nonegotiate</w:t>
-      </w:r>
+        <w:t xml:space="preserve">switchport </w:t>
+      </w:r>
+      <w:proofErr w:type="spellStart"/>
+      <w:r>
+        <w:rPr>
+          <w:b/>
+        </w:rPr>
+        <w:t>nonegotiate</w:t>
+      </w:r>
+      <w:proofErr w:type="spellEnd"/>
     </w:p>
     <w:p>
       <w:pPr>
@@ -3911,8 +4201,16 @@
         <w:rPr>
           <w:b/>
         </w:rPr>
-        <w:t>switchport nonegotiate</w:t>
-      </w:r>
+        <w:t xml:space="preserve">switchport </w:t>
+      </w:r>
+      <w:proofErr w:type="spellStart"/>
+      <w:r>
+        <w:rPr>
+          <w:b/>
+        </w:rPr>
+        <w:t>nonegotiate</w:t>
+      </w:r>
+      <w:proofErr w:type="spellEnd"/>
     </w:p>
     <w:p>
       <w:pPr>
@@ -3955,15 +4253,38 @@
         <w:pStyle w:val="CMDOutput"/>
       </w:pPr>
       <w:r>
-        <w:t>Port        Mode         Encapsulation  Status        Native vlan</w:t>
-      </w:r>
-    </w:p>
-    <w:p>
-      <w:pPr>
-        <w:pStyle w:val="CMDOutput"/>
-      </w:pPr>
-      <w:r>
-        <w:t>Fa0/1       on           802.1q         trunking      99</w:t>
+        <w:t xml:space="preserve">Port        Mode         </w:t>
+      </w:r>
+      <w:proofErr w:type="gramStart"/>
+      <w:r>
+        <w:t>Encapsulation  Status</w:t>
+      </w:r>
+      <w:proofErr w:type="gramEnd"/>
+      <w:r>
+        <w:t xml:space="preserve">        Native </w:t>
+      </w:r>
+      <w:proofErr w:type="spellStart"/>
+      <w:proofErr w:type="gramStart"/>
+      <w:r>
+        <w:t>vlan</w:t>
+      </w:r>
+      <w:proofErr w:type="spellEnd"/>
+      <w:proofErr w:type="gramEnd"/>
+    </w:p>
+    <w:p>
+      <w:pPr>
+        <w:pStyle w:val="CMDOutput"/>
+      </w:pPr>
+      <w:r>
+        <w:t xml:space="preserve">Fa0/1       on           802.1q         </w:t>
+      </w:r>
+      <w:proofErr w:type="spellStart"/>
+      <w:r>
+        <w:t>trunking</w:t>
+      </w:r>
+      <w:proofErr w:type="spellEnd"/>
+      <w:r>
+        <w:t xml:space="preserve">      99</w:t>
       </w:r>
     </w:p>
     <w:p>
@@ -4060,6 +4381,9 @@
     <w:p>
       <w:pPr>
         <w:pStyle w:val="CMDOutput"/>
+        <w:rPr>
+          <w:noProof/>
+        </w:rPr>
       </w:pPr>
       <w:r>
         <w:rPr>
@@ -4072,6 +4396,48 @@
       <w:pPr>
         <w:pStyle w:val="CMDOutput"/>
       </w:pPr>
+      <w:r>
+        <w:drawing>
+          <wp:inline distT="0" distB="0" distL="0" distR="0" wp14:anchorId="59BA75DD" wp14:editId="61487A19">
+            <wp:extent cx="6258798" cy="2562583"/>
+            <wp:effectExtent l="0" t="0" r="0" b="9525"/>
+            <wp:docPr id="653931419" name="Picture 1"/>
+            <wp:cNvGraphicFramePr>
+              <a:graphicFrameLocks xmlns:a="http://schemas.openxmlformats.org/drawingml/2006/main" noChangeAspect="1"/>
+            </wp:cNvGraphicFramePr>
+            <a:graphic xmlns:a="http://schemas.openxmlformats.org/drawingml/2006/main">
+              <a:graphicData uri="http://schemas.openxmlformats.org/drawingml/2006/picture">
+                <pic:pic xmlns:pic="http://schemas.openxmlformats.org/drawingml/2006/picture">
+                  <pic:nvPicPr>
+                    <pic:cNvPr id="653931419" name=""/>
+                    <pic:cNvPicPr/>
+                  </pic:nvPicPr>
+                  <pic:blipFill>
+                    <a:blip r:embed="rId11"/>
+                    <a:stretch>
+                      <a:fillRect/>
+                    </a:stretch>
+                  </pic:blipFill>
+                  <pic:spPr>
+                    <a:xfrm>
+                      <a:off x="0" y="0"/>
+                      <a:ext cx="6258798" cy="2562583"/>
+                    </a:xfrm>
+                    <a:prstGeom prst="rect">
+                      <a:avLst/>
+                    </a:prstGeom>
+                  </pic:spPr>
+                </pic:pic>
+              </a:graphicData>
+            </a:graphic>
+          </wp:inline>
+        </w:drawing>
+      </w:r>
+    </w:p>
+    <w:p>
+      <w:pPr>
+        <w:pStyle w:val="CMDOutput"/>
+      </w:pPr>
     </w:p>
     <w:p>
       <w:pPr>
@@ -4135,15 +4501,31 @@
         <w:pStyle w:val="CMDOutput"/>
       </w:pPr>
       <w:r>
-        <w:t>Administrative Trunking Encapsulation: dot1q</w:t>
-      </w:r>
-    </w:p>
-    <w:p>
-      <w:pPr>
-        <w:pStyle w:val="CMDOutput"/>
-      </w:pPr>
-      <w:r>
-        <w:t>Operational Trunking Encapsulation: dot1q</w:t>
+        <w:t xml:space="preserve">Administrative </w:t>
+      </w:r>
+      <w:proofErr w:type="spellStart"/>
+      <w:r>
+        <w:t>Trunking</w:t>
+      </w:r>
+      <w:proofErr w:type="spellEnd"/>
+      <w:r>
+        <w:t xml:space="preserve"> Encapsulation: dot1q</w:t>
+      </w:r>
+    </w:p>
+    <w:p>
+      <w:pPr>
+        <w:pStyle w:val="CMDOutput"/>
+      </w:pPr>
+      <w:r>
+        <w:t xml:space="preserve">Operational </w:t>
+      </w:r>
+      <w:proofErr w:type="spellStart"/>
+      <w:r>
+        <w:t>Trunking</w:t>
+      </w:r>
+      <w:proofErr w:type="spellEnd"/>
+      <w:r>
+        <w:t xml:space="preserve"> Encapsulation: dot1q</w:t>
       </w:r>
     </w:p>
     <w:p>
@@ -4154,7 +4536,21 @@
         <w:rPr>
           <w:highlight w:val="yellow"/>
         </w:rPr>
-        <w:t>Negotiation of Trunking: Off</w:t>
+        <w:t xml:space="preserve">Negotiation of </w:t>
+      </w:r>
+      <w:proofErr w:type="spellStart"/>
+      <w:r>
+        <w:rPr>
+          <w:highlight w:val="yellow"/>
+        </w:rPr>
+        <w:t>Trunking</w:t>
+      </w:r>
+      <w:proofErr w:type="spellEnd"/>
+      <w:r>
+        <w:rPr>
+          <w:highlight w:val="yellow"/>
+        </w:rPr>
+        <w:t>: Off</w:t>
       </w:r>
     </w:p>
     <w:p>
@@ -4169,16 +4565,29 @@
       <w:pPr>
         <w:pStyle w:val="CMDOutput"/>
       </w:pPr>
-      <w:r>
-        <w:t>Trunking Native Mode VLAN: 99 (Inactive)</w:t>
-      </w:r>
-    </w:p>
-    <w:p>
-      <w:pPr>
-        <w:pStyle w:val="CMDOutput"/>
-      </w:pPr>
-      <w:r>
-        <w:t>Administrative Native VLAN tagging: enabled</w:t>
+      <w:proofErr w:type="spellStart"/>
+      <w:r>
+        <w:t>Trunking</w:t>
+      </w:r>
+      <w:proofErr w:type="spellEnd"/>
+      <w:r>
+        <w:t xml:space="preserve"> Native Mode VLAN: 99 (Inactive)</w:t>
+      </w:r>
+    </w:p>
+    <w:p>
+      <w:pPr>
+        <w:pStyle w:val="CMDOutput"/>
+      </w:pPr>
+      <w:r>
+        <w:t xml:space="preserve">Administrative Native VLAN </w:t>
+      </w:r>
+      <w:proofErr w:type="gramStart"/>
+      <w:r>
+        <w:t>tagging:</w:t>
+      </w:r>
+      <w:proofErr w:type="gramEnd"/>
+      <w:r>
+        <w:t xml:space="preserve"> enabled</w:t>
       </w:r>
     </w:p>
     <w:p>
@@ -4194,71 +4603,148 @@
         <w:pStyle w:val="CMDOutput"/>
       </w:pPr>
       <w:r>
-        <w:t>Administrative private-vlan host-association: none</w:t>
-      </w:r>
-    </w:p>
-    <w:p>
-      <w:pPr>
-        <w:pStyle w:val="CMDOutput"/>
-      </w:pPr>
-      <w:r>
-        <w:t>Administrative private-vlan mapping: none</w:t>
-      </w:r>
-    </w:p>
-    <w:p>
-      <w:pPr>
-        <w:pStyle w:val="CMDOutput"/>
-      </w:pPr>
-      <w:r>
-        <w:t>Administrative private-vlan trunk native VLAN: none</w:t>
-      </w:r>
-    </w:p>
-    <w:p>
-      <w:pPr>
-        <w:pStyle w:val="CMDOutput"/>
-      </w:pPr>
-      <w:r>
-        <w:t>Administrative private-vlan trunk Native VLAN tagging: enabled</w:t>
-      </w:r>
-    </w:p>
-    <w:p>
-      <w:pPr>
-        <w:pStyle w:val="CMDOutput"/>
-      </w:pPr>
-      <w:r>
-        <w:t>Administrative private-vlan trunk encapsulation: dot1q</w:t>
-      </w:r>
-    </w:p>
-    <w:p>
-      <w:pPr>
-        <w:pStyle w:val="CMDOutput"/>
-      </w:pPr>
-      <w:r>
-        <w:t>Administrative private-vlan trunk normal VLANs: none</w:t>
-      </w:r>
-    </w:p>
-    <w:p>
-      <w:pPr>
-        <w:pStyle w:val="CMDOutput"/>
-      </w:pPr>
-      <w:r>
-        <w:t>Administrative private-vlan trunk private VLANs: none</w:t>
-      </w:r>
-    </w:p>
-    <w:p>
-      <w:pPr>
-        <w:pStyle w:val="CMDOutput"/>
-      </w:pPr>
-      <w:r>
-        <w:t>Operational private-vlan: none</w:t>
-      </w:r>
-    </w:p>
-    <w:p>
-      <w:pPr>
-        <w:pStyle w:val="CMDOutput"/>
-      </w:pPr>
-      <w:r>
-        <w:t>Trunking VLANs Enabled: ALL</w:t>
+        <w:t>Administrative private-</w:t>
+      </w:r>
+      <w:proofErr w:type="spellStart"/>
+      <w:r>
+        <w:t>vlan</w:t>
+      </w:r>
+      <w:proofErr w:type="spellEnd"/>
+      <w:r>
+        <w:t xml:space="preserve"> host-association: none</w:t>
+      </w:r>
+    </w:p>
+    <w:p>
+      <w:pPr>
+        <w:pStyle w:val="CMDOutput"/>
+      </w:pPr>
+      <w:r>
+        <w:t>Administrative private-</w:t>
+      </w:r>
+      <w:proofErr w:type="spellStart"/>
+      <w:r>
+        <w:t>vlan</w:t>
+      </w:r>
+      <w:proofErr w:type="spellEnd"/>
+      <w:r>
+        <w:t xml:space="preserve"> mapping: none</w:t>
+      </w:r>
+    </w:p>
+    <w:p>
+      <w:pPr>
+        <w:pStyle w:val="CMDOutput"/>
+      </w:pPr>
+      <w:r>
+        <w:t>Administrative private-</w:t>
+      </w:r>
+      <w:proofErr w:type="spellStart"/>
+      <w:r>
+        <w:t>vlan</w:t>
+      </w:r>
+      <w:proofErr w:type="spellEnd"/>
+      <w:r>
+        <w:t xml:space="preserve"> trunk native VLAN: none</w:t>
+      </w:r>
+    </w:p>
+    <w:p>
+      <w:pPr>
+        <w:pStyle w:val="CMDOutput"/>
+      </w:pPr>
+      <w:r>
+        <w:t>Administrative private-</w:t>
+      </w:r>
+      <w:proofErr w:type="spellStart"/>
+      <w:r>
+        <w:t>vlan</w:t>
+      </w:r>
+      <w:proofErr w:type="spellEnd"/>
+      <w:r>
+        <w:t xml:space="preserve"> trunk Native VLAN </w:t>
+      </w:r>
+      <w:proofErr w:type="gramStart"/>
+      <w:r>
+        <w:t>tagging:</w:t>
+      </w:r>
+      <w:proofErr w:type="gramEnd"/>
+      <w:r>
+        <w:t xml:space="preserve"> enabled</w:t>
+      </w:r>
+    </w:p>
+    <w:p>
+      <w:pPr>
+        <w:pStyle w:val="CMDOutput"/>
+      </w:pPr>
+      <w:r>
+        <w:t>Administrative private-</w:t>
+      </w:r>
+      <w:proofErr w:type="spellStart"/>
+      <w:r>
+        <w:t>vlan</w:t>
+      </w:r>
+      <w:proofErr w:type="spellEnd"/>
+      <w:r>
+        <w:t xml:space="preserve"> trunk encapsulation: dot1q</w:t>
+      </w:r>
+    </w:p>
+    <w:p>
+      <w:pPr>
+        <w:pStyle w:val="CMDOutput"/>
+      </w:pPr>
+      <w:r>
+        <w:t>Administrative private-</w:t>
+      </w:r>
+      <w:proofErr w:type="spellStart"/>
+      <w:r>
+        <w:t>vlan</w:t>
+      </w:r>
+      <w:proofErr w:type="spellEnd"/>
+      <w:r>
+        <w:t xml:space="preserve"> trunk normal VLANs: none</w:t>
+      </w:r>
+    </w:p>
+    <w:p>
+      <w:pPr>
+        <w:pStyle w:val="CMDOutput"/>
+      </w:pPr>
+      <w:r>
+        <w:t>Administrative private-</w:t>
+      </w:r>
+      <w:proofErr w:type="spellStart"/>
+      <w:r>
+        <w:t>vlan</w:t>
+      </w:r>
+      <w:proofErr w:type="spellEnd"/>
+      <w:r>
+        <w:t xml:space="preserve"> trunk private VLANs: none</w:t>
+      </w:r>
+    </w:p>
+    <w:p>
+      <w:pPr>
+        <w:pStyle w:val="CMDOutput"/>
+      </w:pPr>
+      <w:r>
+        <w:t>Operational private-</w:t>
+      </w:r>
+      <w:proofErr w:type="spellStart"/>
+      <w:r>
+        <w:t>vlan</w:t>
+      </w:r>
+      <w:proofErr w:type="spellEnd"/>
+      <w:r>
+        <w:t>: none</w:t>
+      </w:r>
+    </w:p>
+    <w:p>
+      <w:pPr>
+        <w:pStyle w:val="CMDOutput"/>
+      </w:pPr>
+      <w:proofErr w:type="spellStart"/>
+      <w:r>
+        <w:t>Trunking</w:t>
+      </w:r>
+      <w:proofErr w:type="spellEnd"/>
+      <w:r>
+        <w:t xml:space="preserve"> VLANs Enabled: ALL</w:t>
       </w:r>
     </w:p>
     <w:p>
@@ -4324,6 +4810,48 @@
     </w:p>
     <w:p>
       <w:pPr>
+        <w:pStyle w:val="CMDOutput"/>
+      </w:pPr>
+      <w:r>
+        <w:drawing>
+          <wp:inline distT="0" distB="0" distL="0" distR="0" wp14:anchorId="17E2F5F9" wp14:editId="79031976">
+            <wp:extent cx="5611008" cy="4677428"/>
+            <wp:effectExtent l="0" t="0" r="8890" b="8890"/>
+            <wp:docPr id="480826176" name="Picture 1"/>
+            <wp:cNvGraphicFramePr>
+              <a:graphicFrameLocks xmlns:a="http://schemas.openxmlformats.org/drawingml/2006/main" noChangeAspect="1"/>
+            </wp:cNvGraphicFramePr>
+            <a:graphic xmlns:a="http://schemas.openxmlformats.org/drawingml/2006/main">
+              <a:graphicData uri="http://schemas.openxmlformats.org/drawingml/2006/picture">
+                <pic:pic xmlns:pic="http://schemas.openxmlformats.org/drawingml/2006/picture">
+                  <pic:nvPicPr>
+                    <pic:cNvPr id="480826176" name=""/>
+                    <pic:cNvPicPr/>
+                  </pic:nvPicPr>
+                  <pic:blipFill>
+                    <a:blip r:embed="rId12"/>
+                    <a:stretch>
+                      <a:fillRect/>
+                    </a:stretch>
+                  </pic:blipFill>
+                  <pic:spPr>
+                    <a:xfrm>
+                      <a:off x="0" y="0"/>
+                      <a:ext cx="5611008" cy="4677428"/>
+                    </a:xfrm>
+                    <a:prstGeom prst="rect">
+                      <a:avLst/>
+                    </a:prstGeom>
+                  </pic:spPr>
+                </pic:pic>
+              </a:graphicData>
+            </a:graphic>
+          </wp:inline>
+        </w:drawing>
+      </w:r>
+    </w:p>
+    <w:p>
+      <w:pPr>
         <w:pStyle w:val="Heading3"/>
         <w:rPr>
           <w:noProof/>
@@ -4405,7 +4933,15 @@
         <w:pStyle w:val="CMDOutput"/>
       </w:pPr>
       <w:r>
-        <w:t xml:space="preserve"> switchport trunk native vlan 99</w:t>
+        <w:t xml:space="preserve"> switchport trunk native </w:t>
+      </w:r>
+      <w:proofErr w:type="spellStart"/>
+      <w:r>
+        <w:t>vlan</w:t>
+      </w:r>
+      <w:proofErr w:type="spellEnd"/>
+      <w:r>
+        <w:t xml:space="preserve"> 99</w:t>
       </w:r>
     </w:p>
     <w:p>
@@ -4421,8 +4957,13 @@
         <w:pStyle w:val="CMDOutput"/>
       </w:pPr>
       <w:r>
-        <w:t xml:space="preserve"> switchport nonegotiate</w:t>
-      </w:r>
+        <w:t xml:space="preserve"> switchport </w:t>
+      </w:r>
+      <w:proofErr w:type="spellStart"/>
+      <w:r>
+        <w:t>nonegotiate</w:t>
+      </w:r>
+      <w:proofErr w:type="spellEnd"/>
     </w:p>
     <w:p>
       <w:pPr>
@@ -4439,6 +4980,48 @@
     </w:p>
     <w:p>
       <w:pPr>
+        <w:pStyle w:val="CMDOutput"/>
+      </w:pPr>
+      <w:r>
+        <w:drawing>
+          <wp:inline distT="0" distB="0" distL="0" distR="0" wp14:anchorId="0E95F1DC" wp14:editId="296C39AC">
+            <wp:extent cx="3086531" cy="4429743"/>
+            <wp:effectExtent l="0" t="0" r="0" b="0"/>
+            <wp:docPr id="1508099768" name="Picture 1"/>
+            <wp:cNvGraphicFramePr>
+              <a:graphicFrameLocks xmlns:a="http://schemas.openxmlformats.org/drawingml/2006/main" noChangeAspect="1"/>
+            </wp:cNvGraphicFramePr>
+            <a:graphic xmlns:a="http://schemas.openxmlformats.org/drawingml/2006/main">
+              <a:graphicData uri="http://schemas.openxmlformats.org/drawingml/2006/picture">
+                <pic:pic xmlns:pic="http://schemas.openxmlformats.org/drawingml/2006/picture">
+                  <pic:nvPicPr>
+                    <pic:cNvPr id="1508099768" name=""/>
+                    <pic:cNvPicPr/>
+                  </pic:nvPicPr>
+                  <pic:blipFill>
+                    <a:blip r:embed="rId13"/>
+                    <a:stretch>
+                      <a:fillRect/>
+                    </a:stretch>
+                  </pic:blipFill>
+                  <pic:spPr>
+                    <a:xfrm>
+                      <a:off x="0" y="0"/>
+                      <a:ext cx="3086531" cy="4429743"/>
+                    </a:xfrm>
+                    <a:prstGeom prst="rect">
+                      <a:avLst/>
+                    </a:prstGeom>
+                  </pic:spPr>
+                </pic:pic>
+              </a:graphicData>
+            </a:graphic>
+          </wp:inline>
+        </w:drawing>
+      </w:r>
+    </w:p>
+    <w:p>
+      <w:pPr>
         <w:pStyle w:val="Heading3"/>
         <w:rPr>
           <w:noProof/>
@@ -4564,7 +5147,15 @@
         <w:pStyle w:val="Heading3"/>
       </w:pPr>
       <w:r>
-        <w:t>Disable trunking on S</w:t>
+        <w:t xml:space="preserve">Disable </w:t>
+      </w:r>
+      <w:proofErr w:type="spellStart"/>
+      <w:r>
+        <w:t>trunking</w:t>
+      </w:r>
+      <w:proofErr w:type="spellEnd"/>
+      <w:r>
+        <w:t xml:space="preserve"> on S</w:t>
       </w:r>
       <w:r>
         <w:t>2</w:t>
@@ -4857,8 +5448,16 @@
         <w:rPr>
           <w:b/>
         </w:rPr>
-        <w:t>spanning-tree portfast</w:t>
-      </w:r>
+        <w:t xml:space="preserve">spanning-tree </w:t>
+      </w:r>
+      <w:proofErr w:type="spellStart"/>
+      <w:r>
+        <w:rPr>
+          <w:b/>
+        </w:rPr>
+        <w:t>portfast</w:t>
+      </w:r>
+      <w:proofErr w:type="spellEnd"/>
     </w:p>
     <w:p>
       <w:pPr>
@@ -4965,8 +5564,16 @@
         <w:rPr>
           <w:b/>
         </w:rPr>
-        <w:t>spanning-tree portfast</w:t>
-      </w:r>
+        <w:t xml:space="preserve">spanning-tree </w:t>
+      </w:r>
+      <w:proofErr w:type="spellStart"/>
+      <w:r>
+        <w:rPr>
+          <w:b/>
+        </w:rPr>
+        <w:t>portfast</w:t>
+      </w:r>
+      <w:proofErr w:type="spellEnd"/>
     </w:p>
     <w:p>
       <w:pPr>
@@ -5019,8 +5626,16 @@
         <w:rPr>
           <w:b/>
         </w:rPr>
-        <w:t>spanning-tree portfast</w:t>
-      </w:r>
+        <w:t xml:space="preserve">spanning-tree </w:t>
+      </w:r>
+      <w:proofErr w:type="spellStart"/>
+      <w:r>
+        <w:rPr>
+          <w:b/>
+        </w:rPr>
+        <w:t>portfast</w:t>
+      </w:r>
+      <w:proofErr w:type="spellEnd"/>
     </w:p>
     <w:p>
       <w:pPr>
@@ -5110,7 +5725,21 @@
         <w:rPr>
           <w:b/>
         </w:rPr>
-        <w:t>spanning-tree bpduguard enable</w:t>
+        <w:t xml:space="preserve">spanning-tree </w:t>
+      </w:r>
+      <w:proofErr w:type="spellStart"/>
+      <w:r>
+        <w:rPr>
+          <w:b/>
+        </w:rPr>
+        <w:t>bpduguard</w:t>
+      </w:r>
+      <w:proofErr w:type="spellEnd"/>
+      <w:r>
+        <w:rPr>
+          <w:b/>
+        </w:rPr>
+        <w:t xml:space="preserve"> enable</w:t>
       </w:r>
     </w:p>
     <w:p>
@@ -5158,7 +5787,21 @@
         <w:rPr>
           <w:b/>
         </w:rPr>
-        <w:t>spanning-tree bpduguard enable</w:t>
+        <w:t xml:space="preserve">spanning-tree </w:t>
+      </w:r>
+      <w:proofErr w:type="spellStart"/>
+      <w:r>
+        <w:rPr>
+          <w:b/>
+        </w:rPr>
+        <w:t>bpduguard</w:t>
+      </w:r>
+      <w:proofErr w:type="spellEnd"/>
+      <w:r>
+        <w:rPr>
+          <w:b/>
+        </w:rPr>
+        <w:t xml:space="preserve"> enable</w:t>
       </w:r>
     </w:p>
     <w:p>
@@ -5193,7 +5836,25 @@
           <w:b/>
           <w:bCs/>
         </w:rPr>
-        <w:t>spanning-tree portfast default</w:t>
+        <w:t xml:space="preserve">spanning-tree </w:t>
+      </w:r>
+      <w:proofErr w:type="spellStart"/>
+      <w:r>
+        <w:rPr>
+          <w:rStyle w:val="BodyTextL25Char"/>
+          <w:b/>
+          <w:bCs/>
+        </w:rPr>
+        <w:t>portfast</w:t>
+      </w:r>
+      <w:proofErr w:type="spellEnd"/>
+      <w:r>
+        <w:rPr>
+          <w:rStyle w:val="BodyTextL25Char"/>
+          <w:b/>
+          <w:bCs/>
+        </w:rPr>
+        <w:t xml:space="preserve"> default</w:t>
       </w:r>
       <w:r>
         <w:rPr>
@@ -5207,8 +5868,36 @@
           <w:b/>
           <w:bCs/>
         </w:rPr>
-        <w:t>spanning-tree portfast bpduguard</w:t>
-      </w:r>
+        <w:t xml:space="preserve">spanning-tree </w:t>
+      </w:r>
+      <w:proofErr w:type="spellStart"/>
+      <w:r>
+        <w:rPr>
+          <w:rStyle w:val="BodyTextL25Char"/>
+          <w:b/>
+          <w:bCs/>
+        </w:rPr>
+        <w:t>portfast</w:t>
+      </w:r>
+      <w:proofErr w:type="spellEnd"/>
+      <w:r>
+        <w:rPr>
+          <w:rStyle w:val="BodyTextL25Char"/>
+          <w:b/>
+          <w:bCs/>
+        </w:rPr>
+        <w:t xml:space="preserve"> </w:t>
+      </w:r>
+      <w:proofErr w:type="spellStart"/>
+      <w:r>
+        <w:rPr>
+          <w:rStyle w:val="BodyTextL25Char"/>
+          <w:b/>
+          <w:bCs/>
+        </w:rPr>
+        <w:t>bpduguard</w:t>
+      </w:r>
+      <w:proofErr w:type="spellEnd"/>
       <w:r>
         <w:rPr>
           <w:noProof/>
@@ -5478,7 +6167,29 @@
         <w:rPr>
           <w:highlight w:val="yellow"/>
         </w:rPr>
-        <w:t>The port is in the portfast mode</w:t>
+        <w:t xml:space="preserve">The port is in </w:t>
+      </w:r>
+      <w:proofErr w:type="gramStart"/>
+      <w:r>
+        <w:rPr>
+          <w:highlight w:val="yellow"/>
+        </w:rPr>
+        <w:t xml:space="preserve">the </w:t>
+      </w:r>
+      <w:proofErr w:type="spellStart"/>
+      <w:r>
+        <w:rPr>
+          <w:highlight w:val="yellow"/>
+        </w:rPr>
+        <w:t>portfast</w:t>
+      </w:r>
+      <w:proofErr w:type="spellEnd"/>
+      <w:proofErr w:type="gramEnd"/>
+      <w:r>
+        <w:rPr>
+          <w:highlight w:val="yellow"/>
+        </w:rPr>
+        <w:t xml:space="preserve"> mode</w:t>
       </w:r>
     </w:p>
     <w:p>
@@ -5496,11 +6207,19 @@
       <w:r>
         <w:t xml:space="preserve">   </w:t>
       </w:r>
+      <w:proofErr w:type="spellStart"/>
       <w:r>
         <w:rPr>
           <w:highlight w:val="yellow"/>
         </w:rPr>
-        <w:t>Bpdu guard is enabled</w:t>
+        <w:t>Bpdu</w:t>
+      </w:r>
+      <w:proofErr w:type="spellEnd"/>
+      <w:r>
+        <w:rPr>
+          <w:highlight w:val="yellow"/>
+        </w:rPr>
+        <w:t xml:space="preserve"> guard is enabled</w:t>
       </w:r>
     </w:p>
     <w:p>
@@ -5513,6 +6232,48 @@
     </w:p>
     <w:p>
       <w:pPr>
+        <w:pStyle w:val="CMDOutput"/>
+      </w:pPr>
+      <w:r>
+        <w:drawing>
+          <wp:inline distT="0" distB="0" distL="0" distR="0" wp14:anchorId="69BAE75F" wp14:editId="424B0FBD">
+            <wp:extent cx="5687219" cy="2248214"/>
+            <wp:effectExtent l="0" t="0" r="8890" b="0"/>
+            <wp:docPr id="1690042607" name="Picture 1"/>
+            <wp:cNvGraphicFramePr>
+              <a:graphicFrameLocks xmlns:a="http://schemas.openxmlformats.org/drawingml/2006/main" noChangeAspect="1"/>
+            </wp:cNvGraphicFramePr>
+            <a:graphic xmlns:a="http://schemas.openxmlformats.org/drawingml/2006/main">
+              <a:graphicData uri="http://schemas.openxmlformats.org/drawingml/2006/picture">
+                <pic:pic xmlns:pic="http://schemas.openxmlformats.org/drawingml/2006/picture">
+                  <pic:nvPicPr>
+                    <pic:cNvPr id="1690042607" name=""/>
+                    <pic:cNvPicPr/>
+                  </pic:nvPicPr>
+                  <pic:blipFill>
+                    <a:blip r:embed="rId14"/>
+                    <a:stretch>
+                      <a:fillRect/>
+                    </a:stretch>
+                  </pic:blipFill>
+                  <pic:spPr>
+                    <a:xfrm>
+                      <a:off x="0" y="0"/>
+                      <a:ext cx="5687219" cy="2248214"/>
+                    </a:xfrm>
+                    <a:prstGeom prst="rect">
+                      <a:avLst/>
+                    </a:prstGeom>
+                  </pic:spPr>
+                </pic:pic>
+              </a:graphicData>
+            </a:graphic>
+          </wp:inline>
+        </w:drawing>
+      </w:r>
+    </w:p>
+    <w:p>
+      <w:pPr>
         <w:pStyle w:val="Heading3"/>
         <w:rPr>
           <w:noProof/>
@@ -5787,8 +6548,18 @@
           <w:b/>
           <w:bCs/>
         </w:rPr>
-        <w:t>show spanning-tree inconsistentports</w:t>
-      </w:r>
+        <w:t xml:space="preserve">show spanning-tree </w:t>
+      </w:r>
+      <w:proofErr w:type="spellStart"/>
+      <w:r>
+        <w:rPr>
+          <w:rStyle w:val="BodyTextL25Char"/>
+          <w:b/>
+          <w:bCs/>
+        </w:rPr>
+        <w:t>inconsistentports</w:t>
+      </w:r>
+      <w:proofErr w:type="spellEnd"/>
       <w:r>
         <w:rPr>
           <w:noProof/>
@@ -5814,8 +6585,16 @@
         <w:rPr>
           <w:b/>
         </w:rPr>
-        <w:t>show spanning-tree inconsistentports</w:t>
-      </w:r>
+        <w:t xml:space="preserve">show spanning-tree </w:t>
+      </w:r>
+      <w:proofErr w:type="spellStart"/>
+      <w:r>
+        <w:rPr>
+          <w:b/>
+        </w:rPr>
+        <w:t>inconsistentports</w:t>
+      </w:r>
+      <w:proofErr w:type="spellEnd"/>
     </w:p>
     <w:p>
       <w:pPr>
@@ -6084,13 +6863,35 @@
         <w:pStyle w:val="CMD"/>
       </w:pPr>
       <w:r>
-        <w:t xml:space="preserve">S2(config)# </w:t>
-      </w:r>
-      <w:r>
-        <w:rPr>
-          <w:b/>
-        </w:rPr>
-        <w:t>spanning-tree loopguard default</w:t>
+        <w:t>S2(</w:t>
+      </w:r>
+      <w:proofErr w:type="gramStart"/>
+      <w:r>
+        <w:t>config)#</w:t>
+      </w:r>
+      <w:proofErr w:type="gramEnd"/>
+      <w:r>
+        <w:t xml:space="preserve"> </w:t>
+      </w:r>
+      <w:r>
+        <w:rPr>
+          <w:b/>
+        </w:rPr>
+        <w:t xml:space="preserve">spanning-tree </w:t>
+      </w:r>
+      <w:proofErr w:type="spellStart"/>
+      <w:r>
+        <w:rPr>
+          <w:b/>
+        </w:rPr>
+        <w:t>loopguard</w:t>
+      </w:r>
+      <w:proofErr w:type="spellEnd"/>
+      <w:r>
+        <w:rPr>
+          <w:b/>
+        </w:rPr>
+        <w:t xml:space="preserve"> default</w:t>
       </w:r>
     </w:p>
     <w:p>
@@ -6098,7 +6899,15 @@
         <w:pStyle w:val="SubStepAlpha"/>
       </w:pPr>
       <w:r>
-        <w:t>Verify Loopguard configuration</w:t>
+        <w:t xml:space="preserve">Verify </w:t>
+      </w:r>
+      <w:proofErr w:type="spellStart"/>
+      <w:r>
+        <w:t>Loopguard</w:t>
+      </w:r>
+      <w:proofErr w:type="spellEnd"/>
+      <w:r>
+        <w:t xml:space="preserve"> configuration</w:t>
       </w:r>
       <w:r>
         <w:t>.</w:t>
@@ -6126,7 +6935,15 @@
         <w:pStyle w:val="CMDOutput"/>
       </w:pPr>
       <w:r>
-        <w:t>Switch is in pvst mode</w:t>
+        <w:t xml:space="preserve">Switch is in </w:t>
+      </w:r>
+      <w:proofErr w:type="spellStart"/>
+      <w:r>
+        <w:t>pvst</w:t>
+      </w:r>
+      <w:proofErr w:type="spellEnd"/>
+      <w:r>
+        <w:t xml:space="preserve"> mode</w:t>
       </w:r>
     </w:p>
     <w:p>
@@ -6146,67 +6963,124 @@
       <w:pPr>
         <w:pStyle w:val="CMDOutput"/>
       </w:pPr>
-      <w:r>
-        <w:t>Portfast Default             is disabled</w:t>
-      </w:r>
-    </w:p>
-    <w:p>
-      <w:pPr>
-        <w:pStyle w:val="CMDOutput"/>
-      </w:pPr>
-      <w:r>
-        <w:t>PortFast BPDU Guard Default  is disabled</w:t>
-      </w:r>
-    </w:p>
-    <w:p>
-      <w:pPr>
-        <w:pStyle w:val="CMDOutput"/>
-      </w:pPr>
-      <w:r>
-        <w:t>Portfast BPDU Filter Default is disabled</w:t>
-      </w:r>
-    </w:p>
-    <w:p>
-      <w:pPr>
-        <w:pStyle w:val="CMDOutput"/>
-      </w:pPr>
+      <w:proofErr w:type="spellStart"/>
+      <w:r>
+        <w:t>Portfast</w:t>
+      </w:r>
+      <w:proofErr w:type="spellEnd"/>
+      <w:r>
+        <w:t xml:space="preserve"> Default             is disabled</w:t>
+      </w:r>
+    </w:p>
+    <w:p>
+      <w:pPr>
+        <w:pStyle w:val="CMDOutput"/>
+      </w:pPr>
+      <w:proofErr w:type="spellStart"/>
+      <w:r>
+        <w:t>PortFast</w:t>
+      </w:r>
+      <w:proofErr w:type="spellEnd"/>
+      <w:r>
+        <w:t xml:space="preserve"> BPDU Guard </w:t>
+      </w:r>
+      <w:proofErr w:type="gramStart"/>
+      <w:r>
+        <w:t>Default  is</w:t>
+      </w:r>
+      <w:proofErr w:type="gramEnd"/>
+      <w:r>
+        <w:t xml:space="preserve"> disabled</w:t>
+      </w:r>
+    </w:p>
+    <w:p>
+      <w:pPr>
+        <w:pStyle w:val="CMDOutput"/>
+      </w:pPr>
+      <w:proofErr w:type="spellStart"/>
+      <w:r>
+        <w:t>Portfast</w:t>
+      </w:r>
+      <w:proofErr w:type="spellEnd"/>
+      <w:r>
+        <w:t xml:space="preserve"> BPDU Filter Default is disabled</w:t>
+      </w:r>
+    </w:p>
+    <w:p>
+      <w:pPr>
+        <w:pStyle w:val="CMDOutput"/>
+      </w:pPr>
+      <w:proofErr w:type="spellStart"/>
       <w:r>
         <w:rPr>
           <w:highlight w:val="yellow"/>
         </w:rPr>
-        <w:t>Loopguard Default            is enabled</w:t>
-      </w:r>
-    </w:p>
-    <w:p>
-      <w:pPr>
-        <w:pStyle w:val="CMDOutput"/>
-      </w:pPr>
-      <w:r>
-        <w:t>EtherChannel misconfig guard is enabled</w:t>
-      </w:r>
-    </w:p>
-    <w:p>
-      <w:pPr>
-        <w:pStyle w:val="CMDOutput"/>
-      </w:pPr>
-      <w:r>
-        <w:t>UplinkFast                   is disabled</w:t>
-      </w:r>
-    </w:p>
-    <w:p>
-      <w:pPr>
-        <w:pStyle w:val="CMDOutput"/>
-      </w:pPr>
-      <w:r>
-        <w:t>BackboneFast                 is disabled</w:t>
-      </w:r>
-    </w:p>
-    <w:p>
-      <w:pPr>
-        <w:pStyle w:val="CMDOutput"/>
-      </w:pPr>
-      <w:r>
-        <w:t>Configured Pathcost method used is short</w:t>
+        <w:t>Loopguard</w:t>
+      </w:r>
+      <w:proofErr w:type="spellEnd"/>
+      <w:r>
+        <w:rPr>
+          <w:highlight w:val="yellow"/>
+        </w:rPr>
+        <w:t xml:space="preserve"> Default            is enabled</w:t>
+      </w:r>
+    </w:p>
+    <w:p>
+      <w:pPr>
+        <w:pStyle w:val="CMDOutput"/>
+      </w:pPr>
+      <w:r>
+        <w:t xml:space="preserve">EtherChannel </w:t>
+      </w:r>
+      <w:proofErr w:type="spellStart"/>
+      <w:r>
+        <w:t>misconfig</w:t>
+      </w:r>
+      <w:proofErr w:type="spellEnd"/>
+      <w:r>
+        <w:t xml:space="preserve"> guard is enabled</w:t>
+      </w:r>
+    </w:p>
+    <w:p>
+      <w:pPr>
+        <w:pStyle w:val="CMDOutput"/>
+      </w:pPr>
+      <w:proofErr w:type="spellStart"/>
+      <w:r>
+        <w:t>UplinkFast</w:t>
+      </w:r>
+      <w:proofErr w:type="spellEnd"/>
+      <w:r>
+        <w:t xml:space="preserve">                   is disabled</w:t>
+      </w:r>
+    </w:p>
+    <w:p>
+      <w:pPr>
+        <w:pStyle w:val="CMDOutput"/>
+      </w:pPr>
+      <w:proofErr w:type="spellStart"/>
+      <w:r>
+        <w:t>BackboneFast</w:t>
+      </w:r>
+      <w:proofErr w:type="spellEnd"/>
+      <w:r>
+        <w:t xml:space="preserve">                 is disabled</w:t>
+      </w:r>
+    </w:p>
+    <w:p>
+      <w:pPr>
+        <w:pStyle w:val="CMDOutput"/>
+      </w:pPr>
+      <w:r>
+        <w:t xml:space="preserve">Configured </w:t>
+      </w:r>
+      <w:proofErr w:type="spellStart"/>
+      <w:r>
+        <w:t>Pathcost</w:t>
+      </w:r>
+      <w:proofErr w:type="spellEnd"/>
+      <w:r>
+        <w:t xml:space="preserve"> method used is short</w:t>
       </w:r>
     </w:p>
     <w:p>
@@ -6227,7 +7101,47 @@
         <w:pStyle w:val="CMDOutput"/>
       </w:pPr>
       <w:r>
-        <w:t>---------------------- -------- --------- -------- ---------- ----------</w:t>
+        <w:t>---------------------</w:t>
+      </w:r>
+      <w:proofErr w:type="gramStart"/>
+      <w:r>
+        <w:t>- -</w:t>
+      </w:r>
+      <w:proofErr w:type="gramEnd"/>
+      <w:r>
+        <w:t>------</w:t>
+      </w:r>
+      <w:proofErr w:type="gramStart"/>
+      <w:r>
+        <w:t>- -</w:t>
+      </w:r>
+      <w:proofErr w:type="gramEnd"/>
+      <w:r>
+        <w:t>-------</w:t>
+      </w:r>
+      <w:proofErr w:type="gramStart"/>
+      <w:r>
+        <w:t>- -</w:t>
+      </w:r>
+      <w:proofErr w:type="gramEnd"/>
+      <w:r>
+        <w:t>------</w:t>
+      </w:r>
+      <w:proofErr w:type="gramStart"/>
+      <w:r>
+        <w:t>- -</w:t>
+      </w:r>
+      <w:proofErr w:type="gramEnd"/>
+      <w:r>
+        <w:t>--------</w:t>
+      </w:r>
+      <w:proofErr w:type="gramStart"/>
+      <w:r>
+        <w:t>- -</w:t>
+      </w:r>
+      <w:proofErr w:type="gramEnd"/>
+      <w:r>
+        <w:t>---------</w:t>
       </w:r>
     </w:p>
     <w:p>
@@ -6243,7 +7157,81 @@
         <w:pStyle w:val="CMDOutput"/>
       </w:pPr>
       <w:r>
-        <w:t>---------------------- -------- --------- -------- ---------- ---------</w:t>
+        <w:t>---------------------</w:t>
+      </w:r>
+      <w:proofErr w:type="gramStart"/>
+      <w:r>
+        <w:t>- ---</w:t>
+      </w:r>
+      <w:proofErr w:type="gramEnd"/>
+      <w:r>
+        <w:t>----</w:t>
+      </w:r>
+      <w:proofErr w:type="gramStart"/>
+      <w:r>
+        <w:t>- -</w:t>
+      </w:r>
+      <w:proofErr w:type="gramEnd"/>
+      <w:r>
+        <w:t>-------- -------</w:t>
+      </w:r>
+      <w:proofErr w:type="gramStart"/>
+      <w:r>
+        <w:t>- -</w:t>
+      </w:r>
+      <w:proofErr w:type="gramEnd"/>
+      <w:r>
+        <w:t>--------</w:t>
+      </w:r>
+      <w:proofErr w:type="gramStart"/>
+      <w:r>
+        <w:t>- -</w:t>
+      </w:r>
+      <w:proofErr w:type="gramEnd"/>
+      <w:r>
+        <w:t>--------</w:t>
+      </w:r>
+    </w:p>
+    <w:p>
+      <w:pPr>
+        <w:pStyle w:val="CMDOutput"/>
+      </w:pPr>
+      <w:r>
+        <w:drawing>
+          <wp:inline distT="0" distB="0" distL="0" distR="0" wp14:anchorId="57D82CF6" wp14:editId="2190D8C7">
+            <wp:extent cx="6400800" cy="3192145"/>
+            <wp:effectExtent l="0" t="0" r="0" b="8255"/>
+            <wp:docPr id="169210147" name="Picture 1"/>
+            <wp:cNvGraphicFramePr>
+              <a:graphicFrameLocks xmlns:a="http://schemas.openxmlformats.org/drawingml/2006/main" noChangeAspect="1"/>
+            </wp:cNvGraphicFramePr>
+            <a:graphic xmlns:a="http://schemas.openxmlformats.org/drawingml/2006/main">
+              <a:graphicData uri="http://schemas.openxmlformats.org/drawingml/2006/picture">
+                <pic:pic xmlns:pic="http://schemas.openxmlformats.org/drawingml/2006/picture">
+                  <pic:nvPicPr>
+                    <pic:cNvPr id="169210147" name=""/>
+                    <pic:cNvPicPr/>
+                  </pic:nvPicPr>
+                  <pic:blipFill>
+                    <a:blip r:embed="rId15"/>
+                    <a:stretch>
+                      <a:fillRect/>
+                    </a:stretch>
+                  </pic:blipFill>
+                  <pic:spPr>
+                    <a:xfrm>
+                      <a:off x="0" y="0"/>
+                      <a:ext cx="6400800" cy="3192145"/>
+                    </a:xfrm>
+                    <a:prstGeom prst="rect">
+                      <a:avLst/>
+                    </a:prstGeom>
+                  </pic:spPr>
+                </pic:pic>
+              </a:graphicData>
+            </a:graphic>
+          </wp:inline>
+        </w:drawing>
       </w:r>
     </w:p>
     <w:p>
@@ -6426,7 +7414,31 @@
         <w:pStyle w:val="CMDOutput"/>
       </w:pPr>
       <w:r>
-        <w:t xml:space="preserve">  Hardware is CN Gigabit Ethernet, address is fc99.4775.c3e1 (bia fc99.4775.c3e1)</w:t>
+        <w:t xml:space="preserve">  Hardware is CN Gigabit Ethernet, address is fc</w:t>
+      </w:r>
+      <w:proofErr w:type="gramStart"/>
+      <w:r>
+        <w:t>99.4775.c</w:t>
+      </w:r>
+      <w:proofErr w:type="gramEnd"/>
+      <w:r>
+        <w:t>3e1 (</w:t>
+      </w:r>
+      <w:proofErr w:type="spellStart"/>
+      <w:r>
+        <w:t>bia</w:t>
+      </w:r>
+      <w:proofErr w:type="spellEnd"/>
+      <w:r>
+        <w:t xml:space="preserve"> fc</w:t>
+      </w:r>
+      <w:proofErr w:type="gramStart"/>
+      <w:r>
+        <w:t>99.4775.c</w:t>
+      </w:r>
+      <w:proofErr w:type="gramEnd"/>
+      <w:r>
+        <w:t>3e1)</w:t>
       </w:r>
     </w:p>
     <w:p>
@@ -6442,15 +7454,39 @@
         <w:pStyle w:val="CMDOutput"/>
       </w:pPr>
       <w:r>
-        <w:t xml:space="preserve">  MTU 1500 bytes, BW 100000 Kbit/sec, DLY 100 usec, </w:t>
-      </w:r>
-    </w:p>
-    <w:p>
-      <w:pPr>
-        <w:pStyle w:val="CMDOutput"/>
-      </w:pPr>
-      <w:r>
-        <w:t xml:space="preserve">     reliability 255/255, txload 1/255, rxload 1/255</w:t>
+        <w:t xml:space="preserve">  MTU 1500 bytes, BW 100000 Kbit/sec, DLY 100 </w:t>
+      </w:r>
+      <w:proofErr w:type="spellStart"/>
+      <w:r>
+        <w:t>usec</w:t>
+      </w:r>
+      <w:proofErr w:type="spellEnd"/>
+      <w:r>
+        <w:t xml:space="preserve">, </w:t>
+      </w:r>
+    </w:p>
+    <w:p>
+      <w:pPr>
+        <w:pStyle w:val="CMDOutput"/>
+      </w:pPr>
+      <w:r>
+        <w:t xml:space="preserve">     reliability 255/255, </w:t>
+      </w:r>
+      <w:proofErr w:type="spellStart"/>
+      <w:r>
+        <w:t>txload</w:t>
+      </w:r>
+      <w:proofErr w:type="spellEnd"/>
+      <w:r>
+        <w:t xml:space="preserve"> 1/255, </w:t>
+      </w:r>
+      <w:proofErr w:type="spellStart"/>
+      <w:r>
+        <w:t>rxload</w:t>
+      </w:r>
+      <w:proofErr w:type="spellEnd"/>
+      <w:r>
+        <w:t xml:space="preserve"> 1/255</w:t>
       </w:r>
     </w:p>
     <w:p>
@@ -6486,6 +7522,48 @@
       </w:pPr>
       <w:r>
         <w:t>&lt;Output Omitted&gt;</w:t>
+      </w:r>
+    </w:p>
+    <w:p>
+      <w:pPr>
+        <w:pStyle w:val="CMDOutput"/>
+      </w:pPr>
+      <w:r>
+        <w:drawing>
+          <wp:inline distT="0" distB="0" distL="0" distR="0" wp14:anchorId="0358CB40" wp14:editId="5F1140F7">
+            <wp:extent cx="6400800" cy="4329430"/>
+            <wp:effectExtent l="0" t="0" r="0" b="0"/>
+            <wp:docPr id="2004265948" name="Picture 1"/>
+            <wp:cNvGraphicFramePr>
+              <a:graphicFrameLocks xmlns:a="http://schemas.openxmlformats.org/drawingml/2006/main" noChangeAspect="1"/>
+            </wp:cNvGraphicFramePr>
+            <a:graphic xmlns:a="http://schemas.openxmlformats.org/drawingml/2006/main">
+              <a:graphicData uri="http://schemas.openxmlformats.org/drawingml/2006/picture">
+                <pic:pic xmlns:pic="http://schemas.openxmlformats.org/drawingml/2006/picture">
+                  <pic:nvPicPr>
+                    <pic:cNvPr id="2004265948" name=""/>
+                    <pic:cNvPicPr/>
+                  </pic:nvPicPr>
+                  <pic:blipFill>
+                    <a:blip r:embed="rId16"/>
+                    <a:stretch>
+                      <a:fillRect/>
+                    </a:stretch>
+                  </pic:blipFill>
+                  <pic:spPr>
+                    <a:xfrm>
+                      <a:off x="0" y="0"/>
+                      <a:ext cx="6400800" cy="4329430"/>
+                    </a:xfrm>
+                    <a:prstGeom prst="rect">
+                      <a:avLst/>
+                    </a:prstGeom>
+                  </pic:spPr>
+                </pic:pic>
+              </a:graphicData>
+            </a:graphic>
+          </wp:inline>
+        </w:drawing>
       </w:r>
     </w:p>
     <w:p>
@@ -6546,14 +7624,21 @@
         <w:pStyle w:val="AnswerLineL50"/>
         <w:rPr>
           <w:noProof/>
-        </w:rPr>
-      </w:pPr>
-      <w:r>
-        <w:rPr>
-          <w:noProof/>
-        </w:rPr>
-        <w:t>Type your answers here.</w:t>
-      </w:r>
+          <w:color w:val="EE0000"/>
+        </w:rPr>
+      </w:pPr>
+      <w:r>
+        <w:rPr>
+          <w:noProof/>
+          <w:color w:val="EE0000"/>
+        </w:rPr>
+        <w:t>Aabb.cc00.0131</w:t>
+      </w:r>
+    </w:p>
+    <w:p>
+      <w:pPr>
+        <w:pStyle w:val="BodyTextL50"/>
+      </w:pPr>
     </w:p>
     <w:p>
       <w:pPr>
@@ -6626,8 +7711,13 @@
         <w:t>S1</w:t>
       </w:r>
       <w:r>
-        <w:t>(config)#</w:t>
-      </w:r>
+        <w:t>(</w:t>
+      </w:r>
+      <w:proofErr w:type="gramStart"/>
+      <w:r>
+        <w:t>config)#</w:t>
+      </w:r>
+      <w:proofErr w:type="gramEnd"/>
       <w:r>
         <w:t xml:space="preserve"> </w:t>
       </w:r>
@@ -6657,8 +7747,13 @@
         <w:t>S1</w:t>
       </w:r>
       <w:r>
-        <w:t>(config-if)#</w:t>
-      </w:r>
+        <w:t>(config-</w:t>
+      </w:r>
+      <w:proofErr w:type="gramStart"/>
+      <w:r>
+        <w:t>if)#</w:t>
+      </w:r>
+      <w:proofErr w:type="gramEnd"/>
       <w:r>
         <w:t xml:space="preserve"> </w:t>
       </w:r>
@@ -6688,8 +7783,13 @@
         <w:t>S1</w:t>
       </w:r>
       <w:r>
-        <w:t>(config-if)#</w:t>
-      </w:r>
+        <w:t>(config-</w:t>
+      </w:r>
+      <w:proofErr w:type="gramStart"/>
+      <w:r>
+        <w:t>if)#</w:t>
+      </w:r>
+      <w:proofErr w:type="gramEnd"/>
       <w:r>
         <w:t xml:space="preserve"> </w:t>
       </w:r>
@@ -6851,8 +7951,24 @@
         <w:rPr>
           <w:b/>
         </w:rPr>
-        <w:t>switchport port-security mac-address xxxx.xxxx.xxxx</w:t>
-      </w:r>
+        <w:t xml:space="preserve">switchport port-security mac-address </w:t>
+      </w:r>
+      <w:proofErr w:type="spellStart"/>
+      <w:proofErr w:type="gramStart"/>
+      <w:r>
+        <w:rPr>
+          <w:b/>
+        </w:rPr>
+        <w:t>xxxx.xxxx</w:t>
+      </w:r>
+      <w:proofErr w:type="gramEnd"/>
+      <w:r>
+        <w:rPr>
+          <w:b/>
+        </w:rPr>
+        <w:t>.xxxx</w:t>
+      </w:r>
+      <w:proofErr w:type="spellEnd"/>
     </w:p>
     <w:p>
       <w:pPr>
@@ -6996,8 +8112,13 @@
         <w:t>S1</w:t>
       </w:r>
       <w:r>
-        <w:t>(config-if)#</w:t>
-      </w:r>
+        <w:t>(config-</w:t>
+      </w:r>
+      <w:proofErr w:type="gramStart"/>
+      <w:r>
+        <w:t>if)#</w:t>
+      </w:r>
+      <w:proofErr w:type="gramEnd"/>
       <w:r>
         <w:t xml:space="preserve"> </w:t>
       </w:r>
@@ -7356,6 +8477,20 @@
       <w:pPr>
         <w:pStyle w:val="CMDOutput"/>
         <w:rPr>
+          <w:noProof/>
+        </w:rPr>
+      </w:pPr>
+      <w:r>
+        <w:rPr>
+          <w:noProof/>
+        </w:rPr>
+        <w:t>Security Violation Count   : 0</w:t>
+      </w:r>
+    </w:p>
+    <w:p>
+      <w:pPr>
+        <w:pStyle w:val="CMDOutput"/>
+        <w:rPr>
           <w:rFonts w:ascii="Arial" w:hAnsi="Arial"/>
           <w:b/>
           <w:noProof/>
@@ -7363,9 +8498,45 @@
       </w:pPr>
       <w:r>
         <w:rPr>
-          <w:noProof/>
-        </w:rPr>
-        <w:t>Security Violation Count   : 0</w:t>
+          <w:rFonts w:ascii="Arial" w:hAnsi="Arial"/>
+          <w:b/>
+          <w:noProof/>
+        </w:rPr>
+        <w:drawing>
+          <wp:inline distT="0" distB="0" distL="0" distR="0" wp14:anchorId="36033D40" wp14:editId="355197B1">
+            <wp:extent cx="4096322" cy="2781688"/>
+            <wp:effectExtent l="0" t="0" r="0" b="0"/>
+            <wp:docPr id="1309801762" name="Picture 1"/>
+            <wp:cNvGraphicFramePr>
+              <a:graphicFrameLocks xmlns:a="http://schemas.openxmlformats.org/drawingml/2006/main" noChangeAspect="1"/>
+            </wp:cNvGraphicFramePr>
+            <a:graphic xmlns:a="http://schemas.openxmlformats.org/drawingml/2006/main">
+              <a:graphicData uri="http://schemas.openxmlformats.org/drawingml/2006/picture">
+                <pic:pic xmlns:pic="http://schemas.openxmlformats.org/drawingml/2006/picture">
+                  <pic:nvPicPr>
+                    <pic:cNvPr id="1309801762" name=""/>
+                    <pic:cNvPicPr/>
+                  </pic:nvPicPr>
+                  <pic:blipFill>
+                    <a:blip r:embed="rId17"/>
+                    <a:stretch>
+                      <a:fillRect/>
+                    </a:stretch>
+                  </pic:blipFill>
+                  <pic:spPr>
+                    <a:xfrm>
+                      <a:off x="0" y="0"/>
+                      <a:ext cx="4096322" cy="2781688"/>
+                    </a:xfrm>
+                    <a:prstGeom prst="rect">
+                      <a:avLst/>
+                    </a:prstGeom>
+                  </pic:spPr>
+                </pic:pic>
+              </a:graphicData>
+            </a:graphic>
+          </wp:inline>
+        </w:drawing>
       </w:r>
     </w:p>
     <w:p>
@@ -7414,13 +8585,22 @@
         <w:pStyle w:val="AnswerLineL50"/>
         <w:rPr>
           <w:noProof/>
-        </w:rPr>
-      </w:pPr>
-      <w:r>
-        <w:rPr>
-          <w:noProof/>
-        </w:rPr>
-        <w:t>Type your answers here.</w:t>
+          <w:color w:val="EE0000"/>
+        </w:rPr>
+      </w:pPr>
+      <w:r>
+        <w:rPr>
+          <w:noProof/>
+          <w:color w:val="EE0000"/>
+        </w:rPr>
+        <w:t>0</w:t>
+      </w:r>
+      <w:r>
+        <w:rPr>
+          <w:noProof/>
+          <w:color w:val="EE0000"/>
+        </w:rPr>
+        <w:t>.</w:t>
       </w:r>
     </w:p>
     <w:p>
@@ -7442,13 +8622,22 @@
         <w:pStyle w:val="AnswerLineL50"/>
         <w:rPr>
           <w:noProof/>
-        </w:rPr>
-      </w:pPr>
-      <w:r>
-        <w:rPr>
-          <w:noProof/>
-        </w:rPr>
-        <w:t>Type your answers here.</w:t>
+          <w:color w:val="EE0000"/>
+        </w:rPr>
+      </w:pPr>
+      <w:r>
+        <w:rPr>
+          <w:noProof/>
+          <w:color w:val="EE0000"/>
+        </w:rPr>
+        <w:t>Secure-down and diable shutdown</w:t>
+      </w:r>
+      <w:r>
+        <w:rPr>
+          <w:noProof/>
+          <w:color w:val="EE0000"/>
+        </w:rPr>
+        <w:t>.</w:t>
       </w:r>
     </w:p>
     <w:p>
@@ -7464,13 +8653,23 @@
         <w:pStyle w:val="AnswerLineL50"/>
         <w:rPr>
           <w:noProof/>
-        </w:rPr>
-      </w:pPr>
-      <w:r>
-        <w:rPr>
-          <w:noProof/>
-        </w:rPr>
-        <w:t>Type your answers here.</w:t>
+          <w:color w:val="EE0000"/>
+        </w:rPr>
+      </w:pPr>
+      <w:r>
+        <w:rPr>
+          <w:bCs/>
+          <w:noProof/>
+          <w:color w:val="EE0000"/>
+        </w:rPr>
+        <w:t>0000.0000.0000:0, which indicates that no MAC address violation has occurred</w:t>
+      </w:r>
+      <w:r>
+        <w:rPr>
+          <w:noProof/>
+          <w:color w:val="EE0000"/>
+        </w:rPr>
+        <w:t>.</w:t>
       </w:r>
     </w:p>
     <w:p>
@@ -7587,8 +8786,13 @@
         <w:t>R1</w:t>
       </w:r>
       <w:r>
-        <w:t>(config)#</w:t>
-      </w:r>
+        <w:t>(</w:t>
+      </w:r>
+      <w:proofErr w:type="gramStart"/>
+      <w:r>
+        <w:t>config)#</w:t>
+      </w:r>
+      <w:proofErr w:type="gramEnd"/>
       <w:r>
         <w:t xml:space="preserve"> </w:t>
       </w:r>
@@ -7619,8 +8823,13 @@
         <w:t>R1</w:t>
       </w:r>
       <w:r>
-        <w:t>(config-if)#</w:t>
-      </w:r>
+        <w:t>(config-</w:t>
+      </w:r>
+      <w:proofErr w:type="gramStart"/>
+      <w:r>
+        <w:t>if)#</w:t>
+      </w:r>
+      <w:proofErr w:type="gramEnd"/>
       <w:r>
         <w:t xml:space="preserve"> </w:t>
       </w:r>
@@ -7628,8 +8837,24 @@
         <w:rPr>
           <w:b/>
         </w:rPr>
-        <w:t>mac-address aaaa.bbbb.cccc</w:t>
-      </w:r>
+        <w:t xml:space="preserve">mac-address </w:t>
+      </w:r>
+      <w:proofErr w:type="spellStart"/>
+      <w:proofErr w:type="gramStart"/>
+      <w:r>
+        <w:rPr>
+          <w:b/>
+        </w:rPr>
+        <w:t>aaaa.bbbb</w:t>
+      </w:r>
+      <w:proofErr w:type="gramEnd"/>
+      <w:r>
+        <w:rPr>
+          <w:b/>
+        </w:rPr>
+        <w:t>.cccc</w:t>
+      </w:r>
+      <w:proofErr w:type="spellEnd"/>
     </w:p>
     <w:p>
       <w:pPr>
@@ -7710,9 +8935,35 @@
     <w:p>
       <w:pPr>
         <w:pStyle w:val="AnswerLineL50"/>
-      </w:pPr>
-      <w:r>
-        <w:t>Type your answers here.</w:t>
+        <w:rPr>
+          <w:color w:val="EE0000"/>
+        </w:rPr>
+      </w:pPr>
+      <w:r>
+        <w:rPr>
+          <w:color w:val="EE0000"/>
+        </w:rPr>
+        <w:t xml:space="preserve">S1 F0/5 is shut down due to a security violation. To restore connectivity, the unauthorized device must be </w:t>
+      </w:r>
+      <w:proofErr w:type="gramStart"/>
+      <w:r>
+        <w:rPr>
+          <w:color w:val="EE0000"/>
+        </w:rPr>
+        <w:t>removed</w:t>
+      </w:r>
+      <w:proofErr w:type="gramEnd"/>
+      <w:r>
+        <w:rPr>
+          <w:color w:val="EE0000"/>
+        </w:rPr>
+        <w:t xml:space="preserve"> and the port must be manually reset</w:t>
+      </w:r>
+      <w:r>
+        <w:rPr>
+          <w:color w:val="EE0000"/>
+        </w:rPr>
+        <w:t>.</w:t>
       </w:r>
     </w:p>
     <w:p>
@@ -7763,7 +9014,20 @@
         <w:pStyle w:val="CMDOutput"/>
       </w:pPr>
       <w:r>
-        <w:t>*Jan 14 01:34:39.750: %PORT_SECURITY-2-PSECURE_VIOLATION: Security violation occurred, caused by MAC address aaaa.bbbb.cccc on port FastEthernet0/5.</w:t>
+        <w:t xml:space="preserve">*Jan 14 01:34:39.750: %PORT_SECURITY-2-PSECURE_VIOLATION: Security violation occurred, caused by MAC address </w:t>
+      </w:r>
+      <w:proofErr w:type="spellStart"/>
+      <w:proofErr w:type="gramStart"/>
+      <w:r>
+        <w:t>aaaa.bbbb</w:t>
+      </w:r>
+      <w:proofErr w:type="gramEnd"/>
+      <w:r>
+        <w:t>.cccc</w:t>
+      </w:r>
+      <w:proofErr w:type="spellEnd"/>
+      <w:r>
+        <w:t xml:space="preserve"> on port FastEthernet0/5.</w:t>
       </w:r>
     </w:p>
     <w:p>
@@ -7850,15 +9114,63 @@
         <w:pStyle w:val="CMDOutput"/>
       </w:pPr>
       <w:r>
-        <w:t>Secure Port MaxSecureAddr CurrentAddr SecurityViolation Security Action</w:t>
-      </w:r>
-    </w:p>
-    <w:p>
-      <w:pPr>
-        <w:pStyle w:val="CMDOutput"/>
-      </w:pPr>
-      <w:r>
-        <w:t xml:space="preserve">               (Count)       (Count)        (Count)</w:t>
+        <w:t xml:space="preserve">Secure Port </w:t>
+      </w:r>
+      <w:proofErr w:type="spellStart"/>
+      <w:r>
+        <w:t>MaxSecureAddr</w:t>
+      </w:r>
+      <w:proofErr w:type="spellEnd"/>
+      <w:r>
+        <w:t xml:space="preserve"> </w:t>
+      </w:r>
+      <w:proofErr w:type="spellStart"/>
+      <w:r>
+        <w:t>CurrentAddr</w:t>
+      </w:r>
+      <w:proofErr w:type="spellEnd"/>
+      <w:r>
+        <w:t xml:space="preserve"> </w:t>
+      </w:r>
+      <w:proofErr w:type="spellStart"/>
+      <w:r>
+        <w:t>SecurityViolation</w:t>
+      </w:r>
+      <w:proofErr w:type="spellEnd"/>
+      <w:r>
+        <w:t xml:space="preserve"> Security Action</w:t>
+      </w:r>
+    </w:p>
+    <w:p>
+      <w:pPr>
+        <w:pStyle w:val="CMDOutput"/>
+      </w:pPr>
+      <w:r>
+        <w:t xml:space="preserve">               (</w:t>
+      </w:r>
+      <w:proofErr w:type="gramStart"/>
+      <w:r>
+        <w:t xml:space="preserve">Count)   </w:t>
+      </w:r>
+      <w:proofErr w:type="gramEnd"/>
+      <w:r>
+        <w:t xml:space="preserve"> </w:t>
+      </w:r>
+      <w:proofErr w:type="gramStart"/>
+      <w:r>
+        <w:t xml:space="preserve">   (Count)   </w:t>
+      </w:r>
+      <w:proofErr w:type="gramEnd"/>
+      <w:r>
+        <w:t xml:space="preserve">  </w:t>
+      </w:r>
+      <w:proofErr w:type="gramStart"/>
+      <w:r>
+        <w:t xml:space="preserve">   (</w:t>
+      </w:r>
+      <w:proofErr w:type="gramEnd"/>
+      <w:r>
+        <w:t>Count)</w:t>
       </w:r>
     </w:p>
     <w:p>
@@ -7927,6 +9239,48 @@
     </w:p>
     <w:p>
       <w:pPr>
+        <w:pStyle w:val="CMDOutput"/>
+      </w:pPr>
+      <w:r>
+        <w:drawing>
+          <wp:inline distT="0" distB="0" distL="0" distR="0" wp14:anchorId="5B603399" wp14:editId="6C3B8393">
+            <wp:extent cx="6400800" cy="1566545"/>
+            <wp:effectExtent l="0" t="0" r="0" b="0"/>
+            <wp:docPr id="732675461" name="Picture 1"/>
+            <wp:cNvGraphicFramePr>
+              <a:graphicFrameLocks xmlns:a="http://schemas.openxmlformats.org/drawingml/2006/main" noChangeAspect="1"/>
+            </wp:cNvGraphicFramePr>
+            <a:graphic xmlns:a="http://schemas.openxmlformats.org/drawingml/2006/main">
+              <a:graphicData uri="http://schemas.openxmlformats.org/drawingml/2006/picture">
+                <pic:pic xmlns:pic="http://schemas.openxmlformats.org/drawingml/2006/picture">
+                  <pic:nvPicPr>
+                    <pic:cNvPr id="732675461" name=""/>
+                    <pic:cNvPicPr/>
+                  </pic:nvPicPr>
+                  <pic:blipFill>
+                    <a:blip r:embed="rId18"/>
+                    <a:stretch>
+                      <a:fillRect/>
+                    </a:stretch>
+                  </pic:blipFill>
+                  <pic:spPr>
+                    <a:xfrm>
+                      <a:off x="0" y="0"/>
+                      <a:ext cx="6400800" cy="1566545"/>
+                    </a:xfrm>
+                    <a:prstGeom prst="rect">
+                      <a:avLst/>
+                    </a:prstGeom>
+                  </pic:spPr>
+                </pic:pic>
+              </a:graphicData>
+            </a:graphic>
+          </wp:inline>
+        </w:drawing>
+      </w:r>
+    </w:p>
+    <w:p>
+      <w:pPr>
         <w:pStyle w:val="CMD"/>
       </w:pPr>
     </w:p>
@@ -8302,8 +9656,13 @@
       <w:pPr>
         <w:pStyle w:val="CMDOutput"/>
       </w:pPr>
-      <w:r>
-        <w:t>Vlan    Mac Address       Type                          Ports   Remaining Age</w:t>
+      <w:proofErr w:type="spellStart"/>
+      <w:r>
+        <w:t>Vlan</w:t>
+      </w:r>
+      <w:proofErr w:type="spellEnd"/>
+      <w:r>
+        <w:t xml:space="preserve">    Mac Address       Type                          Ports   Remaining Age</w:t>
       </w:r>
     </w:p>
     <w:p>
@@ -8319,7 +9678,23 @@
         <w:pStyle w:val="CMDOutput"/>
       </w:pPr>
       <w:r>
-        <w:t>----    -----------       ----                          -----   -------------</w:t>
+        <w:t>--</w:t>
+      </w:r>
+      <w:proofErr w:type="gramStart"/>
+      <w:r>
+        <w:t>--    -</w:t>
+      </w:r>
+      <w:proofErr w:type="gramEnd"/>
+      <w:r>
+        <w:t>----------       ----                          -----   -</w:t>
+      </w:r>
+      <w:proofErr w:type="gramStart"/>
+      <w:r>
+        <w:t>---</w:t>
+      </w:r>
+      <w:proofErr w:type="gramEnd"/>
+      <w:r>
+        <w:t>---------</w:t>
       </w:r>
     </w:p>
     <w:p>
@@ -8330,10 +9705,26 @@
         <w:t xml:space="preserve">   1    </w:t>
       </w:r>
       <w:r>
-        <w:t>fc99.4775.c3e1</w:t>
-      </w:r>
-      <w:r>
-        <w:t xml:space="preserve">    SecureConfigured              Fa0/5        -</w:t>
+        <w:t>fc</w:t>
+      </w:r>
+      <w:proofErr w:type="gramStart"/>
+      <w:r>
+        <w:t>99.4775.c</w:t>
+      </w:r>
+      <w:proofErr w:type="gramEnd"/>
+      <w:r>
+        <w:t>3e1</w:t>
+      </w:r>
+      <w:r>
+        <w:t xml:space="preserve">    </w:t>
+      </w:r>
+      <w:proofErr w:type="spellStart"/>
+      <w:r>
+        <w:t>SecureConfigured</w:t>
+      </w:r>
+      <w:proofErr w:type="spellEnd"/>
+      <w:r>
+        <w:t xml:space="preserve">              Fa0/5        -</w:t>
       </w:r>
     </w:p>
     <w:p>
@@ -8368,8 +9759,55 @@
         </w:rPr>
         <w:t>Max Addresses limit in System (excluding one mac per port</w:t>
       </w:r>
-      <w:r>
-        <w:t>) : 8192</w:t>
+      <w:proofErr w:type="gramStart"/>
+      <w:r>
+        <w:t>) :</w:t>
+      </w:r>
+      <w:proofErr w:type="gramEnd"/>
+      <w:r>
+        <w:t xml:space="preserve"> 8192</w:t>
+      </w:r>
+    </w:p>
+    <w:p>
+      <w:pPr>
+        <w:pStyle w:val="CMDOutput"/>
+      </w:pPr>
+      <w:r>
+        <w:drawing>
+          <wp:inline distT="0" distB="0" distL="0" distR="0" wp14:anchorId="603A78C2" wp14:editId="51E4C533">
+            <wp:extent cx="6400800" cy="1502410"/>
+            <wp:effectExtent l="0" t="0" r="0" b="2540"/>
+            <wp:docPr id="1915716856" name="Picture 1"/>
+            <wp:cNvGraphicFramePr>
+              <a:graphicFrameLocks xmlns:a="http://schemas.openxmlformats.org/drawingml/2006/main" noChangeAspect="1"/>
+            </wp:cNvGraphicFramePr>
+            <a:graphic xmlns:a="http://schemas.openxmlformats.org/drawingml/2006/main">
+              <a:graphicData uri="http://schemas.openxmlformats.org/drawingml/2006/picture">
+                <pic:pic xmlns:pic="http://schemas.openxmlformats.org/drawingml/2006/picture">
+                  <pic:nvPicPr>
+                    <pic:cNvPr id="1915716856" name=""/>
+                    <pic:cNvPicPr/>
+                  </pic:nvPicPr>
+                  <pic:blipFill>
+                    <a:blip r:embed="rId19"/>
+                    <a:stretch>
+                      <a:fillRect/>
+                    </a:stretch>
+                  </pic:blipFill>
+                  <pic:spPr>
+                    <a:xfrm>
+                      <a:off x="0" y="0"/>
+                      <a:ext cx="6400800" cy="1502410"/>
+                    </a:xfrm>
+                    <a:prstGeom prst="rect">
+                      <a:avLst/>
+                    </a:prstGeom>
+                  </pic:spPr>
+                </pic:pic>
+              </a:graphicData>
+            </a:graphic>
+          </wp:inline>
+        </w:drawing>
       </w:r>
     </w:p>
     <w:p>
@@ -8447,11 +9885,19 @@
         <w:rPr>
           <w:noProof/>
         </w:rPr>
-        <w:t>R1(config-if</w:t>
+        <w:t>R1(config-</w:t>
+      </w:r>
+      <w:proofErr w:type="gramStart"/>
+      <w:r>
+        <w:rPr>
+          <w:noProof/>
+        </w:rPr>
+        <w:t>if</w:t>
       </w:r>
       <w:r>
         <w:t>)#</w:t>
       </w:r>
+      <w:proofErr w:type="gramEnd"/>
       <w:r>
         <w:t xml:space="preserve"> </w:t>
       </w:r>
@@ -8459,8 +9905,24 @@
         <w:rPr>
           <w:b/>
         </w:rPr>
-        <w:t>no mac-address aaaa.bbbb.cccc</w:t>
-      </w:r>
+        <w:t xml:space="preserve">no mac-address </w:t>
+      </w:r>
+      <w:proofErr w:type="spellStart"/>
+      <w:proofErr w:type="gramStart"/>
+      <w:r>
+        <w:rPr>
+          <w:b/>
+        </w:rPr>
+        <w:t>aaaa.bbbb</w:t>
+      </w:r>
+      <w:proofErr w:type="gramEnd"/>
+      <w:r>
+        <w:rPr>
+          <w:b/>
+        </w:rPr>
+        <w:t>.cccc</w:t>
+      </w:r>
+      <w:proofErr w:type="spellEnd"/>
     </w:p>
     <w:p>
       <w:pPr>
@@ -8541,13 +10003,23 @@
         <w:pStyle w:val="AnswerLineL50"/>
         <w:rPr>
           <w:noProof/>
-        </w:rPr>
-      </w:pPr>
-      <w:r>
-        <w:rPr>
-          <w:noProof/>
-        </w:rPr>
-        <w:t>Type your answers here.</w:t>
+          <w:color w:val="EE0000"/>
+        </w:rPr>
+      </w:pPr>
+      <w:r>
+        <w:rPr>
+          <w:bCs/>
+          <w:noProof/>
+          <w:color w:val="EE0000"/>
+        </w:rPr>
+        <w:t>No, the S1 F0/5 port is still in an err-disabled state</w:t>
+      </w:r>
+      <w:r>
+        <w:rPr>
+          <w:noProof/>
+          <w:color w:val="EE0000"/>
+        </w:rPr>
+        <w:t>.</w:t>
       </w:r>
     </w:p>
     <w:p>
@@ -8787,8 +10259,13 @@
         <w:t>S1</w:t>
       </w:r>
       <w:r>
-        <w:t>(config)#</w:t>
-      </w:r>
+        <w:t>(</w:t>
+      </w:r>
+      <w:proofErr w:type="gramStart"/>
+      <w:r>
+        <w:t>config)#</w:t>
+      </w:r>
+      <w:proofErr w:type="gramEnd"/>
       <w:r>
         <w:t xml:space="preserve"> </w:t>
       </w:r>
@@ -8837,7 +10314,21 @@
         <w:rPr>
           <w:b/>
         </w:rPr>
-        <w:t>no switchport port-security mac-address fc99.4775.c3e1</w:t>
+        <w:t>no switchport port-security mac-address fc</w:t>
+      </w:r>
+      <w:proofErr w:type="gramStart"/>
+      <w:r>
+        <w:rPr>
+          <w:b/>
+        </w:rPr>
+        <w:t>99.4775.c</w:t>
+      </w:r>
+      <w:proofErr w:type="gramEnd"/>
+      <w:r>
+        <w:rPr>
+          <w:b/>
+        </w:rPr>
+        <w:t>3e1</w:t>
       </w:r>
     </w:p>
     <w:p>
@@ -8856,8 +10347,13 @@
         <w:pStyle w:val="CMD"/>
       </w:pPr>
       <w:r>
-        <w:t>S1(config)#</w:t>
-      </w:r>
+        <w:t>S1(</w:t>
+      </w:r>
+      <w:proofErr w:type="gramStart"/>
+      <w:r>
+        <w:t>config)#</w:t>
+      </w:r>
+      <w:proofErr w:type="gramEnd"/>
       <w:r>
         <w:t xml:space="preserve"> </w:t>
       </w:r>
@@ -8876,8 +10372,13 @@
         <w:t>S1</w:t>
       </w:r>
       <w:r>
-        <w:t>(config)#</w:t>
-      </w:r>
+        <w:t>(</w:t>
+      </w:r>
+      <w:proofErr w:type="gramStart"/>
+      <w:r>
+        <w:t>config)#</w:t>
+      </w:r>
+      <w:proofErr w:type="gramEnd"/>
       <w:r>
         <w:t xml:space="preserve"> </w:t>
       </w:r>
@@ -9045,8 +10546,13 @@
         <w:t>S2</w:t>
       </w:r>
       <w:r>
-        <w:t>(config)#</w:t>
-      </w:r>
+        <w:t>(</w:t>
+      </w:r>
+      <w:proofErr w:type="gramStart"/>
+      <w:r>
+        <w:t>config)#</w:t>
+      </w:r>
+      <w:proofErr w:type="gramEnd"/>
       <w:r>
         <w:t xml:space="preserve"> </w:t>
       </w:r>
@@ -9062,1241 +10568,1486 @@
         <w:pStyle w:val="CMD"/>
       </w:pPr>
       <w:r>
+        <w:t>S2(config-</w:t>
+      </w:r>
+      <w:proofErr w:type="gramStart"/>
+      <w:r>
+        <w:t>if)#</w:t>
+      </w:r>
+      <w:proofErr w:type="gramEnd"/>
+      <w:r>
+        <w:t xml:space="preserve"> </w:t>
+      </w:r>
+      <w:r>
+        <w:rPr>
+          <w:b/>
+        </w:rPr>
+        <w:t>switchport mode access</w:t>
+      </w:r>
+    </w:p>
+    <w:p>
+      <w:pPr>
+        <w:pStyle w:val="CMD"/>
+      </w:pPr>
+      <w:r>
+        <w:t>S2(config-</w:t>
+      </w:r>
+      <w:proofErr w:type="gramStart"/>
+      <w:r>
+        <w:t>if)#</w:t>
+      </w:r>
+      <w:proofErr w:type="gramEnd"/>
+      <w:r>
+        <w:t xml:space="preserve"> </w:t>
+      </w:r>
+      <w:r>
+        <w:rPr>
+          <w:b/>
+        </w:rPr>
+        <w:t>switchport port-security</w:t>
+      </w:r>
+    </w:p>
+    <w:p>
+      <w:pPr>
+        <w:pStyle w:val="CMD"/>
+        <w:rPr>
+          <w:lang w:val="en-GB"/>
+        </w:rPr>
+      </w:pPr>
+      <w:r>
+        <w:t>S2(config-</w:t>
+      </w:r>
+      <w:proofErr w:type="gramStart"/>
+      <w:r>
+        <w:t>if)#</w:t>
+      </w:r>
+      <w:proofErr w:type="gramEnd"/>
+      <w:r>
+        <w:t xml:space="preserve"> </w:t>
+      </w:r>
+      <w:r>
+        <w:rPr>
+          <w:b/>
+        </w:rPr>
+        <w:t>switchport port-security maximum 3</w:t>
+      </w:r>
+    </w:p>
+    <w:p>
+      <w:pPr>
+        <w:pStyle w:val="CMD"/>
+        <w:rPr>
+          <w:lang w:val="en-GB"/>
+        </w:rPr>
+      </w:pPr>
+      <w:r>
+        <w:t>S2(config-</w:t>
+      </w:r>
+      <w:proofErr w:type="gramStart"/>
+      <w:r>
+        <w:t>if)#</w:t>
+      </w:r>
+      <w:proofErr w:type="gramEnd"/>
+      <w:r>
+        <w:t xml:space="preserve"> </w:t>
+      </w:r>
+      <w:r>
+        <w:rPr>
+          <w:b/>
+        </w:rPr>
+        <w:t>switchport port-security violation shutdown</w:t>
+      </w:r>
+    </w:p>
+    <w:p>
+      <w:pPr>
+        <w:pStyle w:val="CMD"/>
+      </w:pPr>
+      <w:r>
+        <w:t>S2(config-</w:t>
+      </w:r>
+      <w:proofErr w:type="gramStart"/>
+      <w:r>
+        <w:t>if)#</w:t>
+      </w:r>
+      <w:proofErr w:type="gramEnd"/>
+      <w:r>
+        <w:t xml:space="preserve"> </w:t>
+      </w:r>
+      <w:r>
+        <w:rPr>
+          <w:b/>
+        </w:rPr>
+        <w:t>switchport port-security aging time 120</w:t>
+      </w:r>
+    </w:p>
+    <w:p>
+      <w:pPr>
+        <w:pStyle w:val="Heading3"/>
+        <w:rPr>
+          <w:noProof/>
+        </w:rPr>
+      </w:pPr>
+      <w:r>
+        <w:rPr>
+          <w:noProof/>
+        </w:rPr>
+        <w:t>Disable unused ports on S1 and S2.</w:t>
+      </w:r>
+    </w:p>
+    <w:p>
+      <w:pPr>
+        <w:pStyle w:val="BodyTextL25"/>
+        <w:rPr>
+          <w:noProof/>
+        </w:rPr>
+      </w:pPr>
+      <w:r>
+        <w:rPr>
+          <w:noProof/>
+        </w:rPr>
+        <w:t xml:space="preserve">As a further security measure, disable ports </w:t>
+      </w:r>
+      <w:r>
+        <w:rPr>
+          <w:noProof/>
+        </w:rPr>
+        <w:t>that are not</w:t>
+      </w:r>
+      <w:r>
+        <w:rPr>
+          <w:noProof/>
+        </w:rPr>
+        <w:t xml:space="preserve"> being used on the switch.</w:t>
+      </w:r>
+    </w:p>
+    <w:p>
+      <w:pPr>
+        <w:pStyle w:val="SubStepAlpha"/>
+      </w:pPr>
+      <w:r>
+        <w:rPr>
+          <w:noProof/>
+        </w:rPr>
+        <w:t>Ports F0/1, F0/5, and F0/6 are used on</w:t>
+      </w:r>
+      <w:r>
+        <w:t xml:space="preserve"> </w:t>
+      </w:r>
+      <w:r>
+        <w:rPr>
+          <w:noProof/>
+        </w:rPr>
+        <w:t>S1. The remaining Fast Ethernet ports and the two Gigabit Ethernet ports will be</w:t>
+      </w:r>
+      <w:r>
+        <w:t xml:space="preserve"> shut</w:t>
+      </w:r>
+      <w:r>
+        <w:t xml:space="preserve"> </w:t>
+      </w:r>
+      <w:r>
+        <w:t>down.</w:t>
+      </w:r>
+    </w:p>
+    <w:p>
+      <w:pPr>
+        <w:pStyle w:val="CMD"/>
+        <w:rPr>
+          <w:noProof/>
+        </w:rPr>
+      </w:pPr>
+      <w:r>
+        <w:rPr>
+          <w:noProof/>
+        </w:rPr>
+        <w:t xml:space="preserve">S1(config)# </w:t>
+      </w:r>
+      <w:r>
+        <w:rPr>
+          <w:b/>
+        </w:rPr>
+        <w:t>interface range f0/2 - 4</w:t>
+      </w:r>
+    </w:p>
+    <w:p>
+      <w:pPr>
+        <w:pStyle w:val="CMD"/>
+        <w:rPr>
+          <w:noProof/>
+        </w:rPr>
+      </w:pPr>
+      <w:r>
+        <w:rPr>
+          <w:noProof/>
+        </w:rPr>
+        <w:t xml:space="preserve">S1(config-if-range)# </w:t>
+      </w:r>
+      <w:r>
+        <w:rPr>
+          <w:b/>
+        </w:rPr>
+        <w:t>shutdown</w:t>
+      </w:r>
+    </w:p>
+    <w:p>
+      <w:pPr>
+        <w:pStyle w:val="CMD"/>
+        <w:rPr>
+          <w:b/>
+          <w:noProof/>
+        </w:rPr>
+      </w:pPr>
+      <w:r>
+        <w:rPr>
+          <w:noProof/>
+        </w:rPr>
+        <w:t xml:space="preserve">S1(config-if-range)# </w:t>
+      </w:r>
+      <w:r>
+        <w:rPr>
+          <w:b/>
+        </w:rPr>
+        <w:t>interface range f0/7 - 24</w:t>
+      </w:r>
+    </w:p>
+    <w:p>
+      <w:pPr>
+        <w:pStyle w:val="CMD"/>
+        <w:rPr>
+          <w:noProof/>
+        </w:rPr>
+      </w:pPr>
+      <w:r>
+        <w:rPr>
+          <w:noProof/>
+        </w:rPr>
+        <w:t xml:space="preserve">S1(config-if-range)# </w:t>
+      </w:r>
+      <w:r>
+        <w:rPr>
+          <w:b/>
+        </w:rPr>
+        <w:t>shutdown</w:t>
+      </w:r>
+    </w:p>
+    <w:p>
+      <w:pPr>
+        <w:pStyle w:val="CMD"/>
+        <w:rPr>
+          <w:noProof/>
+        </w:rPr>
+      </w:pPr>
+      <w:r>
+        <w:rPr>
+          <w:noProof/>
+        </w:rPr>
+        <w:t xml:space="preserve">S1(config-if-range)# </w:t>
+      </w:r>
+      <w:r>
+        <w:rPr>
+          <w:b/>
+        </w:rPr>
+        <w:t>interface range g0/1 - 2</w:t>
+      </w:r>
+    </w:p>
+    <w:p>
+      <w:pPr>
+        <w:pStyle w:val="CMD"/>
+        <w:rPr>
+          <w:b/>
+          <w:noProof/>
+        </w:rPr>
+      </w:pPr>
+      <w:r>
+        <w:rPr>
+          <w:noProof/>
+        </w:rPr>
+        <w:t xml:space="preserve">S1(config-if-range)# </w:t>
+      </w:r>
+      <w:r>
+        <w:rPr>
+          <w:b/>
+        </w:rPr>
+        <w:t>shutdown</w:t>
+      </w:r>
+    </w:p>
+    <w:p>
+      <w:pPr>
+        <w:pStyle w:val="SubStepAlpha"/>
+      </w:pPr>
+      <w:r>
+        <w:rPr>
+          <w:noProof/>
+        </w:rPr>
+        <w:t>Ports F0</w:t>
+      </w:r>
+      <w:r>
+        <w:t xml:space="preserve">/1 and </w:t>
+      </w:r>
+      <w:r>
+        <w:t>F0/18</w:t>
+      </w:r>
+      <w:r>
+        <w:t xml:space="preserve"> are </w:t>
+      </w:r>
+      <w:r>
+        <w:t xml:space="preserve">used on </w:t>
+      </w:r>
+      <w:r>
+        <w:t>S</w:t>
+      </w:r>
+      <w:r>
+        <w:t>2. The remaining Fast Ethernet ports and the Gigabit Ethernet ports will be shut</w:t>
+      </w:r>
+      <w:r>
+        <w:t xml:space="preserve"> </w:t>
+      </w:r>
+      <w:r>
+        <w:t>down.</w:t>
+      </w:r>
+    </w:p>
+    <w:p>
+      <w:pPr>
+        <w:pStyle w:val="CMD"/>
+        <w:rPr>
+          <w:b/>
+        </w:rPr>
+      </w:pPr>
+      <w:r>
+        <w:rPr>
+          <w:noProof/>
+        </w:rPr>
+        <w:t xml:space="preserve">S2(config)# </w:t>
+      </w:r>
+      <w:r>
+        <w:rPr>
+          <w:b/>
+        </w:rPr>
+        <w:t>interface range f0/2 – 17, f0/19 – 24, g0/1 - 2</w:t>
+      </w:r>
+    </w:p>
+    <w:p>
+      <w:pPr>
+        <w:pStyle w:val="CMD"/>
+        <w:rPr>
+          <w:b/>
+        </w:rPr>
+      </w:pPr>
+      <w:r>
+        <w:t>S2(config-if-</w:t>
+      </w:r>
+      <w:proofErr w:type="gramStart"/>
+      <w:r>
+        <w:t>range)#</w:t>
+      </w:r>
+      <w:proofErr w:type="gramEnd"/>
+      <w:r>
+        <w:t xml:space="preserve"> </w:t>
+      </w:r>
+      <w:r>
+        <w:rPr>
+          <w:b/>
+        </w:rPr>
+        <w:t>shutdown</w:t>
+      </w:r>
+    </w:p>
+    <w:p>
+      <w:pPr>
+        <w:pStyle w:val="Heading3"/>
+        <w:rPr>
+          <w:noProof/>
+        </w:rPr>
+      </w:pPr>
+      <w:r>
+        <w:rPr>
+          <w:noProof/>
+        </w:rPr>
+        <w:t>Move active ports to a VLAN other than the default VLAN 1.</w:t>
+      </w:r>
+    </w:p>
+    <w:p>
+      <w:pPr>
+        <w:pStyle w:val="BodyTextL25"/>
+        <w:rPr>
+          <w:noProof/>
+        </w:rPr>
+      </w:pPr>
+      <w:r>
+        <w:rPr>
+          <w:bCs/>
+          <w:noProof/>
+        </w:rPr>
+        <w:t xml:space="preserve">As </w:t>
+      </w:r>
+      <w:r>
+        <w:rPr>
+          <w:noProof/>
+        </w:rPr>
+        <w:t>a further security measure, you can move all active end</w:t>
+      </w:r>
+      <w:r>
+        <w:rPr>
+          <w:noProof/>
+        </w:rPr>
+        <w:t>-</w:t>
+      </w:r>
+      <w:r>
+        <w:rPr>
+          <w:noProof/>
+        </w:rPr>
+        <w:t xml:space="preserve">user </w:t>
+      </w:r>
+      <w:r>
+        <w:rPr>
+          <w:noProof/>
+        </w:rPr>
+        <w:t xml:space="preserve">ports </w:t>
+      </w:r>
+      <w:r>
+        <w:rPr>
+          <w:noProof/>
+        </w:rPr>
+        <w:t>and router ports to a VLAN other than the default VLAN 1 on both switches.</w:t>
+      </w:r>
+    </w:p>
+    <w:p>
+      <w:pPr>
+        <w:pStyle w:val="SubStepAlpha"/>
+        <w:rPr>
+          <w:noProof/>
+        </w:rPr>
+      </w:pPr>
+      <w:r>
+        <w:rPr>
+          <w:noProof/>
+        </w:rPr>
+        <w:t>Configure a new VLAN for users on each switch using the following commands:</w:t>
+      </w:r>
+    </w:p>
+    <w:p>
+      <w:pPr>
+        <w:pStyle w:val="CMD"/>
+        <w:rPr>
+          <w:noProof/>
+        </w:rPr>
+      </w:pPr>
+      <w:r>
+        <w:rPr>
+          <w:noProof/>
+        </w:rPr>
+        <w:t xml:space="preserve">S1(config)# </w:t>
+      </w:r>
+      <w:proofErr w:type="spellStart"/>
+      <w:r>
+        <w:rPr>
+          <w:b/>
+        </w:rPr>
+        <w:t>vlan</w:t>
+      </w:r>
+      <w:proofErr w:type="spellEnd"/>
+      <w:r>
+        <w:rPr>
+          <w:b/>
+        </w:rPr>
+        <w:t xml:space="preserve"> 20</w:t>
+      </w:r>
+    </w:p>
+    <w:p>
+      <w:pPr>
+        <w:pStyle w:val="CMD"/>
+        <w:rPr>
+          <w:b/>
+          <w:noProof/>
+        </w:rPr>
+      </w:pPr>
+      <w:r>
+        <w:rPr>
+          <w:noProof/>
+        </w:rPr>
+        <w:t xml:space="preserve">S1(config-vlan)# </w:t>
+      </w:r>
+      <w:r>
+        <w:rPr>
+          <w:b/>
+        </w:rPr>
+        <w:t>name Users</w:t>
+      </w:r>
+    </w:p>
+    <w:p>
+      <w:pPr>
+        <w:pStyle w:val="CMD"/>
+        <w:rPr>
+          <w:noProof/>
+        </w:rPr>
+      </w:pPr>
+    </w:p>
+    <w:p>
+      <w:pPr>
+        <w:pStyle w:val="CMD"/>
+        <w:rPr>
+          <w:b/>
+          <w:noProof/>
+        </w:rPr>
+      </w:pPr>
+      <w:r>
+        <w:rPr>
+          <w:noProof/>
+        </w:rPr>
+        <w:t xml:space="preserve">S2(config)# </w:t>
+      </w:r>
+      <w:proofErr w:type="spellStart"/>
+      <w:r>
+        <w:rPr>
+          <w:b/>
+        </w:rPr>
+        <w:t>vlan</w:t>
+      </w:r>
+      <w:proofErr w:type="spellEnd"/>
+      <w:r>
+        <w:rPr>
+          <w:b/>
+        </w:rPr>
+        <w:t xml:space="preserve"> 20</w:t>
+      </w:r>
+    </w:p>
+    <w:p>
+      <w:pPr>
+        <w:pStyle w:val="CMD"/>
+        <w:rPr>
+          <w:b/>
+          <w:noProof/>
+        </w:rPr>
+      </w:pPr>
+      <w:r>
+        <w:rPr>
+          <w:noProof/>
+        </w:rPr>
+        <w:t xml:space="preserve">S2(config-vlan)# </w:t>
+      </w:r>
+      <w:r>
+        <w:rPr>
+          <w:rStyle w:val="CMDChar"/>
+          <w:b/>
+          <w:noProof/>
+        </w:rPr>
+        <w:t>name Users</w:t>
+      </w:r>
+    </w:p>
+    <w:p>
+      <w:pPr>
+        <w:pStyle w:val="SubStepAlpha"/>
+        <w:rPr>
+          <w:noProof/>
+        </w:rPr>
+      </w:pPr>
+      <w:r>
+        <w:rPr>
+          <w:noProof/>
+        </w:rPr>
+        <w:t>Add the current active access (non-trunk) ports to the new VLAN.</w:t>
+      </w:r>
+    </w:p>
+    <w:p>
+      <w:pPr>
+        <w:pStyle w:val="CMD"/>
+        <w:rPr>
+          <w:b/>
+          <w:noProof/>
+        </w:rPr>
+      </w:pPr>
+      <w:r>
+        <w:rPr>
+          <w:noProof/>
+        </w:rPr>
+        <w:t xml:space="preserve">S1(config)# </w:t>
+      </w:r>
+      <w:r>
+        <w:rPr>
+          <w:b/>
+        </w:rPr>
+        <w:t>interface f0/6</w:t>
+      </w:r>
+    </w:p>
+    <w:p>
+      <w:pPr>
+        <w:pStyle w:val="CMD"/>
+        <w:rPr>
+          <w:noProof/>
+        </w:rPr>
+      </w:pPr>
+      <w:r>
+        <w:rPr>
+          <w:noProof/>
+        </w:rPr>
+        <w:t>S1</w:t>
+      </w:r>
+      <w:r>
+        <w:t>(config-if</w:t>
+      </w:r>
+      <w:r>
+        <w:t>-</w:t>
+      </w:r>
+      <w:proofErr w:type="gramStart"/>
+      <w:r>
+        <w:t>range</w:t>
+      </w:r>
+      <w:r>
+        <w:t>)#</w:t>
+      </w:r>
+      <w:proofErr w:type="gramEnd"/>
+      <w:r>
+        <w:t xml:space="preserve"> </w:t>
+      </w:r>
+      <w:r>
+        <w:rPr>
+          <w:b/>
+        </w:rPr>
+        <w:t xml:space="preserve">switchport access </w:t>
+      </w:r>
+      <w:proofErr w:type="spellStart"/>
+      <w:r>
+        <w:rPr>
+          <w:b/>
+        </w:rPr>
+        <w:t>vlan</w:t>
+      </w:r>
+      <w:proofErr w:type="spellEnd"/>
+      <w:r>
+        <w:rPr>
+          <w:b/>
+        </w:rPr>
+        <w:t xml:space="preserve"> 20</w:t>
+      </w:r>
+    </w:p>
+    <w:p>
+      <w:pPr>
+        <w:pStyle w:val="CMD"/>
+        <w:rPr>
+          <w:noProof/>
+        </w:rPr>
+      </w:pPr>
+    </w:p>
+    <w:p>
+      <w:pPr>
+        <w:pStyle w:val="CMD"/>
+        <w:rPr>
+          <w:noProof/>
+        </w:rPr>
+      </w:pPr>
+      <w:r>
+        <w:rPr>
+          <w:noProof/>
+        </w:rPr>
+        <w:t xml:space="preserve">S2(config)# </w:t>
+      </w:r>
+      <w:r>
+        <w:rPr>
+          <w:b/>
+        </w:rPr>
+        <w:t>interface f0/18</w:t>
+      </w:r>
+    </w:p>
+    <w:p>
+      <w:pPr>
+        <w:pStyle w:val="CMD"/>
+        <w:rPr>
+          <w:b/>
+          <w:noProof/>
+        </w:rPr>
+      </w:pPr>
+      <w:r>
+        <w:rPr>
+          <w:noProof/>
+        </w:rPr>
         <w:t xml:space="preserve">S2(config-if)# </w:t>
       </w:r>
       <w:r>
         <w:rPr>
           <w:b/>
         </w:rPr>
-        <w:t>switchport mode access</w:t>
+        <w:t xml:space="preserve">switchport access </w:t>
+      </w:r>
+      <w:proofErr w:type="spellStart"/>
+      <w:r>
+        <w:rPr>
+          <w:b/>
+        </w:rPr>
+        <w:t>vlan</w:t>
+      </w:r>
+      <w:proofErr w:type="spellEnd"/>
+      <w:r>
+        <w:rPr>
+          <w:b/>
+        </w:rPr>
+        <w:t xml:space="preserve"> 20</w:t>
+      </w:r>
+    </w:p>
+    <w:p>
+      <w:pPr>
+        <w:pStyle w:val="BodyTextL50"/>
+        <w:rPr>
+          <w:noProof/>
+        </w:rPr>
+      </w:pPr>
+      <w:r>
+        <w:rPr>
+          <w:b/>
+          <w:noProof/>
+        </w:rPr>
+        <w:t>Note</w:t>
+      </w:r>
+      <w:r>
+        <w:rPr>
+          <w:noProof/>
+        </w:rPr>
+        <w:t>: This will prevent communication between end</w:t>
+      </w:r>
+      <w:r>
+        <w:rPr>
+          <w:noProof/>
+        </w:rPr>
+        <w:t>-</w:t>
+      </w:r>
+      <w:r>
+        <w:rPr>
+          <w:noProof/>
+        </w:rPr>
+        <w:t>user hosts and the management VLAN IP address of the switch, which is currently VLAN 1. The switch can still be accessed and configured using the console connection.</w:t>
+      </w:r>
+    </w:p>
+    <w:p>
+      <w:pPr>
+        <w:pStyle w:val="BodyTextL50"/>
+      </w:pPr>
+      <w:r>
+        <w:rPr>
+          <w:b/>
+          <w:noProof/>
+        </w:rPr>
+        <w:t>Note</w:t>
+      </w:r>
+      <w:r>
+        <w:rPr>
+          <w:noProof/>
+        </w:rPr>
+        <w:t xml:space="preserve">: </w:t>
+      </w:r>
+      <w:r>
+        <w:rPr>
+          <w:noProof/>
+        </w:rPr>
+        <w:t>To provide SSH access to the switch, a specific port can be designated as the management port and added to VLAN 1 with a specific management workstation attached. A more elaborate solution is to create a new VLAN for switch management (or use the existing native trunk VLAN 99), and configure a separate subnet for the management and user VLANs.</w:t>
+      </w:r>
+    </w:p>
+    <w:p>
+      <w:pPr>
+        <w:pStyle w:val="Heading3"/>
+        <w:rPr>
+          <w:noProof/>
+        </w:rPr>
+      </w:pPr>
+      <w:r>
+        <w:rPr>
+          <w:noProof/>
+        </w:rPr>
+        <w:t>Configure a port with the PVLAN Edge feature.</w:t>
+      </w:r>
+    </w:p>
+    <w:p>
+      <w:pPr>
+        <w:pStyle w:val="BodyTextL25"/>
+        <w:rPr>
+          <w:noProof/>
+        </w:rPr>
+      </w:pPr>
+      <w:r>
+        <w:rPr>
+          <w:noProof/>
+        </w:rPr>
+        <w:t>Some applications require that no traffic be forwarded at Layer 2 between ports on the same switch so that one neighbor does not see the traffic generated by another neighbor. In such an environment, the use of the Private VLAN (PVLAN) Edge feature, also known as protected ports, ensures that there is no exchange of unicast, broadcast, or multicast traffic between these ports on the switch. The PVLAN Edge feature can only be implemented for ports on the same switch and is locally significant.</w:t>
+      </w:r>
+    </w:p>
+    <w:p>
+      <w:pPr>
+        <w:pStyle w:val="BodyTextL25"/>
+        <w:rPr>
+          <w:noProof/>
+        </w:rPr>
+      </w:pPr>
+      <w:r>
+        <w:rPr>
+          <w:noProof/>
+        </w:rPr>
+        <w:t xml:space="preserve">For example, to prevent traffic </w:t>
+      </w:r>
+      <w:r>
+        <w:rPr>
+          <w:noProof/>
+        </w:rPr>
+        <w:t>between</w:t>
+      </w:r>
+      <w:r>
+        <w:rPr>
+          <w:noProof/>
+        </w:rPr>
+        <w:t xml:space="preserve"> host PC-A on S1 (port F0/6) and a host on another S1 port (e.g. port F0/7, which was previously shut down), you could use the </w:t>
+      </w:r>
+      <w:r>
+        <w:rPr>
+          <w:b/>
+          <w:bCs/>
+        </w:rPr>
+        <w:t>switchport protected</w:t>
+      </w:r>
+      <w:r>
+        <w:rPr>
+          <w:noProof/>
+        </w:rPr>
+        <w:t xml:space="preserve"> command to activate the PVLAN Edge feature on these two ports. </w:t>
+      </w:r>
+      <w:r>
+        <w:rPr>
+          <w:noProof/>
+        </w:rPr>
+        <w:t>U</w:t>
+      </w:r>
+      <w:r>
+        <w:rPr>
+          <w:noProof/>
+        </w:rPr>
+        <w:t xml:space="preserve">se the </w:t>
+      </w:r>
+      <w:r>
+        <w:rPr>
+          <w:b/>
+          <w:bCs/>
+        </w:rPr>
+        <w:t>no switchport protected</w:t>
+      </w:r>
+      <w:r>
+        <w:rPr>
+          <w:noProof/>
+        </w:rPr>
+        <w:t xml:space="preserve"> interface configuration command</w:t>
+      </w:r>
+      <w:r>
+        <w:rPr>
+          <w:noProof/>
+        </w:rPr>
+        <w:t xml:space="preserve"> to disable protected port</w:t>
+      </w:r>
+      <w:r>
+        <w:rPr>
+          <w:noProof/>
+        </w:rPr>
+        <w:t>.</w:t>
+      </w:r>
+    </w:p>
+    <w:p>
+      <w:pPr>
+        <w:pStyle w:val="SubStepAlpha"/>
+        <w:rPr>
+          <w:noProof/>
+        </w:rPr>
+      </w:pPr>
+      <w:r>
+        <w:rPr>
+          <w:noProof/>
+        </w:rPr>
+        <w:t>Configure the PVLAN Edge feature in interface configuration mode using the following commands:</w:t>
       </w:r>
     </w:p>
     <w:p>
       <w:pPr>
         <w:pStyle w:val="CMD"/>
-      </w:pPr>
-      <w:r>
-        <w:t xml:space="preserve">S2(config-if)# </w:t>
-      </w:r>
-      <w:r>
-        <w:rPr>
-          <w:b/>
-        </w:rPr>
-        <w:t>switchport port-security</w:t>
+        <w:rPr>
+          <w:noProof/>
+        </w:rPr>
+      </w:pPr>
+      <w:r>
+        <w:rPr>
+          <w:noProof/>
+        </w:rPr>
+        <w:t xml:space="preserve">S1(config)# </w:t>
+      </w:r>
+      <w:r>
+        <w:rPr>
+          <w:b/>
+        </w:rPr>
+        <w:t>interface f0/6</w:t>
       </w:r>
     </w:p>
     <w:p>
       <w:pPr>
         <w:pStyle w:val="CMD"/>
         <w:rPr>
-          <w:lang w:val="en-GB"/>
-        </w:rPr>
-      </w:pPr>
-      <w:r>
-        <w:t xml:space="preserve">S2(config-if)# </w:t>
-      </w:r>
-      <w:r>
-        <w:rPr>
-          <w:b/>
-        </w:rPr>
-        <w:t>switchport port-security maximum 3</w:t>
+          <w:noProof/>
+        </w:rPr>
+      </w:pPr>
+      <w:r>
+        <w:rPr>
+          <w:noProof/>
+        </w:rPr>
+        <w:t xml:space="preserve">S1(config-if)# </w:t>
+      </w:r>
+      <w:r>
+        <w:rPr>
+          <w:b/>
+        </w:rPr>
+        <w:t>switchport protected</w:t>
       </w:r>
     </w:p>
     <w:p>
       <w:pPr>
         <w:pStyle w:val="CMD"/>
         <w:rPr>
-          <w:lang w:val="en-GB"/>
-        </w:rPr>
-      </w:pPr>
-      <w:r>
-        <w:t xml:space="preserve">S2(config-if)# </w:t>
-      </w:r>
-      <w:r>
-        <w:rPr>
-          <w:b/>
-        </w:rPr>
-        <w:t>switchport port-security violation shutdown</w:t>
+          <w:noProof/>
+        </w:rPr>
+      </w:pPr>
+      <w:r>
+        <w:rPr>
+          <w:noProof/>
+        </w:rPr>
+        <w:t xml:space="preserve">S1(config-if)# </w:t>
+      </w:r>
+      <w:r>
+        <w:rPr>
+          <w:b/>
+        </w:rPr>
+        <w:t>interface f0/7</w:t>
       </w:r>
     </w:p>
     <w:p>
       <w:pPr>
         <w:pStyle w:val="CMD"/>
-      </w:pPr>
-      <w:r>
-        <w:t xml:space="preserve">S2(config-if)# </w:t>
-      </w:r>
-      <w:r>
-        <w:rPr>
-          <w:b/>
-        </w:rPr>
-        <w:t>switchport port-security aging time 120</w:t>
-      </w:r>
-    </w:p>
-    <w:p>
-      <w:pPr>
-        <w:pStyle w:val="Heading3"/>
-        <w:rPr>
-          <w:noProof/>
-        </w:rPr>
-      </w:pPr>
-      <w:r>
-        <w:rPr>
-          <w:noProof/>
-        </w:rPr>
-        <w:t>Disable unused ports on S1 and S2.</w:t>
-      </w:r>
-    </w:p>
-    <w:p>
-      <w:pPr>
-        <w:pStyle w:val="BodyTextL25"/>
-        <w:rPr>
-          <w:noProof/>
-        </w:rPr>
-      </w:pPr>
-      <w:r>
-        <w:rPr>
-          <w:noProof/>
-        </w:rPr>
-        <w:t xml:space="preserve">As a further security measure, disable ports </w:t>
-      </w:r>
-      <w:r>
-        <w:rPr>
-          <w:noProof/>
-        </w:rPr>
-        <w:t>that are not</w:t>
-      </w:r>
-      <w:r>
-        <w:rPr>
-          <w:noProof/>
-        </w:rPr>
-        <w:t xml:space="preserve"> being used on the switch.</w:t>
+        <w:rPr>
+          <w:noProof/>
+        </w:rPr>
+      </w:pPr>
+      <w:r>
+        <w:rPr>
+          <w:noProof/>
+        </w:rPr>
+        <w:t xml:space="preserve">S1(config-if)# </w:t>
+      </w:r>
+      <w:r>
+        <w:rPr>
+          <w:b/>
+        </w:rPr>
+        <w:t>switchport protected</w:t>
+      </w:r>
+    </w:p>
+    <w:p>
+      <w:pPr>
+        <w:pStyle w:val="CMD"/>
+        <w:rPr>
+          <w:noProof/>
+        </w:rPr>
+      </w:pPr>
+      <w:r>
+        <w:rPr>
+          <w:noProof/>
+        </w:rPr>
+        <w:t xml:space="preserve">S1(config-if)# </w:t>
+      </w:r>
+      <w:r>
+        <w:rPr>
+          <w:b/>
+        </w:rPr>
+        <w:t>no shut</w:t>
+      </w:r>
+    </w:p>
+    <w:p>
+      <w:pPr>
+        <w:pStyle w:val="CMD"/>
+        <w:rPr>
+          <w:b/>
+          <w:noProof/>
+        </w:rPr>
+      </w:pPr>
+      <w:r>
+        <w:rPr>
+          <w:noProof/>
+        </w:rPr>
+        <w:t xml:space="preserve">S1(config-if)# </w:t>
+      </w:r>
+      <w:r>
+        <w:rPr>
+          <w:b/>
+        </w:rPr>
+        <w:t>end</w:t>
       </w:r>
     </w:p>
     <w:p>
       <w:pPr>
         <w:pStyle w:val="SubStepAlpha"/>
-      </w:pPr>
-      <w:r>
-        <w:rPr>
-          <w:noProof/>
-        </w:rPr>
-        <w:t>Ports F0/1, F0/5, and F0/6 are used on</w:t>
-      </w:r>
+        <w:rPr>
+          <w:noProof/>
+        </w:rPr>
+      </w:pPr>
+      <w:r>
+        <w:rPr>
+          <w:noProof/>
+        </w:rPr>
+        <w:t>Verify that the PVLAN Edge Feature (protected port) is enabled on F0/6.</w:t>
+      </w:r>
+    </w:p>
+    <w:p>
+      <w:pPr>
+        <w:pStyle w:val="CMD"/>
+        <w:rPr>
+          <w:noProof/>
+        </w:rPr>
+      </w:pPr>
+      <w:r>
+        <w:rPr>
+          <w:noProof/>
+        </w:rPr>
+        <w:t xml:space="preserve">S1# </w:t>
+      </w:r>
+      <w:r>
+        <w:rPr>
+          <w:b/>
+        </w:rPr>
+        <w:t>show interfaces f0/6 switchport</w:t>
+      </w:r>
+    </w:p>
+    <w:p>
+      <w:pPr>
+        <w:pStyle w:val="CMDOutput"/>
+        <w:rPr>
+          <w:noProof/>
+        </w:rPr>
+      </w:pPr>
+      <w:r>
+        <w:rPr>
+          <w:noProof/>
+        </w:rPr>
+        <w:t>Name: Fa0/6</w:t>
+      </w:r>
+    </w:p>
+    <w:p>
+      <w:pPr>
+        <w:pStyle w:val="CMDOutput"/>
+        <w:rPr>
+          <w:noProof/>
+        </w:rPr>
+      </w:pPr>
+      <w:r>
+        <w:rPr>
+          <w:noProof/>
+        </w:rPr>
+        <w:t>Switchport: Enabled</w:t>
+      </w:r>
+    </w:p>
+    <w:p>
+      <w:pPr>
+        <w:pStyle w:val="CMDOutput"/>
+        <w:rPr>
+          <w:noProof/>
+        </w:rPr>
+      </w:pPr>
+      <w:r>
+        <w:rPr>
+          <w:noProof/>
+        </w:rPr>
+        <w:t>Administrative Mode: dynamic auto</w:t>
+      </w:r>
+    </w:p>
+    <w:p>
+      <w:pPr>
+        <w:pStyle w:val="CMDOutput"/>
+        <w:rPr>
+          <w:noProof/>
+        </w:rPr>
+      </w:pPr>
+      <w:r>
+        <w:rPr>
+          <w:noProof/>
+        </w:rPr>
+        <w:t>Operational Mode: static access</w:t>
+      </w:r>
+    </w:p>
+    <w:p>
+      <w:pPr>
+        <w:pStyle w:val="CMDOutput"/>
+        <w:rPr>
+          <w:noProof/>
+        </w:rPr>
+      </w:pPr>
+      <w:r>
+        <w:rPr>
+          <w:noProof/>
+        </w:rPr>
+        <w:t>Administrative Trunking Encapsulation: dot1q</w:t>
+      </w:r>
+    </w:p>
+    <w:p>
+      <w:pPr>
+        <w:pStyle w:val="CMDOutput"/>
+        <w:rPr>
+          <w:noProof/>
+        </w:rPr>
+      </w:pPr>
+      <w:r>
+        <w:rPr>
+          <w:noProof/>
+        </w:rPr>
+        <w:t>Negotiation of Trunking: On</w:t>
+      </w:r>
+    </w:p>
+    <w:p>
+      <w:pPr>
+        <w:pStyle w:val="CMDOutput"/>
+      </w:pPr>
+      <w:r>
+        <w:rPr>
+          <w:noProof/>
+        </w:rPr>
+        <w:t>Access Mode VLAN:</w:t>
+      </w:r>
+      <w:r>
+        <w:t xml:space="preserve"> 20 (Users)</w:t>
+      </w:r>
+    </w:p>
+    <w:p>
+      <w:pPr>
+        <w:pStyle w:val="CMDOutput"/>
+      </w:pPr>
+      <w:proofErr w:type="spellStart"/>
+      <w:r>
+        <w:t>Trunking</w:t>
+      </w:r>
+      <w:proofErr w:type="spellEnd"/>
+      <w:r>
+        <w:t xml:space="preserve"> Native Mode VLAN: 1 (default)</w:t>
+      </w:r>
+    </w:p>
+    <w:p>
+      <w:pPr>
+        <w:pStyle w:val="CMDOutput"/>
+      </w:pPr>
+      <w:r>
+        <w:t xml:space="preserve">Administrative Native VLAN </w:t>
+      </w:r>
+      <w:proofErr w:type="gramStart"/>
+      <w:r>
+        <w:t>tagging:</w:t>
+      </w:r>
+      <w:proofErr w:type="gramEnd"/>
+      <w:r>
+        <w:t xml:space="preserve"> enabled</w:t>
+      </w:r>
+    </w:p>
+    <w:p>
+      <w:pPr>
+        <w:pStyle w:val="CMDOutput"/>
+      </w:pPr>
+      <w:r>
+        <w:t>Voice VLAN: none</w:t>
+      </w:r>
+    </w:p>
+    <w:p>
+      <w:pPr>
+        <w:pStyle w:val="CMDOutput"/>
+      </w:pPr>
+      <w:r>
+        <w:t>Administrative private-</w:t>
+      </w:r>
+      <w:proofErr w:type="spellStart"/>
+      <w:r>
+        <w:t>vlan</w:t>
+      </w:r>
+      <w:proofErr w:type="spellEnd"/>
+      <w:r>
+        <w:t xml:space="preserve"> host-association: none</w:t>
+      </w:r>
+    </w:p>
+    <w:p>
+      <w:pPr>
+        <w:pStyle w:val="CMDOutput"/>
+      </w:pPr>
+      <w:r>
+        <w:t>Administrative private-</w:t>
+      </w:r>
+      <w:proofErr w:type="spellStart"/>
+      <w:r>
+        <w:t>vlan</w:t>
+      </w:r>
+      <w:proofErr w:type="spellEnd"/>
+      <w:r>
+        <w:t xml:space="preserve"> mapping: none</w:t>
+      </w:r>
+    </w:p>
+    <w:p>
+      <w:pPr>
+        <w:pStyle w:val="CMDOutput"/>
+      </w:pPr>
+      <w:r>
+        <w:t>Administrative private-</w:t>
+      </w:r>
+      <w:proofErr w:type="spellStart"/>
+      <w:r>
+        <w:t>vlan</w:t>
+      </w:r>
+      <w:proofErr w:type="spellEnd"/>
+      <w:r>
+        <w:t xml:space="preserve"> trunk native VLAN: none</w:t>
+      </w:r>
+    </w:p>
+    <w:p>
+      <w:pPr>
+        <w:pStyle w:val="CMDOutput"/>
+      </w:pPr>
+      <w:r>
+        <w:t>Administrative private-</w:t>
+      </w:r>
+      <w:proofErr w:type="spellStart"/>
+      <w:r>
+        <w:t>vlan</w:t>
+      </w:r>
+      <w:proofErr w:type="spellEnd"/>
+      <w:r>
+        <w:t xml:space="preserve"> trunk Native VLAN </w:t>
+      </w:r>
+      <w:proofErr w:type="gramStart"/>
+      <w:r>
+        <w:t>tagging:</w:t>
+      </w:r>
+      <w:proofErr w:type="gramEnd"/>
+      <w:r>
+        <w:t xml:space="preserve"> enabled</w:t>
+      </w:r>
+    </w:p>
+    <w:p>
+      <w:pPr>
+        <w:pStyle w:val="CMDOutput"/>
+      </w:pPr>
+      <w:r>
+        <w:t>Administrative private-</w:t>
+      </w:r>
+      <w:proofErr w:type="spellStart"/>
+      <w:r>
+        <w:t>vlan</w:t>
+      </w:r>
+      <w:proofErr w:type="spellEnd"/>
+      <w:r>
+        <w:t xml:space="preserve"> trunk encapsulation: dot1q</w:t>
+      </w:r>
+    </w:p>
+    <w:p>
+      <w:pPr>
+        <w:pStyle w:val="CMDOutput"/>
+      </w:pPr>
+      <w:r>
+        <w:t>Administrative private-</w:t>
+      </w:r>
+      <w:proofErr w:type="spellStart"/>
+      <w:r>
+        <w:t>vlan</w:t>
+      </w:r>
+      <w:proofErr w:type="spellEnd"/>
+      <w:r>
+        <w:t xml:space="preserve"> trunk normal VLANs: none</w:t>
+      </w:r>
+    </w:p>
+    <w:p>
+      <w:pPr>
+        <w:pStyle w:val="CMDOutput"/>
+      </w:pPr>
+      <w:r>
+        <w:t>Administrative private-</w:t>
+      </w:r>
+      <w:proofErr w:type="spellStart"/>
+      <w:r>
+        <w:t>vlan</w:t>
+      </w:r>
+      <w:proofErr w:type="spellEnd"/>
+      <w:r>
+        <w:t xml:space="preserve"> trunk private VLANs: none</w:t>
+      </w:r>
+    </w:p>
+    <w:p>
+      <w:pPr>
+        <w:pStyle w:val="CMDOutput"/>
+      </w:pPr>
+      <w:r>
+        <w:t>Operational private-</w:t>
+      </w:r>
+      <w:proofErr w:type="spellStart"/>
+      <w:r>
+        <w:t>vlan</w:t>
+      </w:r>
+      <w:proofErr w:type="spellEnd"/>
+      <w:r>
+        <w:t>: none</w:t>
+      </w:r>
+    </w:p>
+    <w:p>
+      <w:pPr>
+        <w:pStyle w:val="CMDOutput"/>
+      </w:pPr>
+      <w:proofErr w:type="spellStart"/>
+      <w:r>
+        <w:t>Trunking</w:t>
+      </w:r>
+      <w:proofErr w:type="spellEnd"/>
+      <w:r>
+        <w:t xml:space="preserve"> VLANs Enabled: ALL</w:t>
+      </w:r>
+    </w:p>
+    <w:p>
+      <w:pPr>
+        <w:pStyle w:val="CMDOutput"/>
+      </w:pPr>
+      <w:r>
+        <w:t>Pruning VLANs Enabled: 2-1001</w:t>
+      </w:r>
+    </w:p>
+    <w:p>
+      <w:pPr>
+        <w:pStyle w:val="CMDOutput"/>
+      </w:pPr>
+      <w:r>
+        <w:t>Capture Mode Disabled</w:t>
+      </w:r>
+    </w:p>
+    <w:p>
+      <w:pPr>
+        <w:pStyle w:val="CMDOutput"/>
+      </w:pPr>
+      <w:r>
+        <w:t>Capture VLANs Allowed: ALL</w:t>
+      </w:r>
+    </w:p>
+    <w:p>
+      <w:pPr>
+        <w:pStyle w:val="CMDOutput"/>
+      </w:pPr>
+    </w:p>
+    <w:p>
+      <w:pPr>
+        <w:pStyle w:val="CMDOutput"/>
+      </w:pPr>
+      <w:r>
+        <w:rPr>
+          <w:highlight w:val="yellow"/>
+        </w:rPr>
+        <w:t>Protected: true</w:t>
+      </w:r>
+    </w:p>
+    <w:p>
+      <w:pPr>
+        <w:pStyle w:val="CMDOutput"/>
+      </w:pPr>
+      <w:r>
+        <w:t>Unknown unicast blocked: disabled</w:t>
+      </w:r>
+    </w:p>
+    <w:p>
+      <w:pPr>
+        <w:pStyle w:val="CMDOutput"/>
+      </w:pPr>
+      <w:r>
+        <w:t>Unknown multicast blocked: disabled</w:t>
+      </w:r>
+    </w:p>
+    <w:p>
+      <w:pPr>
+        <w:pStyle w:val="CMDOutput"/>
+      </w:pPr>
+      <w:r>
+        <w:t>Appliance trust: none</w:t>
+      </w:r>
+    </w:p>
+    <w:p>
+      <w:pPr>
+        <w:pStyle w:val="CMDOutput"/>
+      </w:pPr>
+      <w:r>
+        <w:drawing>
+          <wp:inline distT="0" distB="0" distL="0" distR="0" wp14:anchorId="23BBFC65" wp14:editId="7DCE82AF">
+            <wp:extent cx="5792008" cy="4648849"/>
+            <wp:effectExtent l="0" t="0" r="0" b="0"/>
+            <wp:docPr id="334704257" name="Picture 1"/>
+            <wp:cNvGraphicFramePr>
+              <a:graphicFrameLocks xmlns:a="http://schemas.openxmlformats.org/drawingml/2006/main" noChangeAspect="1"/>
+            </wp:cNvGraphicFramePr>
+            <a:graphic xmlns:a="http://schemas.openxmlformats.org/drawingml/2006/main">
+              <a:graphicData uri="http://schemas.openxmlformats.org/drawingml/2006/picture">
+                <pic:pic xmlns:pic="http://schemas.openxmlformats.org/drawingml/2006/picture">
+                  <pic:nvPicPr>
+                    <pic:cNvPr id="334704257" name=""/>
+                    <pic:cNvPicPr/>
+                  </pic:nvPicPr>
+                  <pic:blipFill>
+                    <a:blip r:embed="rId20"/>
+                    <a:stretch>
+                      <a:fillRect/>
+                    </a:stretch>
+                  </pic:blipFill>
+                  <pic:spPr>
+                    <a:xfrm>
+                      <a:off x="0" y="0"/>
+                      <a:ext cx="5792008" cy="4648849"/>
+                    </a:xfrm>
+                    <a:prstGeom prst="rect">
+                      <a:avLst/>
+                    </a:prstGeom>
+                  </pic:spPr>
+                </pic:pic>
+              </a:graphicData>
+            </a:graphic>
+          </wp:inline>
+        </w:drawing>
+      </w:r>
+    </w:p>
+    <w:p>
+      <w:pPr>
+        <w:pStyle w:val="SubStepAlpha"/>
+      </w:pPr>
+      <w:r>
+        <w:rPr>
+          <w:noProof/>
+        </w:rPr>
+        <w:t>Deactivate protected port on interfaces F0/6 and F0/7 using the following commands:</w:t>
+      </w:r>
+    </w:p>
+    <w:p>
+      <w:pPr>
+        <w:pStyle w:val="CMD"/>
+      </w:pPr>
+      <w:r>
+        <w:t>S1(</w:t>
+      </w:r>
+      <w:proofErr w:type="gramStart"/>
+      <w:r>
+        <w:t>config)#</w:t>
+      </w:r>
+      <w:proofErr w:type="gramEnd"/>
       <w:r>
         <w:t xml:space="preserve"> </w:t>
       </w:r>
       <w:r>
         <w:rPr>
-          <w:noProof/>
-        </w:rPr>
-        <w:t>S1. The remaining Fast Ethernet ports and the two Gigabit Ethernet ports will be</w:t>
-      </w:r>
-      <w:r>
-        <w:t xml:space="preserve"> shut</w:t>
-      </w:r>
+          <w:b/>
+        </w:rPr>
+        <w:t>interface range f0/6 - 7</w:t>
+      </w:r>
+    </w:p>
+    <w:p>
+      <w:pPr>
+        <w:pStyle w:val="CMD"/>
+      </w:pPr>
+      <w:r>
+        <w:t>S1(config-if-</w:t>
+      </w:r>
+      <w:proofErr w:type="gramStart"/>
+      <w:r>
+        <w:t>range)#</w:t>
+      </w:r>
+      <w:proofErr w:type="gramEnd"/>
       <w:r>
         <w:t xml:space="preserve"> </w:t>
-      </w:r>
-      <w:r>
-        <w:t>down.</w:t>
-      </w:r>
-    </w:p>
-    <w:p>
-      <w:pPr>
-        <w:pStyle w:val="CMD"/>
-        <w:rPr>
-          <w:noProof/>
-        </w:rPr>
-      </w:pPr>
-      <w:r>
-        <w:rPr>
-          <w:noProof/>
-        </w:rPr>
-        <w:t xml:space="preserve">S1(config)# </w:t>
-      </w:r>
-      <w:r>
-        <w:rPr>
-          <w:b/>
-        </w:rPr>
-        <w:t>interface range f0/2 - 4</w:t>
-      </w:r>
-    </w:p>
-    <w:p>
-      <w:pPr>
-        <w:pStyle w:val="CMD"/>
-        <w:rPr>
-          <w:noProof/>
-        </w:rPr>
-      </w:pPr>
-      <w:r>
-        <w:rPr>
-          <w:noProof/>
-        </w:rPr>
-        <w:t xml:space="preserve">S1(config-if-range)# </w:t>
-      </w:r>
-      <w:r>
-        <w:rPr>
-          <w:b/>
-        </w:rPr>
-        <w:t>shutdown</w:t>
-      </w:r>
-    </w:p>
-    <w:p>
-      <w:pPr>
-        <w:pStyle w:val="CMD"/>
-        <w:rPr>
-          <w:b/>
-          <w:noProof/>
-        </w:rPr>
-      </w:pPr>
-      <w:r>
-        <w:rPr>
-          <w:noProof/>
-        </w:rPr>
-        <w:t xml:space="preserve">S1(config-if-range)# </w:t>
-      </w:r>
-      <w:r>
-        <w:rPr>
-          <w:b/>
-        </w:rPr>
-        <w:t>interface range f0/7 - 24</w:t>
-      </w:r>
-    </w:p>
-    <w:p>
-      <w:pPr>
-        <w:pStyle w:val="CMD"/>
-        <w:rPr>
-          <w:noProof/>
-        </w:rPr>
-      </w:pPr>
-      <w:r>
-        <w:rPr>
-          <w:noProof/>
-        </w:rPr>
-        <w:t xml:space="preserve">S1(config-if-range)# </w:t>
-      </w:r>
-      <w:r>
-        <w:rPr>
-          <w:b/>
-        </w:rPr>
-        <w:t>shutdown</w:t>
-      </w:r>
-    </w:p>
-    <w:p>
-      <w:pPr>
-        <w:pStyle w:val="CMD"/>
-        <w:rPr>
-          <w:noProof/>
-        </w:rPr>
-      </w:pPr>
-      <w:r>
-        <w:rPr>
-          <w:noProof/>
-        </w:rPr>
-        <w:t xml:space="preserve">S1(config-if-range)# </w:t>
-      </w:r>
-      <w:r>
-        <w:rPr>
-          <w:b/>
-        </w:rPr>
-        <w:t>interface range g0/1 - 2</w:t>
-      </w:r>
-    </w:p>
-    <w:p>
-      <w:pPr>
-        <w:pStyle w:val="CMD"/>
-        <w:rPr>
-          <w:b/>
-          <w:noProof/>
-        </w:rPr>
-      </w:pPr>
-      <w:r>
-        <w:rPr>
-          <w:noProof/>
-        </w:rPr>
-        <w:t xml:space="preserve">S1(config-if-range)# </w:t>
-      </w:r>
-      <w:r>
-        <w:rPr>
-          <w:b/>
-        </w:rPr>
-        <w:t>shutdown</w:t>
-      </w:r>
-    </w:p>
-    <w:p>
-      <w:pPr>
-        <w:pStyle w:val="SubStepAlpha"/>
-      </w:pPr>
-      <w:r>
-        <w:rPr>
-          <w:noProof/>
-        </w:rPr>
-        <w:t>Ports F0</w:t>
-      </w:r>
-      <w:r>
-        <w:t xml:space="preserve">/1 and </w:t>
-      </w:r>
-      <w:r>
-        <w:t>F0/18</w:t>
-      </w:r>
-      <w:r>
-        <w:t xml:space="preserve"> are </w:t>
-      </w:r>
-      <w:r>
-        <w:t xml:space="preserve">used on </w:t>
-      </w:r>
-      <w:r>
-        <w:t>S</w:t>
-      </w:r>
-      <w:r>
-        <w:t>2. The remaining Fast Ethernet ports and the Gigabit Ethernet ports will be shut</w:t>
-      </w:r>
-      <w:r>
-        <w:t xml:space="preserve"> </w:t>
-      </w:r>
-      <w:r>
-        <w:t>down.</w:t>
-      </w:r>
-    </w:p>
-    <w:p>
-      <w:pPr>
-        <w:pStyle w:val="CMD"/>
-        <w:rPr>
-          <w:b/>
-        </w:rPr>
-      </w:pPr>
-      <w:r>
-        <w:rPr>
-          <w:noProof/>
-        </w:rPr>
-        <w:t xml:space="preserve">S2(config)# </w:t>
-      </w:r>
-      <w:r>
-        <w:rPr>
-          <w:b/>
-        </w:rPr>
-        <w:t>interface range f0/2 – 17, f0/19 – 24, g0/1 - 2</w:t>
-      </w:r>
-    </w:p>
-    <w:p>
-      <w:pPr>
-        <w:pStyle w:val="CMD"/>
-        <w:rPr>
-          <w:b/>
-        </w:rPr>
-      </w:pPr>
-      <w:r>
-        <w:t xml:space="preserve">S2(config-if-range)# </w:t>
-      </w:r>
-      <w:r>
-        <w:rPr>
-          <w:b/>
-        </w:rPr>
-        <w:t>shutdown</w:t>
-      </w:r>
-    </w:p>
-    <w:p>
-      <w:pPr>
-        <w:pStyle w:val="Heading3"/>
-        <w:rPr>
-          <w:noProof/>
-        </w:rPr>
-      </w:pPr>
-      <w:r>
-        <w:rPr>
-          <w:noProof/>
-        </w:rPr>
-        <w:t>Move active ports to a VLAN other than the default VLAN 1.</w:t>
-      </w:r>
-    </w:p>
-    <w:p>
-      <w:pPr>
-        <w:pStyle w:val="BodyTextL25"/>
-        <w:rPr>
-          <w:noProof/>
-        </w:rPr>
-      </w:pPr>
-      <w:r>
-        <w:rPr>
-          <w:bCs/>
-          <w:noProof/>
-        </w:rPr>
-        <w:t xml:space="preserve">As </w:t>
-      </w:r>
-      <w:r>
-        <w:rPr>
-          <w:noProof/>
-        </w:rPr>
-        <w:t>a further security measure, you can move all active end</w:t>
-      </w:r>
-      <w:r>
-        <w:rPr>
-          <w:noProof/>
-        </w:rPr>
-        <w:t>-</w:t>
-      </w:r>
-      <w:r>
-        <w:rPr>
-          <w:noProof/>
-        </w:rPr>
-        <w:t xml:space="preserve">user </w:t>
-      </w:r>
-      <w:r>
-        <w:rPr>
-          <w:noProof/>
-        </w:rPr>
-        <w:t xml:space="preserve">ports </w:t>
-      </w:r>
-      <w:r>
-        <w:rPr>
-          <w:noProof/>
-        </w:rPr>
-        <w:t>and router ports to a VLAN other than the default VLAN 1 on both switches.</w:t>
-      </w:r>
-    </w:p>
-    <w:p>
-      <w:pPr>
-        <w:pStyle w:val="SubStepAlpha"/>
-        <w:rPr>
-          <w:noProof/>
-        </w:rPr>
-      </w:pPr>
-      <w:r>
-        <w:rPr>
-          <w:noProof/>
-        </w:rPr>
-        <w:t>Configure a new VLAN for users on each switch using the following commands:</w:t>
-      </w:r>
-    </w:p>
-    <w:p>
-      <w:pPr>
-        <w:pStyle w:val="CMD"/>
-        <w:rPr>
-          <w:noProof/>
-        </w:rPr>
-      </w:pPr>
-      <w:r>
-        <w:rPr>
-          <w:noProof/>
-        </w:rPr>
-        <w:t xml:space="preserve">S1(config)# </w:t>
-      </w:r>
-      <w:r>
-        <w:rPr>
-          <w:b/>
-        </w:rPr>
-        <w:t>vlan 20</w:t>
-      </w:r>
-    </w:p>
-    <w:p>
-      <w:pPr>
-        <w:pStyle w:val="CMD"/>
-        <w:rPr>
-          <w:b/>
-          <w:noProof/>
-        </w:rPr>
-      </w:pPr>
-      <w:r>
-        <w:rPr>
-          <w:noProof/>
-        </w:rPr>
-        <w:t xml:space="preserve">S1(config-vlan)# </w:t>
-      </w:r>
-      <w:r>
-        <w:rPr>
-          <w:b/>
-        </w:rPr>
-        <w:t>name Users</w:t>
-      </w:r>
-    </w:p>
-    <w:p>
-      <w:pPr>
-        <w:pStyle w:val="CMD"/>
-        <w:rPr>
-          <w:noProof/>
-        </w:rPr>
-      </w:pPr>
-    </w:p>
-    <w:p>
-      <w:pPr>
-        <w:pStyle w:val="CMD"/>
-        <w:rPr>
-          <w:b/>
-          <w:noProof/>
-        </w:rPr>
-      </w:pPr>
-      <w:r>
-        <w:rPr>
-          <w:noProof/>
-        </w:rPr>
-        <w:t xml:space="preserve">S2(config)# </w:t>
-      </w:r>
-      <w:r>
-        <w:rPr>
-          <w:b/>
-        </w:rPr>
-        <w:t>vlan 20</w:t>
-      </w:r>
-    </w:p>
-    <w:p>
-      <w:pPr>
-        <w:pStyle w:val="CMD"/>
-        <w:rPr>
-          <w:b/>
-          <w:noProof/>
-        </w:rPr>
-      </w:pPr>
-      <w:r>
-        <w:rPr>
-          <w:noProof/>
-        </w:rPr>
-        <w:t xml:space="preserve">S2(config-vlan)# </w:t>
-      </w:r>
-      <w:r>
-        <w:rPr>
-          <w:rStyle w:val="CMDChar"/>
-          <w:b/>
-          <w:noProof/>
-        </w:rPr>
-        <w:t>name Users</w:t>
-      </w:r>
-    </w:p>
-    <w:p>
-      <w:pPr>
-        <w:pStyle w:val="SubStepAlpha"/>
-        <w:rPr>
-          <w:noProof/>
-        </w:rPr>
-      </w:pPr>
-      <w:r>
-        <w:rPr>
-          <w:noProof/>
-        </w:rPr>
-        <w:t>Add the current active access (non-trunk) ports to the new VLAN.</w:t>
-      </w:r>
-    </w:p>
-    <w:p>
-      <w:pPr>
-        <w:pStyle w:val="CMD"/>
-        <w:rPr>
-          <w:b/>
-          <w:noProof/>
-        </w:rPr>
-      </w:pPr>
-      <w:r>
-        <w:rPr>
-          <w:noProof/>
-        </w:rPr>
-        <w:t xml:space="preserve">S1(config)# </w:t>
-      </w:r>
-      <w:r>
-        <w:rPr>
-          <w:b/>
-        </w:rPr>
-        <w:t>interface f0/6</w:t>
-      </w:r>
-    </w:p>
-    <w:p>
-      <w:pPr>
-        <w:pStyle w:val="CMD"/>
-        <w:rPr>
-          <w:noProof/>
-        </w:rPr>
-      </w:pPr>
-      <w:r>
-        <w:rPr>
-          <w:noProof/>
-        </w:rPr>
-        <w:t>S1</w:t>
-      </w:r>
-      <w:r>
-        <w:t>(config-if</w:t>
-      </w:r>
-      <w:r>
-        <w:t>-range</w:t>
-      </w:r>
-      <w:r>
-        <w:t>)#</w:t>
-      </w:r>
-      <w:r>
-        <w:t xml:space="preserve"> </w:t>
-      </w:r>
-      <w:r>
-        <w:rPr>
-          <w:b/>
-        </w:rPr>
-        <w:t>switchport access vlan 20</w:t>
-      </w:r>
-    </w:p>
-    <w:p>
-      <w:pPr>
-        <w:pStyle w:val="CMD"/>
-        <w:rPr>
-          <w:noProof/>
-        </w:rPr>
-      </w:pPr>
-    </w:p>
-    <w:p>
-      <w:pPr>
-        <w:pStyle w:val="CMD"/>
-        <w:rPr>
-          <w:noProof/>
-        </w:rPr>
-      </w:pPr>
-      <w:r>
-        <w:rPr>
-          <w:noProof/>
-        </w:rPr>
-        <w:t xml:space="preserve">S2(config)# </w:t>
-      </w:r>
-      <w:r>
-        <w:rPr>
-          <w:b/>
-        </w:rPr>
-        <w:t>interface f0/18</w:t>
-      </w:r>
-    </w:p>
-    <w:p>
-      <w:pPr>
-        <w:pStyle w:val="CMD"/>
-        <w:rPr>
-          <w:b/>
-          <w:noProof/>
-        </w:rPr>
-      </w:pPr>
-      <w:r>
-        <w:rPr>
-          <w:noProof/>
-        </w:rPr>
-        <w:t xml:space="preserve">S2(config-if)# </w:t>
-      </w:r>
-      <w:r>
-        <w:rPr>
-          <w:b/>
-        </w:rPr>
-        <w:t>switchport access vlan 20</w:t>
-      </w:r>
-    </w:p>
-    <w:p>
-      <w:pPr>
-        <w:pStyle w:val="BodyTextL50"/>
-        <w:rPr>
-          <w:noProof/>
-        </w:rPr>
-      </w:pPr>
-      <w:r>
-        <w:rPr>
-          <w:b/>
-          <w:noProof/>
-        </w:rPr>
-        <w:t>Note</w:t>
-      </w:r>
-      <w:r>
-        <w:rPr>
-          <w:noProof/>
-        </w:rPr>
-        <w:t>: This will prevent communication between end</w:t>
-      </w:r>
-      <w:r>
-        <w:rPr>
-          <w:noProof/>
-        </w:rPr>
-        <w:t>-</w:t>
-      </w:r>
-      <w:r>
-        <w:rPr>
-          <w:noProof/>
-        </w:rPr>
-        <w:t>user hosts and the management VLAN IP address of the switch, which is currently VLAN 1. The switch can still be accessed and configured using the console connection.</w:t>
-      </w:r>
-    </w:p>
-    <w:p>
-      <w:pPr>
-        <w:pStyle w:val="BodyTextL50"/>
-      </w:pPr>
-      <w:r>
-        <w:rPr>
-          <w:b/>
-          <w:noProof/>
-        </w:rPr>
-        <w:t>Note</w:t>
-      </w:r>
-      <w:r>
-        <w:rPr>
-          <w:noProof/>
-        </w:rPr>
-        <w:t xml:space="preserve">: </w:t>
-      </w:r>
-      <w:r>
-        <w:rPr>
-          <w:noProof/>
-        </w:rPr>
-        <w:t>To provide SSH access to the switch, a specific port can be designated as the management port and added to VLAN 1 with a specific management workstation attached. A more elaborate solution is to create a new VLAN for switch management (or use the existing native trunk VLAN 99), and configure a separate subnet for the management and user VLANs.</w:t>
-      </w:r>
-    </w:p>
-    <w:p>
-      <w:pPr>
-        <w:pStyle w:val="Heading3"/>
-        <w:rPr>
-          <w:noProof/>
-        </w:rPr>
-      </w:pPr>
-      <w:r>
-        <w:rPr>
-          <w:noProof/>
-        </w:rPr>
-        <w:t>Configure a port with the PVLAN Edge feature.</w:t>
-      </w:r>
-    </w:p>
-    <w:p>
-      <w:pPr>
-        <w:pStyle w:val="BodyTextL25"/>
-        <w:rPr>
-          <w:noProof/>
-        </w:rPr>
-      </w:pPr>
-      <w:r>
-        <w:rPr>
-          <w:noProof/>
-        </w:rPr>
-        <w:t>Some applications require that no traffic be forwarded at Layer 2 between ports on the same switch so that one neighbor does not see the traffic generated by another neighbor. In such an environment, the use of the Private VLAN (PVLAN) Edge feature, also known as protected ports, ensures that there is no exchange of unicast, broadcast, or multicast traffic between these ports on the switch. The PVLAN Edge feature can only be implemented for ports on the same switch and is locally significant.</w:t>
-      </w:r>
-    </w:p>
-    <w:p>
-      <w:pPr>
-        <w:pStyle w:val="BodyTextL25"/>
-        <w:rPr>
-          <w:noProof/>
-        </w:rPr>
-      </w:pPr>
-      <w:r>
-        <w:rPr>
-          <w:noProof/>
-        </w:rPr>
-        <w:t xml:space="preserve">For example, to prevent traffic </w:t>
-      </w:r>
-      <w:r>
-        <w:rPr>
-          <w:noProof/>
-        </w:rPr>
-        <w:t>between</w:t>
-      </w:r>
-      <w:r>
-        <w:rPr>
-          <w:noProof/>
-        </w:rPr>
-        <w:t xml:space="preserve"> host PC-A on S1 (port F0/6) and a host on another S1 port (e.g. port F0/7, which was previously shut down), you could use the </w:t>
-      </w:r>
-      <w:r>
-        <w:rPr>
-          <w:b/>
-          <w:bCs/>
-        </w:rPr>
-        <w:t>switchport protected</w:t>
-      </w:r>
-      <w:r>
-        <w:rPr>
-          <w:noProof/>
-        </w:rPr>
-        <w:t xml:space="preserve"> command to activate the PVLAN Edge feature on these two ports. </w:t>
-      </w:r>
-      <w:r>
-        <w:rPr>
-          <w:noProof/>
-        </w:rPr>
-        <w:t>U</w:t>
-      </w:r>
-      <w:r>
-        <w:rPr>
-          <w:noProof/>
-        </w:rPr>
-        <w:t xml:space="preserve">se the </w:t>
-      </w:r>
-      <w:r>
-        <w:rPr>
-          <w:b/>
-          <w:bCs/>
-        </w:rPr>
-        <w:t>no switchport protected</w:t>
-      </w:r>
-      <w:r>
-        <w:rPr>
-          <w:noProof/>
-        </w:rPr>
-        <w:t xml:space="preserve"> interface configuration command</w:t>
-      </w:r>
-      <w:r>
-        <w:rPr>
-          <w:noProof/>
-        </w:rPr>
-        <w:t xml:space="preserve"> to disable protected port</w:t>
-      </w:r>
-      <w:r>
-        <w:rPr>
-          <w:noProof/>
-        </w:rPr>
-        <w:t>.</w:t>
-      </w:r>
-    </w:p>
-    <w:p>
-      <w:pPr>
-        <w:pStyle w:val="SubStepAlpha"/>
-        <w:rPr>
-          <w:noProof/>
-        </w:rPr>
-      </w:pPr>
-      <w:r>
-        <w:rPr>
-          <w:noProof/>
-        </w:rPr>
-        <w:t>Configure the PVLAN Edge feature in interface configuration mode using the following commands:</w:t>
-      </w:r>
-    </w:p>
-    <w:p>
-      <w:pPr>
-        <w:pStyle w:val="CMD"/>
-        <w:rPr>
-          <w:noProof/>
-        </w:rPr>
-      </w:pPr>
-      <w:r>
-        <w:rPr>
-          <w:noProof/>
-        </w:rPr>
-        <w:t xml:space="preserve">S1(config)# </w:t>
-      </w:r>
-      <w:r>
-        <w:rPr>
-          <w:b/>
-        </w:rPr>
-        <w:t>interface f0/6</w:t>
-      </w:r>
-    </w:p>
-    <w:p>
-      <w:pPr>
-        <w:pStyle w:val="CMD"/>
-        <w:rPr>
-          <w:noProof/>
-        </w:rPr>
-      </w:pPr>
-      <w:r>
-        <w:rPr>
-          <w:noProof/>
-        </w:rPr>
-        <w:t xml:space="preserve">S1(config-if)# </w:t>
-      </w:r>
-      <w:r>
-        <w:rPr>
-          <w:b/>
-        </w:rPr>
-        <w:t>switchport protected</w:t>
-      </w:r>
-    </w:p>
-    <w:p>
-      <w:pPr>
-        <w:pStyle w:val="CMD"/>
-        <w:rPr>
-          <w:noProof/>
-        </w:rPr>
-      </w:pPr>
-      <w:r>
-        <w:rPr>
-          <w:noProof/>
-        </w:rPr>
-        <w:t xml:space="preserve">S1(config-if)# </w:t>
-      </w:r>
-      <w:r>
-        <w:rPr>
-          <w:b/>
-        </w:rPr>
-        <w:t>interface f0/7</w:t>
-      </w:r>
-    </w:p>
-    <w:p>
-      <w:pPr>
-        <w:pStyle w:val="CMD"/>
-        <w:rPr>
-          <w:noProof/>
-        </w:rPr>
-      </w:pPr>
-      <w:r>
-        <w:rPr>
-          <w:noProof/>
-        </w:rPr>
-        <w:t xml:space="preserve">S1(config-if)# </w:t>
-      </w:r>
-      <w:r>
-        <w:rPr>
-          <w:b/>
-        </w:rPr>
-        <w:t>switchport protected</w:t>
-      </w:r>
-    </w:p>
-    <w:p>
-      <w:pPr>
-        <w:pStyle w:val="CMD"/>
-        <w:rPr>
-          <w:noProof/>
-        </w:rPr>
-      </w:pPr>
-      <w:r>
-        <w:rPr>
-          <w:noProof/>
-        </w:rPr>
-        <w:t xml:space="preserve">S1(config-if)# </w:t>
-      </w:r>
-      <w:r>
-        <w:rPr>
-          <w:b/>
-        </w:rPr>
-        <w:t>no shut</w:t>
-      </w:r>
-    </w:p>
-    <w:p>
-      <w:pPr>
-        <w:pStyle w:val="CMD"/>
-        <w:rPr>
-          <w:b/>
-          <w:noProof/>
-        </w:rPr>
-      </w:pPr>
-      <w:r>
-        <w:rPr>
-          <w:noProof/>
-        </w:rPr>
-        <w:t xml:space="preserve">S1(config-if)# </w:t>
-      </w:r>
-      <w:r>
-        <w:rPr>
-          <w:b/>
-        </w:rPr>
-        <w:t>end</w:t>
-      </w:r>
-    </w:p>
-    <w:p>
-      <w:pPr>
-        <w:pStyle w:val="SubStepAlpha"/>
-        <w:rPr>
-          <w:noProof/>
-        </w:rPr>
-      </w:pPr>
-      <w:r>
-        <w:rPr>
-          <w:noProof/>
-        </w:rPr>
-        <w:t>Verify that the PVLAN Edge Feature (protected port) is enabled on F0/6.</w:t>
-      </w:r>
-    </w:p>
-    <w:p>
-      <w:pPr>
-        <w:pStyle w:val="CMD"/>
-        <w:rPr>
-          <w:noProof/>
-        </w:rPr>
-      </w:pPr>
-      <w:r>
-        <w:rPr>
-          <w:noProof/>
-        </w:rPr>
-        <w:t xml:space="preserve">S1# </w:t>
-      </w:r>
-      <w:r>
-        <w:rPr>
-          <w:b/>
-        </w:rPr>
-        <w:t>show interfaces f0/6 switchport</w:t>
-      </w:r>
-    </w:p>
-    <w:p>
-      <w:pPr>
-        <w:pStyle w:val="CMDOutput"/>
-        <w:rPr>
-          <w:noProof/>
-        </w:rPr>
-      </w:pPr>
-      <w:r>
-        <w:rPr>
-          <w:noProof/>
-        </w:rPr>
-        <w:t>Name: Fa0/6</w:t>
-      </w:r>
-    </w:p>
-    <w:p>
-      <w:pPr>
-        <w:pStyle w:val="CMDOutput"/>
-        <w:rPr>
-          <w:noProof/>
-        </w:rPr>
-      </w:pPr>
-      <w:r>
-        <w:rPr>
-          <w:noProof/>
-        </w:rPr>
-        <w:t>Switchport: Enabled</w:t>
-      </w:r>
-    </w:p>
-    <w:p>
-      <w:pPr>
-        <w:pStyle w:val="CMDOutput"/>
-        <w:rPr>
-          <w:noProof/>
-        </w:rPr>
-      </w:pPr>
-      <w:r>
-        <w:rPr>
-          <w:noProof/>
-        </w:rPr>
-        <w:t>Administrative Mode: dynamic auto</w:t>
-      </w:r>
-    </w:p>
-    <w:p>
-      <w:pPr>
-        <w:pStyle w:val="CMDOutput"/>
-        <w:rPr>
-          <w:noProof/>
-        </w:rPr>
-      </w:pPr>
-      <w:r>
-        <w:rPr>
-          <w:noProof/>
-        </w:rPr>
-        <w:t>Operational Mode: static access</w:t>
-      </w:r>
-    </w:p>
-    <w:p>
-      <w:pPr>
-        <w:pStyle w:val="CMDOutput"/>
-        <w:rPr>
-          <w:noProof/>
-        </w:rPr>
-      </w:pPr>
-      <w:r>
-        <w:rPr>
-          <w:noProof/>
-        </w:rPr>
-        <w:t>Administrative Trunking Encapsulation: dot1q</w:t>
-      </w:r>
-    </w:p>
-    <w:p>
-      <w:pPr>
-        <w:pStyle w:val="CMDOutput"/>
-        <w:rPr>
-          <w:noProof/>
-        </w:rPr>
-      </w:pPr>
-      <w:r>
-        <w:rPr>
-          <w:noProof/>
-        </w:rPr>
-        <w:t>Negotiation of Trunking: On</w:t>
-      </w:r>
-    </w:p>
-    <w:p>
-      <w:pPr>
-        <w:pStyle w:val="CMDOutput"/>
-      </w:pPr>
-      <w:r>
-        <w:rPr>
-          <w:noProof/>
-        </w:rPr>
-        <w:t>Access Mode VLAN:</w:t>
-      </w:r>
-      <w:r>
-        <w:t xml:space="preserve"> 20 (Users)</w:t>
-      </w:r>
-    </w:p>
-    <w:p>
-      <w:pPr>
-        <w:pStyle w:val="CMDOutput"/>
-      </w:pPr>
-      <w:r>
-        <w:t>Trunking Native Mode VLAN: 1 (default)</w:t>
-      </w:r>
-    </w:p>
-    <w:p>
-      <w:pPr>
-        <w:pStyle w:val="CMDOutput"/>
-      </w:pPr>
-      <w:r>
-        <w:t>Administrative Native VLAN tagging: enabled</w:t>
-      </w:r>
-    </w:p>
-    <w:p>
-      <w:pPr>
-        <w:pStyle w:val="CMDOutput"/>
-      </w:pPr>
-      <w:r>
-        <w:t>Voice VLAN: none</w:t>
-      </w:r>
-    </w:p>
-    <w:p>
-      <w:pPr>
-        <w:pStyle w:val="CMDOutput"/>
-      </w:pPr>
-      <w:r>
-        <w:t>Administrative private-vlan host-association: none</w:t>
-      </w:r>
-    </w:p>
-    <w:p>
-      <w:pPr>
-        <w:pStyle w:val="CMDOutput"/>
-      </w:pPr>
-      <w:r>
-        <w:t>Administrative private-vlan mapping: none</w:t>
-      </w:r>
-    </w:p>
-    <w:p>
-      <w:pPr>
-        <w:pStyle w:val="CMDOutput"/>
-      </w:pPr>
-      <w:r>
-        <w:t>Administrative private-vlan trunk native VLAN: none</w:t>
-      </w:r>
-    </w:p>
-    <w:p>
-      <w:pPr>
-        <w:pStyle w:val="CMDOutput"/>
-      </w:pPr>
-      <w:r>
-        <w:t>Administrative private-vlan trunk Native VLAN tagging: enabled</w:t>
-      </w:r>
-    </w:p>
-    <w:p>
-      <w:pPr>
-        <w:pStyle w:val="CMDOutput"/>
-      </w:pPr>
-      <w:r>
-        <w:t>Administrative private-vlan trunk encapsulation: dot1q</w:t>
-      </w:r>
-    </w:p>
-    <w:p>
-      <w:pPr>
-        <w:pStyle w:val="CMDOutput"/>
-      </w:pPr>
-      <w:r>
-        <w:t>Administrative private-vlan trunk normal VLANs: none</w:t>
-      </w:r>
-    </w:p>
-    <w:p>
-      <w:pPr>
-        <w:pStyle w:val="CMDOutput"/>
-      </w:pPr>
-      <w:r>
-        <w:t>Administrative private-vlan trunk private VLANs: none</w:t>
-      </w:r>
-    </w:p>
-    <w:p>
-      <w:pPr>
-        <w:pStyle w:val="CMDOutput"/>
-      </w:pPr>
-      <w:r>
-        <w:t>Operational private-vlan: none</w:t>
-      </w:r>
-    </w:p>
-    <w:p>
-      <w:pPr>
-        <w:pStyle w:val="CMDOutput"/>
-      </w:pPr>
-      <w:r>
-        <w:t>Trunking VLANs Enabled: ALL</w:t>
-      </w:r>
-    </w:p>
-    <w:p>
-      <w:pPr>
-        <w:pStyle w:val="CMDOutput"/>
-      </w:pPr>
-      <w:r>
-        <w:t>Pruning VLANs Enabled: 2-1001</w:t>
-      </w:r>
-    </w:p>
-    <w:p>
-      <w:pPr>
-        <w:pStyle w:val="CMDOutput"/>
-      </w:pPr>
-      <w:r>
-        <w:t>Capture Mode Disabled</w:t>
-      </w:r>
-    </w:p>
-    <w:p>
-      <w:pPr>
-        <w:pStyle w:val="CMDOutput"/>
-      </w:pPr>
-      <w:r>
-        <w:t>Capture VLANs Allowed: ALL</w:t>
-      </w:r>
-    </w:p>
-    <w:p>
-      <w:pPr>
-        <w:pStyle w:val="CMDOutput"/>
-      </w:pPr>
-    </w:p>
-    <w:p>
-      <w:pPr>
-        <w:pStyle w:val="CMDOutput"/>
-      </w:pPr>
-      <w:r>
-        <w:rPr>
-          <w:highlight w:val="yellow"/>
-        </w:rPr>
-        <w:t>Protected: true</w:t>
-      </w:r>
-    </w:p>
-    <w:p>
-      <w:pPr>
-        <w:pStyle w:val="CMDOutput"/>
-      </w:pPr>
-      <w:r>
-        <w:t>Unknown unicast blocked: disabled</w:t>
-      </w:r>
-    </w:p>
-    <w:p>
-      <w:pPr>
-        <w:pStyle w:val="CMDOutput"/>
-      </w:pPr>
-      <w:r>
-        <w:t>Unknown multicast blocked: disabled</w:t>
-      </w:r>
-    </w:p>
-    <w:p>
-      <w:pPr>
-        <w:pStyle w:val="CMDOutput"/>
-      </w:pPr>
-      <w:r>
-        <w:t>Appliance trust: none</w:t>
-      </w:r>
-    </w:p>
-    <w:p>
-      <w:pPr>
-        <w:pStyle w:val="SubStepAlpha"/>
-      </w:pPr>
-      <w:r>
-        <w:rPr>
-          <w:noProof/>
-        </w:rPr>
-        <w:t>Deactivate protected port on interfaces F0/6 and F0/7 using the following commands:</w:t>
-      </w:r>
-    </w:p>
-    <w:p>
-      <w:pPr>
-        <w:pStyle w:val="CMD"/>
-      </w:pPr>
-      <w:r>
-        <w:t xml:space="preserve">S1(config)# </w:t>
-      </w:r>
-      <w:r>
-        <w:rPr>
-          <w:b/>
-        </w:rPr>
-        <w:t>interface range f0/6 - 7</w:t>
-      </w:r>
-    </w:p>
-    <w:p>
-      <w:pPr>
-        <w:pStyle w:val="CMD"/>
-      </w:pPr>
-      <w:r>
-        <w:t xml:space="preserve">S1(config-if-range)# </w:t>
       </w:r>
       <w:r>
         <w:rPr>
@@ -10786,10 +12537,10 @@
       <w:bookmarkEnd w:id="13"/>
     </w:p>
     <w:sectPr>
-      <w:headerReference w:type="default" r:id="rId11"/>
-      <w:footerReference w:type="default" r:id="rId12"/>
-      <w:headerReference w:type="first" r:id="rId13"/>
-      <w:footerReference w:type="first" r:id="rId14"/>
+      <w:headerReference w:type="default" r:id="rId21"/>
+      <w:footerReference w:type="default" r:id="rId22"/>
+      <w:headerReference w:type="first" r:id="rId23"/>
+      <w:footerReference w:type="first" r:id="rId24"/>
       <w:pgSz w:w="12240" w:h="15840" w:code="1"/>
       <w:pgMar w:top="1526" w:right="1080" w:bottom="1296" w:left="1080" w:header="720" w:footer="720" w:gutter="0"/>
       <w:cols w:space="720"/>
@@ -10872,7 +12623,7 @@
       <w:rPr>
         <w:noProof/>
       </w:rPr>
-      <w:t>2021</w:t>
+      <w:t>2026</w:t>
     </w:r>
     <w:r>
       <w:fldChar w:fldCharType="end"/>
@@ -11031,7 +12782,7 @@
       <w:rPr>
         <w:noProof/>
       </w:rPr>
-      <w:t>2021</w:t>
+      <w:t>2026</w:t>
     </w:r>
     <w:r>
       <w:fldChar w:fldCharType="end"/>
@@ -11191,8 +12942,21 @@
           <w:pStyle w:val="PageHead"/>
         </w:pPr>
         <w:r>
-          <w:t>Lab - Configure STP Security</w:t>
+          <w:t xml:space="preserve">Lab - Configure STP Security </w:t>
         </w:r>
+        <w:proofErr w:type="gramStart"/>
+        <w:r>
+          <w:t>( THY</w:t>
+        </w:r>
+        <w:proofErr w:type="gramEnd"/>
+        <w:r>
+          <w:t xml:space="preserve"> </w:t>
+        </w:r>
+        <w:proofErr w:type="gramStart"/>
+        <w:r>
+          <w:t>DAYUTH )</w:t>
+        </w:r>
+        <w:proofErr w:type="gramEnd"/>
       </w:p>
     </w:sdtContent>
   </w:sdt>
@@ -14311,7 +16075,6 @@
   <w:style w:type="character" w:default="1" w:styleId="DefaultParagraphFont">
     <w:name w:val="Default Paragraph Font"/>
     <w:uiPriority w:val="1"/>
-    <w:semiHidden/>
     <w:unhideWhenUsed/>
   </w:style>
   <w:style w:type="table" w:default="1" w:styleId="TableNormal">
@@ -16242,9 +18005,11 @@
   </w:compat>
   <w:rsids>
     <w:rsidRoot w:val="00CF4671"/>
+    <w:rsid w:val="000D64FD"/>
     <w:rsid w:val="003444FE"/>
     <w:rsid w:val="00815C94"/>
     <w:rsid w:val="00954C93"/>
+    <w:rsid w:val="009C1E2F"/>
     <w:rsid w:val="00B17F11"/>
     <w:rsid w:val="00B96524"/>
     <w:rsid w:val="00CF4671"/>
